--- a/10-保护电路/07-欠压保护/欠压锁定UVLO电路/欠压锁定UVLO电路.docx
+++ b/10-保护电路/07-欠压保护/欠压锁定UVLO电路/欠压锁定UVLO电路.docx
@@ -2883,6 +2883,20 @@
     </w:p>
     <w:bookmarkEnd w:id="26"/>
     <w:bookmarkEnd w:id="27"/>
+    <w:p>
+      <w:pPr>
+        <w:spacing w:before="360"/>
+        <w:jc w:val="center"/>
+      </w:pPr>
+      <w:r>
+        <w:rPr>
+          <w:rFonts w:ascii="Times New Roman" w:hAnsi="Times New Roman"/>
+          <w:color w:val="555555"/>
+          <w:sz w:val="21"/>
+        </w:rPr>
+        <w:t>材料收集者：杜文杰</w:t>
+      </w:r>
+    </w:p>
     <w:sectPr>
       <w:headerReference r:id="rId9" w:type="default"/>
       <w:footerReference r:id="rId10" w:type="default"/>

--- a/10-保护电路/07-欠压保护/欠压锁定UVLO电路/欠压锁定UVLO电路.docx
+++ b/10-保护电路/07-欠压保护/欠压锁定UVLO电路/欠压锁定UVLO电路.docx
@@ -1,6 +1,6 @@
 
 <file path=word/document.xml><?xml version="1.0" encoding="utf-8"?>
-<w:document xmlns:w="http://schemas.openxmlformats.org/wordprocessingml/2006/main" xmlns:m="http://schemas.openxmlformats.org/officeDocument/2006/math" xmlns:r="http://schemas.openxmlformats.org/officeDocument/2006/relationships" xmlns:o="urn:schemas-microsoft-com:office:office" xmlns:v="urn:schemas-microsoft-com:vml" xmlns:w10="urn:schemas-microsoft-com:office:word" xmlns:a="http://schemas.openxmlformats.org/drawingml/2006/main" xmlns:pic="http://schemas.openxmlformats.org/drawingml/2006/picture" xmlns:wp="http://schemas.openxmlformats.org/drawingml/2006/wordprocessingDrawing">
+<w:document xmlns:m="http://schemas.openxmlformats.org/officeDocument/2006/math" xmlns:r="http://schemas.openxmlformats.org/officeDocument/2006/relationships" xmlns:w="http://schemas.openxmlformats.org/wordprocessingml/2006/main" xmlns:o="urn:schemas-microsoft-com:office:office" xmlns:v="urn:schemas-microsoft-com:vml" xmlns:w10="urn:schemas-microsoft-com:office:word" xmlns:a="http://schemas.openxmlformats.org/drawingml/2006/main" xmlns:pic="http://schemas.openxmlformats.org/drawingml/2006/picture" xmlns:wp="http://schemas.openxmlformats.org/drawingml/2006/wordprocessingDrawing">
   <w:body>
     <w:bookmarkStart w:id="27" w:name="欠压锁定-uvlo-电路"/>
     <w:p>
@@ -9,16 +9,19 @@
       </w:pPr>
       <w:r>
         <w:rPr>
-          <w:rFonts w:hint="eastAsia"/>
+          <w:rFonts w:hint="eastAsia" w:eastAsia="黑体"/>
         </w:rPr>
         <w:t xml:space="preserve">欠压锁定</w:t>
       </w:r>
       <w:r>
+        <w:rPr>
+          <w:rFonts w:eastAsia="黑体"/>
+        </w:rPr>
         <w:t xml:space="preserve"> UVLO </w:t>
       </w:r>
       <w:r>
         <w:rPr>
-          <w:rFonts w:hint="eastAsia"/>
+          <w:rFonts w:hint="eastAsia" w:eastAsia="黑体"/>
         </w:rPr>
         <w:t xml:space="preserve">电路</w:t>
       </w:r>
@@ -30,7 +33,7 @@
       </w:pPr>
       <w:r>
         <w:rPr>
-          <w:rFonts w:hint="eastAsia"/>
+          <w:rFonts w:hint="eastAsia" w:eastAsia="黑体"/>
         </w:rPr>
         <w:t xml:space="preserve">拓扑描述</w:t>
       </w:r>
@@ -41,11 +44,14 @@
       </w:pPr>
       <w:r>
         <w:rPr>
-          <w:rFonts w:hint="eastAsia"/>
+          <w:rFonts w:hint="eastAsia" w:eastAsia="黑体"/>
         </w:rPr>
         <w:t xml:space="preserve">该电路由输入分压电阻</w:t>
       </w:r>
       <w:r>
+        <w:rPr>
+          <w:rFonts w:eastAsia="黑体"/>
+        </w:rPr>
         <w:t xml:space="preserve"> </w:t>
       </w:r>
       <m:oMath>
@@ -63,6 +69,9 @@
         </m:sSub>
       </m:oMath>
       <w:r>
+        <w:rPr>
+          <w:rFonts w:eastAsia="黑体"/>
+        </w:rPr>
         <w:t xml:space="preserve">、</w:t>
       </w:r>
       <m:oMath>
@@ -81,20 +90,26 @@
       </m:oMath>
       <w:r>
         <w:rPr>
-          <w:rFonts w:hint="eastAsia"/>
+          <w:rFonts w:hint="eastAsia" w:eastAsia="黑体"/>
         </w:rPr>
         <w:t xml:space="preserve">（编号</w:t>
       </w:r>
       <w:r>
+        <w:rPr>
+          <w:rFonts w:eastAsia="黑体"/>
+        </w:rPr>
         <w:t xml:space="preserve"> </w:t>
       </w:r>
       <w:r>
         <w:rPr>
-          <w:rFonts w:hint="eastAsia"/>
+          <w:rFonts w:hint="eastAsia" w:eastAsia="黑体"/>
         </w:rPr>
         <w:t xml:space="preserve">R1、R2）、滞回电阻</w:t>
       </w:r>
       <w:r>
+        <w:rPr>
+          <w:rFonts w:eastAsia="黑体"/>
+        </w:rPr>
         <w:t xml:space="preserve"> </w:t>
       </w:r>
       <m:oMath>
@@ -119,47 +134,62 @@
       </m:oMath>
       <w:r>
         <w:rPr>
-          <w:rFonts w:hint="eastAsia"/>
+          <w:rFonts w:hint="eastAsia" w:eastAsia="黑体"/>
         </w:rPr>
         <w:t xml:space="preserve">（编号</w:t>
       </w:r>
       <w:r>
+        <w:rPr>
+          <w:rFonts w:eastAsia="黑体"/>
+        </w:rPr>
         <w:t xml:space="preserve"> </w:t>
       </w:r>
       <w:r>
         <w:rPr>
-          <w:rFonts w:hint="eastAsia"/>
+          <w:rFonts w:hint="eastAsia" w:eastAsia="黑体"/>
         </w:rPr>
         <w:t xml:space="preserve">R3）与带滞回的比较器</w:t>
       </w:r>
       <w:r>
+        <w:rPr>
+          <w:rFonts w:eastAsia="黑体"/>
+        </w:rPr>
         <w:t xml:space="preserve"> </w:t>
       </w:r>
       <w:r>
         <w:rPr>
-          <w:rFonts w:hint="eastAsia"/>
+          <w:rFonts w:hint="eastAsia" w:eastAsia="黑体"/>
         </w:rPr>
         <w:t xml:space="preserve">IC1（或专用</w:t>
       </w:r>
       <w:r>
+        <w:rPr>
+          <w:rFonts w:eastAsia="黑体"/>
+        </w:rPr>
         <w:t xml:space="preserve"> UVLO </w:t>
       </w:r>
       <w:r>
         <w:rPr>
-          <w:rFonts w:hint="eastAsia"/>
+          <w:rFonts w:hint="eastAsia" w:eastAsia="黑体"/>
         </w:rPr>
         <w:t xml:space="preserve">芯片）及受控开关</w:t>
       </w:r>
       <w:r>
+        <w:rPr>
+          <w:rFonts w:eastAsia="黑体"/>
+        </w:rPr>
         <w:t xml:space="preserve"> Q1 </w:t>
       </w:r>
       <w:r>
         <w:rPr>
-          <w:rFonts w:hint="eastAsia"/>
+          <w:rFonts w:hint="eastAsia" w:eastAsia="黑体"/>
         </w:rPr>
         <w:t xml:space="preserve">组成。关键节点定义如下：电源输入节点</w:t>
       </w:r>
       <w:r>
+        <w:rPr>
+          <w:rFonts w:eastAsia="黑体"/>
+        </w:rPr>
         <w:t xml:space="preserve"> </w:t>
       </w:r>
       <m:oMath>
@@ -180,15 +210,21 @@
         </m:sSub>
       </m:oMath>
       <w:r>
+        <w:rPr>
+          <w:rFonts w:eastAsia="黑体"/>
+        </w:rPr>
         <w:t xml:space="preserve"> </w:t>
       </w:r>
       <w:r>
         <w:rPr>
-          <w:rFonts w:hint="eastAsia"/>
+          <w:rFonts w:hint="eastAsia" w:eastAsia="黑体"/>
         </w:rPr>
         <w:t xml:space="preserve">是被监测电源正极接入点，接分压电阻</w:t>
       </w:r>
       <w:r>
+        <w:rPr>
+          <w:rFonts w:eastAsia="黑体"/>
+        </w:rPr>
         <w:t xml:space="preserve"> </w:t>
       </w:r>
       <m:oMath>
@@ -206,15 +242,21 @@
         </m:sSub>
       </m:oMath>
       <w:r>
+        <w:rPr>
+          <w:rFonts w:eastAsia="黑体"/>
+        </w:rPr>
         <w:t xml:space="preserve"> </w:t>
       </w:r>
       <w:r>
         <w:rPr>
-          <w:rFonts w:hint="eastAsia"/>
+          <w:rFonts w:hint="eastAsia" w:eastAsia="黑体"/>
         </w:rPr>
         <w:t xml:space="preserve">的顶端；分压检测节点</w:t>
       </w:r>
       <w:r>
+        <w:rPr>
+          <w:rFonts w:eastAsia="黑体"/>
+        </w:rPr>
         <w:t xml:space="preserve"> </w:t>
       </w:r>
       <m:oMath>
@@ -238,15 +280,21 @@
         </m:sSub>
       </m:oMath>
       <w:r>
+        <w:rPr>
+          <w:rFonts w:eastAsia="黑体"/>
+        </w:rPr>
         <w:t xml:space="preserve"> </w:t>
       </w:r>
       <w:r>
         <w:rPr>
-          <w:rFonts w:hint="eastAsia"/>
+          <w:rFonts w:hint="eastAsia" w:eastAsia="黑体"/>
         </w:rPr>
         <w:t xml:space="preserve">是</w:t>
       </w:r>
       <w:r>
+        <w:rPr>
+          <w:rFonts w:eastAsia="黑体"/>
+        </w:rPr>
         <w:t xml:space="preserve"> </w:t>
       </w:r>
       <m:oMath>
@@ -264,15 +312,21 @@
         </m:sSub>
       </m:oMath>
       <w:r>
+        <w:rPr>
+          <w:rFonts w:eastAsia="黑体"/>
+        </w:rPr>
         <w:t xml:space="preserve"> </w:t>
       </w:r>
       <w:r>
         <w:rPr>
-          <w:rFonts w:hint="eastAsia"/>
+          <w:rFonts w:hint="eastAsia" w:eastAsia="黑体"/>
         </w:rPr>
         <w:t xml:space="preserve">与</w:t>
       </w:r>
       <w:r>
+        <w:rPr>
+          <w:rFonts w:eastAsia="黑体"/>
+        </w:rPr>
         <w:t xml:space="preserve"> </w:t>
       </w:r>
       <m:oMath>
@@ -290,24 +344,33 @@
         </m:sSub>
       </m:oMath>
       <w:r>
+        <w:rPr>
+          <w:rFonts w:eastAsia="黑体"/>
+        </w:rPr>
         <w:t xml:space="preserve"> </w:t>
       </w:r>
       <w:r>
         <w:rPr>
-          <w:rFonts w:hint="eastAsia"/>
+          <w:rFonts w:hint="eastAsia" w:eastAsia="黑体"/>
         </w:rPr>
         <w:t xml:space="preserve">的公共点，接比较器</w:t>
       </w:r>
       <w:r>
+        <w:rPr>
+          <w:rFonts w:eastAsia="黑体"/>
+        </w:rPr>
         <w:t xml:space="preserve"> IC1 </w:t>
       </w:r>
       <w:r>
         <w:rPr>
-          <w:rFonts w:hint="eastAsia"/>
+          <w:rFonts w:hint="eastAsia" w:eastAsia="黑体"/>
         </w:rPr>
         <w:t xml:space="preserve">的输入（并经</w:t>
       </w:r>
       <w:r>
+        <w:rPr>
+          <w:rFonts w:eastAsia="黑体"/>
+        </w:rPr>
         <w:t xml:space="preserve"> </w:t>
       </w:r>
       <m:oMath>
@@ -331,24 +394,33 @@
         </m:sSub>
       </m:oMath>
       <w:r>
+        <w:rPr>
+          <w:rFonts w:eastAsia="黑体"/>
+        </w:rPr>
         <w:t xml:space="preserve"> </w:t>
       </w:r>
       <w:r>
         <w:rPr>
-          <w:rFonts w:hint="eastAsia"/>
+          <w:rFonts w:hint="eastAsia" w:eastAsia="黑体"/>
         </w:rPr>
         <w:t xml:space="preserve">反馈）；地节点</w:t>
       </w:r>
       <w:r>
+        <w:rPr>
+          <w:rFonts w:eastAsia="黑体"/>
+        </w:rPr>
         <w:t xml:space="preserve"> GND </w:t>
       </w:r>
       <w:r>
         <w:rPr>
-          <w:rFonts w:hint="eastAsia"/>
+          <w:rFonts w:hint="eastAsia" w:eastAsia="黑体"/>
         </w:rPr>
         <w:t xml:space="preserve">是</w:t>
       </w:r>
       <w:r>
+        <w:rPr>
+          <w:rFonts w:eastAsia="黑体"/>
+        </w:rPr>
         <w:t xml:space="preserve"> </w:t>
       </w:r>
       <m:oMath>
@@ -366,15 +438,21 @@
         </m:sSub>
       </m:oMath>
       <w:r>
+        <w:rPr>
+          <w:rFonts w:eastAsia="黑体"/>
+        </w:rPr>
         <w:t xml:space="preserve"> </w:t>
       </w:r>
       <w:r>
         <w:rPr>
-          <w:rFonts w:hint="eastAsia"/>
+          <w:rFonts w:hint="eastAsia" w:eastAsia="黑体"/>
         </w:rPr>
         <w:t xml:space="preserve">底端、比较器供电地与系统地的公共参考点；输出控制节点</w:t>
       </w:r>
       <w:r>
+        <w:rPr>
+          <w:rFonts w:eastAsia="黑体"/>
+        </w:rPr>
         <w:t xml:space="preserve"> </w:t>
       </w:r>
       <m:oMath>
@@ -398,20 +476,26 @@
         </m:sSub>
       </m:oMath>
       <w:r>
+        <w:rPr>
+          <w:rFonts w:eastAsia="黑体"/>
+        </w:rPr>
         <w:t xml:space="preserve"> </w:t>
       </w:r>
       <w:r>
         <w:rPr>
-          <w:rFonts w:hint="eastAsia"/>
+          <w:rFonts w:hint="eastAsia" w:eastAsia="黑体"/>
         </w:rPr>
         <w:t xml:space="preserve">是比较器输出端，接受控开关</w:t>
       </w:r>
       <w:r>
+        <w:rPr>
+          <w:rFonts w:eastAsia="黑体"/>
+        </w:rPr>
         <w:t xml:space="preserve"> Q1 </w:t>
       </w:r>
       <w:r>
         <w:rPr>
-          <w:rFonts w:hint="eastAsia"/>
+          <w:rFonts w:hint="eastAsia" w:eastAsia="黑体"/>
         </w:rPr>
         <w:t xml:space="preserve">的控制端或电源芯片的使能/关断端。</w:t>
       </w:r>
@@ -420,11 +504,14 @@
       <w:pPr/>
       <w:r>
         <w:rPr>
-          <w:rFonts w:hint="eastAsia"/>
+          <w:rFonts w:hint="eastAsia" w:eastAsia="黑体"/>
         </w:rPr>
         <w:t xml:space="preserve">各元件管脚连接：分压电阻</w:t>
       </w:r>
       <w:r>
+        <w:rPr>
+          <w:rFonts w:eastAsia="黑体"/>
+        </w:rPr>
         <w:t xml:space="preserve"> </w:t>
       </w:r>
       <m:oMath>
@@ -442,15 +529,21 @@
         </m:sSub>
       </m:oMath>
       <w:r>
+        <w:rPr>
+          <w:rFonts w:eastAsia="黑体"/>
+        </w:rPr>
         <w:t xml:space="preserve"> </w:t>
       </w:r>
       <w:r>
         <w:rPr>
-          <w:rFonts w:hint="eastAsia"/>
+          <w:rFonts w:hint="eastAsia" w:eastAsia="黑体"/>
         </w:rPr>
         <w:t xml:space="preserve">一端接电源输入节点</w:t>
       </w:r>
       <w:r>
+        <w:rPr>
+          <w:rFonts w:eastAsia="黑体"/>
+        </w:rPr>
         <w:t xml:space="preserve"> </w:t>
       </w:r>
       <m:oMath>
@@ -472,11 +565,14 @@
       </m:oMath>
       <w:r>
         <w:rPr>
-          <w:rFonts w:hint="eastAsia"/>
+          <w:rFonts w:hint="eastAsia" w:eastAsia="黑体"/>
         </w:rPr>
         <w:t xml:space="preserve">，另一端接分压检测节点</w:t>
       </w:r>
       <w:r>
+        <w:rPr>
+          <w:rFonts w:eastAsia="黑体"/>
+        </w:rPr>
         <w:t xml:space="preserve"> </w:t>
       </w:r>
       <m:oMath>
@@ -501,11 +597,14 @@
       </m:oMath>
       <w:r>
         <w:rPr>
-          <w:rFonts w:hint="eastAsia"/>
+          <w:rFonts w:hint="eastAsia" w:eastAsia="黑体"/>
         </w:rPr>
         <w:t xml:space="preserve">；分压电阻</w:t>
       </w:r>
       <w:r>
+        <w:rPr>
+          <w:rFonts w:eastAsia="黑体"/>
+        </w:rPr>
         <w:t xml:space="preserve"> </w:t>
       </w:r>
       <m:oMath>
@@ -523,15 +622,21 @@
         </m:sSub>
       </m:oMath>
       <w:r>
+        <w:rPr>
+          <w:rFonts w:eastAsia="黑体"/>
+        </w:rPr>
         <w:t xml:space="preserve"> </w:t>
       </w:r>
       <w:r>
         <w:rPr>
-          <w:rFonts w:hint="eastAsia"/>
+          <w:rFonts w:hint="eastAsia" w:eastAsia="黑体"/>
         </w:rPr>
         <w:t xml:space="preserve">一端接</w:t>
       </w:r>
       <w:r>
+        <w:rPr>
+          <w:rFonts w:eastAsia="黑体"/>
+        </w:rPr>
         <w:t xml:space="preserve"> </w:t>
       </w:r>
       <m:oMath>
@@ -556,20 +661,26 @@
       </m:oMath>
       <w:r>
         <w:rPr>
-          <w:rFonts w:hint="eastAsia"/>
+          <w:rFonts w:hint="eastAsia" w:eastAsia="黑体"/>
         </w:rPr>
         <w:t xml:space="preserve">，另一端接地节点</w:t>
       </w:r>
       <w:r>
+        <w:rPr>
+          <w:rFonts w:eastAsia="黑体"/>
+        </w:rPr>
         <w:t xml:space="preserve"> </w:t>
       </w:r>
       <w:r>
         <w:rPr>
-          <w:rFonts w:hint="eastAsia"/>
+          <w:rFonts w:hint="eastAsia" w:eastAsia="黑体"/>
         </w:rPr>
         <w:t xml:space="preserve">GND；滞回电阻</w:t>
       </w:r>
       <w:r>
+        <w:rPr>
+          <w:rFonts w:eastAsia="黑体"/>
+        </w:rPr>
         <w:t xml:space="preserve"> </w:t>
       </w:r>
       <m:oMath>
@@ -593,15 +704,21 @@
         </m:sSub>
       </m:oMath>
       <w:r>
+        <w:rPr>
+          <w:rFonts w:eastAsia="黑体"/>
+        </w:rPr>
         <w:t xml:space="preserve"> </w:t>
       </w:r>
       <w:r>
         <w:rPr>
-          <w:rFonts w:hint="eastAsia"/>
+          <w:rFonts w:hint="eastAsia" w:eastAsia="黑体"/>
         </w:rPr>
         <w:t xml:space="preserve">一端接</w:t>
       </w:r>
       <w:r>
+        <w:rPr>
+          <w:rFonts w:eastAsia="黑体"/>
+        </w:rPr>
         <w:t xml:space="preserve"> </w:t>
       </w:r>
       <m:oMath>
@@ -626,20 +743,26 @@
       </m:oMath>
       <w:r>
         <w:rPr>
-          <w:rFonts w:hint="eastAsia"/>
+          <w:rFonts w:hint="eastAsia" w:eastAsia="黑体"/>
         </w:rPr>
         <w:t xml:space="preserve">（或比较器同相输入端），另一端接比较器</w:t>
       </w:r>
       <w:r>
+        <w:rPr>
+          <w:rFonts w:eastAsia="黑体"/>
+        </w:rPr>
         <w:t xml:space="preserve"> IC1 </w:t>
       </w:r>
       <w:r>
         <w:rPr>
-          <w:rFonts w:hint="eastAsia"/>
+          <w:rFonts w:hint="eastAsia" w:eastAsia="黑体"/>
         </w:rPr>
         <w:t xml:space="preserve">的输出节点</w:t>
       </w:r>
       <w:r>
+        <w:rPr>
+          <w:rFonts w:eastAsia="黑体"/>
+        </w:rPr>
         <w:t xml:space="preserve"> </w:t>
       </w:r>
       <m:oMath>
@@ -664,20 +787,26 @@
       </m:oMath>
       <w:r>
         <w:rPr>
-          <w:rFonts w:hint="eastAsia"/>
+          <w:rFonts w:hint="eastAsia" w:eastAsia="黑体"/>
         </w:rPr>
         <w:t xml:space="preserve">，构成正反馈滞回；比较器</w:t>
       </w:r>
       <w:r>
+        <w:rPr>
+          <w:rFonts w:eastAsia="黑体"/>
+        </w:rPr>
         <w:t xml:space="preserve"> IC1 </w:t>
       </w:r>
       <w:r>
         <w:rPr>
-          <w:rFonts w:hint="eastAsia"/>
+          <w:rFonts w:hint="eastAsia" w:eastAsia="黑体"/>
         </w:rPr>
         <w:t xml:space="preserve">的同相输入端（+）接</w:t>
       </w:r>
       <w:r>
+        <w:rPr>
+          <w:rFonts w:eastAsia="黑体"/>
+        </w:rPr>
         <w:t xml:space="preserve"> </w:t>
       </w:r>
       <m:oMath>
@@ -702,11 +831,14 @@
       </m:oMath>
       <w:r>
         <w:rPr>
-          <w:rFonts w:hint="eastAsia"/>
+          <w:rFonts w:hint="eastAsia" w:eastAsia="黑体"/>
         </w:rPr>
         <w:t xml:space="preserve">、反相输入端（−）接基准电压</w:t>
       </w:r>
       <w:r>
+        <w:rPr>
+          <w:rFonts w:eastAsia="黑体"/>
+        </w:rPr>
         <w:t xml:space="preserve"> </w:t>
       </w:r>
       <m:oMath>
@@ -731,20 +863,26 @@
       </m:oMath>
       <w:r>
         <w:rPr>
-          <w:rFonts w:hint="eastAsia"/>
+          <w:rFonts w:hint="eastAsia" w:eastAsia="黑体"/>
         </w:rPr>
         <w:t xml:space="preserve">，正、负电源端分别接电源与</w:t>
       </w:r>
       <w:r>
+        <w:rPr>
+          <w:rFonts w:eastAsia="黑体"/>
+        </w:rPr>
         <w:t xml:space="preserve"> </w:t>
       </w:r>
       <w:r>
         <w:rPr>
-          <w:rFonts w:hint="eastAsia"/>
+          <w:rFonts w:hint="eastAsia" w:eastAsia="黑体"/>
         </w:rPr>
         <w:t xml:space="preserve">GND，输出端接</w:t>
       </w:r>
       <w:r>
+        <w:rPr>
+          <w:rFonts w:eastAsia="黑体"/>
+        </w:rPr>
         <w:t xml:space="preserve"> </w:t>
       </w:r>
       <m:oMath>
@@ -769,29 +907,38 @@
       </m:oMath>
       <w:r>
         <w:rPr>
-          <w:rFonts w:hint="eastAsia"/>
+          <w:rFonts w:hint="eastAsia" w:eastAsia="黑体"/>
         </w:rPr>
         <w:t xml:space="preserve">；受控开关</w:t>
       </w:r>
       <w:r>
+        <w:rPr>
+          <w:rFonts w:eastAsia="黑体"/>
+        </w:rPr>
         <w:t xml:space="preserve"> </w:t>
       </w:r>
       <w:r>
         <w:rPr>
-          <w:rFonts w:hint="eastAsia"/>
+          <w:rFonts w:hint="eastAsia" w:eastAsia="黑体"/>
         </w:rPr>
         <w:t xml:space="preserve">Q1（或电源芯片使能脚）的控制端/栅极</w:t>
       </w:r>
       <w:r>
+        <w:rPr>
+          <w:rFonts w:eastAsia="黑体"/>
+        </w:rPr>
         <w:t xml:space="preserve"> G </w:t>
       </w:r>
       <w:r>
         <w:rPr>
-          <w:rFonts w:hint="eastAsia"/>
+          <w:rFonts w:hint="eastAsia" w:eastAsia="黑体"/>
         </w:rPr>
         <w:t xml:space="preserve">接</w:t>
       </w:r>
       <w:r>
+        <w:rPr>
+          <w:rFonts w:eastAsia="黑体"/>
+        </w:rPr>
         <w:t xml:space="preserve"> </w:t>
       </w:r>
       <m:oMath>
@@ -816,11 +963,14 @@
       </m:oMath>
       <w:r>
         <w:rPr>
-          <w:rFonts w:hint="eastAsia"/>
+          <w:rFonts w:hint="eastAsia" w:eastAsia="黑体"/>
         </w:rPr>
         <w:t xml:space="preserve">，其主回路串接在输出供电支路上，另一端接被控输出与</w:t>
       </w:r>
       <w:r>
+        <w:rPr>
+          <w:rFonts w:eastAsia="黑体"/>
+        </w:rPr>
         <w:t xml:space="preserve"> GND。</w:t>
       </w:r>
     </w:p>
@@ -828,25 +978,31 @@
       <w:pPr/>
       <w:r>
         <w:rPr>
-          <w:rFonts w:hint="eastAsia"/>
+          <w:rFonts w:hint="eastAsia" w:eastAsia="黑体"/>
         </w:rPr>
         <w:t xml:space="preserve">由此构成”分压检测</w:t>
       </w:r>
       <w:r>
+        <w:rPr>
+          <w:rFonts w:eastAsia="黑体"/>
+        </w:rPr>
         <w:t xml:space="preserve"> + </w:t>
       </w:r>
       <w:r>
         <w:rPr>
-          <w:rFonts w:hint="eastAsia"/>
+          <w:rFonts w:hint="eastAsia" w:eastAsia="黑体"/>
         </w:rPr>
         <w:t xml:space="preserve">带滞回比较</w:t>
       </w:r>
       <w:r>
+        <w:rPr>
+          <w:rFonts w:eastAsia="黑体"/>
+        </w:rPr>
         <w:t xml:space="preserve"> + </w:t>
       </w:r>
       <w:r>
         <w:rPr>
-          <w:rFonts w:hint="eastAsia"/>
+          <w:rFonts w:hint="eastAsia" w:eastAsia="黑体"/>
         </w:rPr>
         <w:t xml:space="preserve">受控开关关断”的欠压锁定组态，输入低于关断阈值时锁定输出关断，回升到开启阈值后才重新启用，防止电路在低电压下误动作。</w:t>
       </w:r>
@@ -859,7 +1015,7 @@
       </w:pPr>
       <w:r>
         <w:rPr>
-          <w:rFonts w:hint="eastAsia"/>
+          <w:rFonts w:hint="eastAsia" w:eastAsia="黑体"/>
         </w:rPr>
         <w:t xml:space="preserve">工作原理</w:t>
       </w:r>
@@ -870,16 +1026,19 @@
       </w:pPr>
       <w:r>
         <w:rPr>
-          <w:rFonts w:hint="eastAsia"/>
+          <w:rFonts w:hint="eastAsia" w:eastAsia="黑体"/>
         </w:rPr>
         <w:t xml:space="preserve">上电时若输入电压低于欠压阈值，比较器输出保持低电平，系统（电源芯片使能端</w:t>
       </w:r>
       <w:r>
+        <w:rPr>
+          <w:rFonts w:eastAsia="黑体"/>
+        </w:rPr>
         <w:t xml:space="preserve"> / </w:t>
       </w:r>
       <w:r>
         <w:rPr>
-          <w:rFonts w:hint="eastAsia"/>
+          <w:rFonts w:hint="eastAsia" w:eastAsia="黑体"/>
         </w:rPr>
         <w:t xml:space="preserve">开关）处于关断；电压上升到开启阈值后才允许启动。关断阈值通常低于开启阈值，利用滞回避免在临界电压处反复开关，保护器件不工作在异常低压。</w:t>
       </w:r>
@@ -892,7 +1051,7 @@
       </w:pPr>
       <w:r>
         <w:rPr>
-          <w:rFonts w:hint="eastAsia"/>
+          <w:rFonts w:hint="eastAsia" w:eastAsia="黑体"/>
         </w:rPr>
         <w:t xml:space="preserve">关键计算公式</w:t>
       </w:r>
@@ -906,7 +1065,7 @@
       </w:pPr>
       <w:r>
         <w:rPr>
-          <w:rFonts w:hint="eastAsia"/>
+          <w:rFonts w:hint="eastAsia" w:eastAsia="黑体"/>
         </w:rPr>
         <w:t xml:space="preserve">开启阈值（上电点）：</w:t>
       </w:r>
@@ -1023,7 +1182,7 @@
       </w:pPr>
       <w:r>
         <w:rPr>
-          <w:rFonts w:hint="eastAsia"/>
+          <w:rFonts w:hint="eastAsia" w:eastAsia="黑体"/>
         </w:rPr>
         <w:t xml:space="preserve">关断阈值（欠压点）：</w:t>
       </w:r>
@@ -1197,7 +1356,7 @@
       </w:pPr>
       <w:r>
         <w:rPr>
-          <w:rFonts w:hint="eastAsia"/>
+          <w:rFonts w:hint="eastAsia" w:eastAsia="黑体"/>
         </w:rPr>
         <w:t xml:space="preserve">滞回宽度：</w:t>
       </w:r>
@@ -1293,7 +1452,7 @@
       </w:pPr>
       <w:r>
         <w:rPr>
-          <w:rFonts w:hint="eastAsia"/>
+          <w:rFonts w:hint="eastAsia" w:eastAsia="黑体"/>
         </w:rPr>
         <w:t xml:space="preserve">滞回（通用形式）：</w:t>
       </w:r>
@@ -1429,7 +1588,7 @@
             </w:pPr>
             <w:r>
               <w:rPr>
-                <w:rFonts w:hint="eastAsia"/>
+                <w:rFonts w:hint="eastAsia" w:eastAsia="黑体"/>
               </w:rPr>
               <w:t xml:space="preserve">符号</w:t>
             </w:r>
@@ -1443,7 +1602,7 @@
             </w:pPr>
             <w:r>
               <w:rPr>
-                <w:rFonts w:hint="eastAsia"/>
+                <w:rFonts w:hint="eastAsia" w:eastAsia="黑体"/>
               </w:rPr>
               <w:t xml:space="preserve">含义</w:t>
             </w:r>
@@ -1457,7 +1616,7 @@
             </w:pPr>
             <w:r>
               <w:rPr>
-                <w:rFonts w:hint="eastAsia"/>
+                <w:rFonts w:hint="eastAsia" w:eastAsia="黑体"/>
               </w:rPr>
               <w:t xml:space="preserve">单位</w:t>
             </w:r>
@@ -1489,6 +1648,9 @@
               </m:sSub>
             </m:oMath>
             <w:r>
+              <w:rPr>
+                <w:rFonts w:eastAsia="黑体"/>
+              </w:rPr>
               <w:t xml:space="preserve">​</w:t>
             </w:r>
           </w:p>
@@ -1501,7 +1663,7 @@
             </w:pPr>
             <w:r>
               <w:rPr>
-                <w:rFonts w:hint="eastAsia"/>
+                <w:rFonts w:hint="eastAsia" w:eastAsia="黑体"/>
               </w:rPr>
               <w:t xml:space="preserve">开启阈值</w:t>
             </w:r>
@@ -1514,6 +1676,9 @@
               <w:pStyle w:val="Compact"/>
             </w:pPr>
             <w:r>
+              <w:rPr>
+                <w:rFonts w:eastAsia="黑体"/>
+              </w:rPr>
               <w:t xml:space="preserve">V</w:t>
             </w:r>
           </w:p>
@@ -1547,6 +1712,9 @@
               </m:sSub>
             </m:oMath>
             <w:r>
+              <w:rPr>
+                <w:rFonts w:eastAsia="黑体"/>
+              </w:rPr>
               <w:t xml:space="preserve">​</w:t>
             </w:r>
           </w:p>
@@ -1559,7 +1727,7 @@
             </w:pPr>
             <w:r>
               <w:rPr>
-                <w:rFonts w:hint="eastAsia"/>
+                <w:rFonts w:hint="eastAsia" w:eastAsia="黑体"/>
               </w:rPr>
               <w:t xml:space="preserve">关断阈值</w:t>
             </w:r>
@@ -1572,6 +1740,9 @@
               <w:pStyle w:val="Compact"/>
             </w:pPr>
             <w:r>
+              <w:rPr>
+                <w:rFonts w:eastAsia="黑体"/>
+              </w:rPr>
               <w:t xml:space="preserve">V</w:t>
             </w:r>
           </w:p>
@@ -1605,6 +1776,9 @@
               </m:sSub>
             </m:oMath>
             <w:r>
+              <w:rPr>
+                <w:rFonts w:eastAsia="黑体"/>
+              </w:rPr>
               <w:t xml:space="preserve">​</w:t>
             </w:r>
           </w:p>
@@ -1617,7 +1791,7 @@
             </w:pPr>
             <w:r>
               <w:rPr>
-                <w:rFonts w:hint="eastAsia"/>
+                <w:rFonts w:hint="eastAsia" w:eastAsia="黑体"/>
               </w:rPr>
               <w:t xml:space="preserve">基准电压</w:t>
             </w:r>
@@ -1630,6 +1804,9 @@
               <w:pStyle w:val="Compact"/>
             </w:pPr>
             <w:r>
+              <w:rPr>
+                <w:rFonts w:eastAsia="黑体"/>
+              </w:rPr>
               <w:t xml:space="preserve">V</w:t>
             </w:r>
           </w:p>
@@ -1678,6 +1855,9 @@
               </m:sSub>
             </m:oMath>
             <w:r>
+              <w:rPr>
+                <w:rFonts w:eastAsia="黑体"/>
+              </w:rPr>
               <w:t xml:space="preserve">​</w:t>
             </w:r>
           </w:p>
@@ -1690,7 +1870,7 @@
             </w:pPr>
             <w:r>
               <w:rPr>
-                <w:rFonts w:hint="eastAsia"/>
+                <w:rFonts w:hint="eastAsia" w:eastAsia="黑体"/>
               </w:rPr>
               <w:t xml:space="preserve">分压电阻</w:t>
             </w:r>
@@ -1703,6 +1883,9 @@
               <w:pStyle w:val="Compact"/>
             </w:pPr>
             <w:r>
+              <w:rPr>
+                <w:rFonts w:eastAsia="黑体"/>
+              </w:rPr>
               <w:t xml:space="preserve">Ω</w:t>
             </w:r>
           </w:p>
@@ -1736,6 +1919,9 @@
               </m:sSub>
             </m:oMath>
             <w:r>
+              <w:rPr>
+                <w:rFonts w:eastAsia="黑体"/>
+              </w:rPr>
               <w:t xml:space="preserve">​</w:t>
             </w:r>
           </w:p>
@@ -1748,7 +1934,7 @@
             </w:pPr>
             <w:r>
               <w:rPr>
-                <w:rFonts w:hint="eastAsia"/>
+                <w:rFonts w:hint="eastAsia" w:eastAsia="黑体"/>
               </w:rPr>
               <w:t xml:space="preserve">滞回反馈电阻</w:t>
             </w:r>
@@ -1761,6 +1947,9 @@
               <w:pStyle w:val="Compact"/>
             </w:pPr>
             <w:r>
+              <w:rPr>
+                <w:rFonts w:eastAsia="黑体"/>
+              </w:rPr>
               <w:t xml:space="preserve">Ω</w:t>
             </w:r>
           </w:p>
@@ -1800,6 +1989,9 @@
               </m:sSub>
             </m:oMath>
             <w:r>
+              <w:rPr>
+                <w:rFonts w:eastAsia="黑体"/>
+              </w:rPr>
               <w:t xml:space="preserve">​</w:t>
             </w:r>
           </w:p>
@@ -1812,7 +2004,7 @@
             </w:pPr>
             <w:r>
               <w:rPr>
-                <w:rFonts w:hint="eastAsia"/>
+                <w:rFonts w:hint="eastAsia" w:eastAsia="黑体"/>
               </w:rPr>
               <w:t xml:space="preserve">滞回宽度</w:t>
             </w:r>
@@ -1825,6 +2017,9 @@
               <w:pStyle w:val="Compact"/>
             </w:pPr>
             <w:r>
+              <w:rPr>
+                <w:rFonts w:eastAsia="黑体"/>
+              </w:rPr>
               <w:t xml:space="preserve">V</w:t>
             </w:r>
           </w:p>
@@ -1839,7 +2034,7 @@
       </w:pPr>
       <w:r>
         <w:rPr>
-          <w:rFonts w:hint="eastAsia"/>
+          <w:rFonts w:hint="eastAsia" w:eastAsia="黑体"/>
         </w:rPr>
         <w:t xml:space="preserve">元件调整影响</w:t>
       </w:r>
@@ -1854,7 +2049,7 @@
       </w:pPr>
       <w:r>
         <w:rPr>
-          <w:rFonts w:hint="eastAsia"/>
+          <w:rFonts w:hint="eastAsia" w:eastAsia="黑体"/>
           <w:b/>
           <w:bCs/>
         </w:rPr>
@@ -1862,6 +2057,7 @@
       </w:r>
       <w:r>
         <w:rPr>
+          <w:rFonts w:eastAsia="黑体"/>
           <w:b/>
           <w:bCs/>
         </w:rPr>
@@ -1931,6 +2127,7 @@
       </m:oMath>
       <w:r>
         <w:rPr>
+          <w:rFonts w:eastAsia="黑体"/>
           <w:b/>
           <w:bCs/>
         </w:rPr>
@@ -1938,30 +2135,39 @@
       </w:r>
       <w:r>
         <w:rPr>
-          <w:rFonts w:hint="eastAsia"/>
+          <w:rFonts w:hint="eastAsia" w:eastAsia="黑体"/>
           <w:b/>
           <w:bCs/>
         </w:rPr>
         <w:t xml:space="preserve">调大</w:t>
       </w:r>
       <w:r>
+        <w:rPr>
+          <w:rFonts w:eastAsia="黑体"/>
+        </w:rPr>
         <w:t xml:space="preserve"> </w:t>
       </w:r>
       <w:r>
+        <w:rPr>
+          <w:rFonts w:eastAsia="黑体"/>
+        </w:rPr>
         <w:t xml:space="preserve">→ </w:t>
       </w:r>
       <w:r>
         <w:rPr>
-          <w:rFonts w:hint="eastAsia"/>
+          <w:rFonts w:hint="eastAsia" w:eastAsia="黑体"/>
         </w:rPr>
         <w:t xml:space="preserve">开启</w:t>
       </w:r>
       <w:r>
+        <w:rPr>
+          <w:rFonts w:eastAsia="黑体"/>
+        </w:rPr>
         <w:t xml:space="preserve"> / </w:t>
       </w:r>
       <w:r>
         <w:rPr>
-          <w:rFonts w:hint="eastAsia"/>
+          <w:rFonts w:hint="eastAsia" w:eastAsia="黑体"/>
         </w:rPr>
         <w:t xml:space="preserve">关断阈值都降低，电路更早被允许工作。</w:t>
       </w:r>
@@ -1976,21 +2182,27 @@
       </w:pPr>
       <w:r>
         <w:rPr>
-          <w:rFonts w:hint="eastAsia"/>
+          <w:rFonts w:hint="eastAsia" w:eastAsia="黑体"/>
           <w:b/>
           <w:bCs/>
         </w:rPr>
         <w:t xml:space="preserve">分压比调小</w:t>
       </w:r>
       <w:r>
+        <w:rPr>
+          <w:rFonts w:eastAsia="黑体"/>
+        </w:rPr>
         <w:t xml:space="preserve"> </w:t>
       </w:r>
       <w:r>
+        <w:rPr>
+          <w:rFonts w:eastAsia="黑体"/>
+        </w:rPr>
         <w:t xml:space="preserve">→ </w:t>
       </w:r>
       <w:r>
         <w:rPr>
-          <w:rFonts w:hint="eastAsia"/>
+          <w:rFonts w:hint="eastAsia" w:eastAsia="黑体"/>
         </w:rPr>
         <w:t xml:space="preserve">阈值升高，需要更高电压才能启动。</w:t>
       </w:r>
@@ -2005,7 +2217,7 @@
       </w:pPr>
       <w:r>
         <w:rPr>
-          <w:rFonts w:hint="eastAsia"/>
+          <w:rFonts w:hint="eastAsia" w:eastAsia="黑体"/>
           <w:b/>
           <w:bCs/>
         </w:rPr>
@@ -2013,6 +2225,7 @@
       </w:r>
       <w:r>
         <w:rPr>
+          <w:rFonts w:eastAsia="黑体"/>
           <w:b/>
           <w:bCs/>
         </w:rPr>
@@ -2040,6 +2253,7 @@
       </m:oMath>
       <w:r>
         <w:rPr>
+          <w:rFonts w:eastAsia="黑体"/>
           <w:b/>
           <w:bCs/>
         </w:rPr>
@@ -2047,21 +2261,27 @@
       </w:r>
       <w:r>
         <w:rPr>
-          <w:rFonts w:hint="eastAsia"/>
+          <w:rFonts w:hint="eastAsia" w:eastAsia="黑体"/>
           <w:b/>
           <w:bCs/>
         </w:rPr>
         <w:t xml:space="preserve">增大</w:t>
       </w:r>
       <w:r>
+        <w:rPr>
+          <w:rFonts w:eastAsia="黑体"/>
+        </w:rPr>
         <w:t xml:space="preserve"> </w:t>
       </w:r>
       <w:r>
+        <w:rPr>
+          <w:rFonts w:eastAsia="黑体"/>
+        </w:rPr>
         <w:t xml:space="preserve">→ </w:t>
       </w:r>
       <w:r>
         <w:rPr>
-          <w:rFonts w:hint="eastAsia"/>
+          <w:rFonts w:hint="eastAsia" w:eastAsia="黑体"/>
         </w:rPr>
         <w:t xml:space="preserve">回差变小，输入电压微小波动就可能反复开关。</w:t>
       </w:r>
@@ -2096,6 +2316,7 @@
       </m:oMath>
       <w:r>
         <w:rPr>
+          <w:rFonts w:eastAsia="黑体"/>
           <w:b/>
           <w:bCs/>
         </w:rPr>
@@ -2103,21 +2324,27 @@
       </w:r>
       <w:r>
         <w:rPr>
-          <w:rFonts w:hint="eastAsia"/>
+          <w:rFonts w:hint="eastAsia" w:eastAsia="黑体"/>
           <w:b/>
           <w:bCs/>
         </w:rPr>
         <w:t xml:space="preserve">减小</w:t>
       </w:r>
       <w:r>
+        <w:rPr>
+          <w:rFonts w:eastAsia="黑体"/>
+        </w:rPr>
         <w:t xml:space="preserve"> </w:t>
       </w:r>
       <w:r>
+        <w:rPr>
+          <w:rFonts w:eastAsia="黑体"/>
+        </w:rPr>
         <w:t xml:space="preserve">→ </w:t>
       </w:r>
       <w:r>
         <w:rPr>
-          <w:rFonts w:hint="eastAsia"/>
+          <w:rFonts w:hint="eastAsia" w:eastAsia="黑体"/>
         </w:rPr>
         <w:t xml:space="preserve">回差变大，抗电压波动能力增强，但恢复滞后。</w:t>
       </w:r>
@@ -2132,21 +2359,27 @@
       </w:pPr>
       <w:r>
         <w:rPr>
-          <w:rFonts w:hint="eastAsia"/>
+          <w:rFonts w:hint="eastAsia" w:eastAsia="黑体"/>
           <w:b/>
           <w:bCs/>
         </w:rPr>
         <w:t xml:space="preserve">基准不稳定</w:t>
       </w:r>
       <w:r>
+        <w:rPr>
+          <w:rFonts w:eastAsia="黑体"/>
+        </w:rPr>
         <w:t xml:space="preserve"> </w:t>
       </w:r>
       <w:r>
+        <w:rPr>
+          <w:rFonts w:eastAsia="黑体"/>
+        </w:rPr>
         <w:t xml:space="preserve">→ </w:t>
       </w:r>
       <w:r>
         <w:rPr>
-          <w:rFonts w:hint="eastAsia"/>
+          <w:rFonts w:hint="eastAsia" w:eastAsia="黑体"/>
         </w:rPr>
         <w:t xml:space="preserve">阈值漂移，影响保护点精度。</w:t>
       </w:r>
@@ -2159,7 +2392,7 @@
       </w:pPr>
       <w:r>
         <w:rPr>
-          <w:rFonts w:hint="eastAsia"/>
+          <w:rFonts w:hint="eastAsia" w:eastAsia="黑体"/>
         </w:rPr>
         <w:t xml:space="preserve">典型参数示例</w:t>
       </w:r>
@@ -2174,11 +2407,14 @@
       </w:pPr>
       <w:r>
         <w:rPr>
-          <w:rFonts w:hint="eastAsia"/>
+          <w:rFonts w:hint="eastAsia" w:eastAsia="黑体"/>
         </w:rPr>
         <w:t xml:space="preserve">取</w:t>
       </w:r>
       <w:r>
+        <w:rPr>
+          <w:rFonts w:eastAsia="黑体"/>
+        </w:rPr>
         <w:t xml:space="preserve"> </w:t>
       </w:r>
       <m:oMath>
@@ -2221,6 +2457,9 @@
         </m:r>
       </m:oMath>
       <w:r>
+        <w:rPr>
+          <w:rFonts w:eastAsia="黑体"/>
+        </w:rPr>
         <w:t xml:space="preserve">、</w:t>
       </w:r>
       <m:oMath>
@@ -2257,6 +2496,9 @@
         </m:r>
       </m:oMath>
       <w:r>
+        <w:rPr>
+          <w:rFonts w:eastAsia="黑体"/>
+        </w:rPr>
         <w:t xml:space="preserve">、</w:t>
       </w:r>
       <m:oMath>
@@ -2294,11 +2536,14 @@
       </m:oMath>
       <w:r>
         <w:rPr>
-          <w:rFonts w:hint="eastAsia"/>
+          <w:rFonts w:hint="eastAsia" w:eastAsia="黑体"/>
         </w:rPr>
         <w:t xml:space="preserve">：开启阈值</w:t>
       </w:r>
       <w:r>
+        <w:rPr>
+          <w:rFonts w:eastAsia="黑体"/>
+        </w:rPr>
         <w:t xml:space="preserve"> </w:t>
       </w:r>
       <m:oMath>
@@ -2368,6 +2613,9 @@
         </m:r>
       </m:oMath>
       <w:r>
+        <w:rPr>
+          <w:rFonts w:eastAsia="黑体"/>
+        </w:rPr>
         <w:t xml:space="preserve">。</w:t>
       </w:r>
     </w:p>
@@ -2381,11 +2629,14 @@
       </w:pPr>
       <w:r>
         <w:rPr>
-          <w:rFonts w:hint="eastAsia"/>
+          <w:rFonts w:hint="eastAsia" w:eastAsia="黑体"/>
         </w:rPr>
         <w:t xml:space="preserve">加</w:t>
       </w:r>
       <w:r>
+        <w:rPr>
+          <w:rFonts w:eastAsia="黑体"/>
+        </w:rPr>
         <w:t xml:space="preserve"> </w:t>
       </w:r>
       <m:oMath>
@@ -2429,11 +2680,14 @@
       </m:oMath>
       <w:r>
         <w:rPr>
-          <w:rFonts w:hint="eastAsia"/>
+          <w:rFonts w:hint="eastAsia" w:eastAsia="黑体"/>
         </w:rPr>
         <w:t xml:space="preserve">：滞回</w:t>
       </w:r>
       <w:r>
+        <w:rPr>
+          <w:rFonts w:eastAsia="黑体"/>
+        </w:rPr>
         <w:t xml:space="preserve"> </w:t>
       </w:r>
       <m:oMath>
@@ -2513,11 +2767,14 @@
       </m:oMath>
       <w:r>
         <w:rPr>
-          <w:rFonts w:hint="eastAsia"/>
+          <w:rFonts w:hint="eastAsia" w:eastAsia="黑体"/>
         </w:rPr>
         <w:t xml:space="preserve">，即</w:t>
       </w:r>
       <w:r>
+        <w:rPr>
+          <w:rFonts w:eastAsia="黑体"/>
+        </w:rPr>
         <w:t xml:space="preserve"> </w:t>
       </w:r>
       <m:oMath>
@@ -2578,6 +2835,9 @@
         </m:r>
       </m:oMath>
       <w:r>
+        <w:rPr>
+          <w:rFonts w:eastAsia="黑体"/>
+        </w:rPr>
         <w:t xml:space="preserve">。</w:t>
       </w:r>
     </w:p>
@@ -2589,7 +2849,7 @@
       </w:pPr>
       <w:r>
         <w:rPr>
-          <w:rFonts w:hint="eastAsia"/>
+          <w:rFonts w:hint="eastAsia" w:eastAsia="黑体"/>
         </w:rPr>
         <w:t xml:space="preserve">常见器件型号</w:t>
       </w:r>
@@ -2604,25 +2864,31 @@
       </w:pPr>
       <w:r>
         <w:rPr>
-          <w:rFonts w:hint="eastAsia"/>
+          <w:rFonts w:hint="eastAsia" w:eastAsia="黑体"/>
         </w:rPr>
         <w:t xml:space="preserve">专用</w:t>
       </w:r>
       <w:r>
+        <w:rPr>
+          <w:rFonts w:eastAsia="黑体"/>
+        </w:rPr>
         <w:t xml:space="preserve"> UVLO / </w:t>
       </w:r>
       <w:r>
         <w:rPr>
-          <w:rFonts w:hint="eastAsia"/>
+          <w:rFonts w:hint="eastAsia" w:eastAsia="黑体"/>
         </w:rPr>
         <w:t xml:space="preserve">使能：TPS3808、BQ</w:t>
       </w:r>
       <w:r>
+        <w:rPr>
+          <w:rFonts w:eastAsia="黑体"/>
+        </w:rPr>
         <w:t xml:space="preserve"> </w:t>
       </w:r>
       <w:r>
         <w:rPr>
-          <w:rFonts w:hint="eastAsia"/>
+          <w:rFonts w:hint="eastAsia" w:eastAsia="黑体"/>
         </w:rPr>
         <w:t xml:space="preserve">系列、LTC4365。</w:t>
       </w:r>
@@ -2637,7 +2903,7 @@
       </w:pPr>
       <w:r>
         <w:rPr>
-          <w:rFonts w:hint="eastAsia"/>
+          <w:rFonts w:hint="eastAsia" w:eastAsia="黑体"/>
         </w:rPr>
         <w:t xml:space="preserve">比较器：LM393、LM339、TLV3201。</w:t>
       </w:r>
@@ -2652,43 +2918,55 @@
       </w:pPr>
       <w:r>
         <w:rPr>
-          <w:rFonts w:hint="eastAsia"/>
+          <w:rFonts w:hint="eastAsia" w:eastAsia="黑体"/>
         </w:rPr>
         <w:t xml:space="preserve">带</w:t>
       </w:r>
       <w:r>
+        <w:rPr>
+          <w:rFonts w:eastAsia="黑体"/>
+        </w:rPr>
         <w:t xml:space="preserve"> UVLO </w:t>
       </w:r>
       <w:r>
         <w:rPr>
-          <w:rFonts w:hint="eastAsia"/>
+          <w:rFonts w:hint="eastAsia" w:eastAsia="黑体"/>
         </w:rPr>
         <w:t xml:space="preserve">的电源芯片：MP、TPS、LM</w:t>
       </w:r>
       <w:r>
+        <w:rPr>
+          <w:rFonts w:eastAsia="黑体"/>
+        </w:rPr>
         <w:t xml:space="preserve"> </w:t>
       </w:r>
       <w:r>
         <w:rPr>
-          <w:rFonts w:hint="eastAsia"/>
+          <w:rFonts w:hint="eastAsia" w:eastAsia="黑体"/>
         </w:rPr>
         <w:t xml:space="preserve">系列</w:t>
       </w:r>
       <w:r>
+        <w:rPr>
+          <w:rFonts w:eastAsia="黑体"/>
+        </w:rPr>
         <w:t xml:space="preserve"> </w:t>
       </w:r>
       <w:r>
         <w:rPr>
-          <w:rFonts w:hint="eastAsia"/>
+          <w:rFonts w:hint="eastAsia" w:eastAsia="黑体"/>
         </w:rPr>
         <w:t xml:space="preserve">DC-DC（内部集成</w:t>
       </w:r>
       <w:r>
+        <w:rPr>
+          <w:rFonts w:eastAsia="黑体"/>
+        </w:rPr>
         <w:t xml:space="preserve"> </w:t>
       </w:r>
       <w:r>
         <w:rPr>
-          <w:rFonts w:hint="eastAsia"/>
+          <w:rFonts w:hint="eastAsia" w:eastAsia="黑体"/>
         </w:rPr>
         <w:t xml:space="preserve">UVLO）。</w:t>
       </w:r>
@@ -2703,7 +2981,7 @@
       </w:pPr>
       <w:r>
         <w:rPr>
-          <w:rFonts w:hint="eastAsia"/>
+          <w:rFonts w:hint="eastAsia" w:eastAsia="黑体"/>
         </w:rPr>
         <w:t xml:space="preserve">基准源：TL431、REF3012。</w:t>
       </w:r>
@@ -2716,7 +2994,7 @@
       </w:pPr>
       <w:r>
         <w:rPr>
-          <w:rFonts w:hint="eastAsia"/>
+          <w:rFonts w:hint="eastAsia" w:eastAsia="黑体"/>
         </w:rPr>
         <w:t xml:space="preserve">注意事项</w:t>
       </w:r>
@@ -2731,16 +3009,19 @@
       </w:pPr>
       <w:r>
         <w:rPr>
-          <w:rFonts w:hint="eastAsia"/>
+          <w:rFonts w:hint="eastAsia" w:eastAsia="黑体"/>
         </w:rPr>
         <w:t xml:space="preserve">必须引入滞回，否则输入电压在阈值附近抖动会引起系统反复上电</w:t>
       </w:r>
       <w:r>
+        <w:rPr>
+          <w:rFonts w:eastAsia="黑体"/>
+        </w:rPr>
         <w:t xml:space="preserve"> / </w:t>
       </w:r>
       <w:r>
         <w:rPr>
-          <w:rFonts w:hint="eastAsia"/>
+          <w:rFonts w:hint="eastAsia" w:eastAsia="黑体"/>
         </w:rPr>
         <w:t xml:space="preserve">掉电。</w:t>
       </w:r>
@@ -2754,11 +3035,14 @@
         </w:numPr>
       </w:pPr>
       <w:r>
+        <w:rPr>
+          <w:rFonts w:eastAsia="黑体"/>
+        </w:rPr>
         <w:t xml:space="preserve">UVLO </w:t>
       </w:r>
       <w:r>
         <w:rPr>
-          <w:rFonts w:hint="eastAsia"/>
+          <w:rFonts w:hint="eastAsia" w:eastAsia="黑体"/>
         </w:rPr>
         <w:t xml:space="preserve">阈值要高于负载最低正常工作电压、低于输入最大额定，留足噪声余量。</w:t>
       </w:r>
@@ -2773,7 +3057,7 @@
       </w:pPr>
       <w:r>
         <w:rPr>
-          <w:rFonts w:hint="eastAsia"/>
+          <w:rFonts w:hint="eastAsia" w:eastAsia="黑体"/>
         </w:rPr>
         <w:t xml:space="preserve">分压检测会持续耗电，低功耗设备需权衡分压电阻取值或使用低功耗比较器。</w:t>
       </w:r>
@@ -2788,16 +3072,19 @@
       </w:pPr>
       <w:r>
         <w:rPr>
-          <w:rFonts w:hint="eastAsia"/>
+          <w:rFonts w:hint="eastAsia" w:eastAsia="黑体"/>
         </w:rPr>
         <w:t xml:space="preserve">启动瞬间输入电压可能因负载冲击跌落，需保证</w:t>
       </w:r>
       <w:r>
+        <w:rPr>
+          <w:rFonts w:eastAsia="黑体"/>
+        </w:rPr>
         <w:t xml:space="preserve"> UVLO </w:t>
       </w:r>
       <w:r>
         <w:rPr>
-          <w:rFonts w:hint="eastAsia"/>
+          <w:rFonts w:hint="eastAsia" w:eastAsia="黑体"/>
         </w:rPr>
         <w:t xml:space="preserve">的滞回能覆盖启动跌落。</w:t>
       </w:r>
@@ -2810,7 +3097,7 @@
       </w:pPr>
       <w:r>
         <w:rPr>
-          <w:rFonts w:hint="eastAsia"/>
+          <w:rFonts w:hint="eastAsia" w:eastAsia="黑体"/>
         </w:rPr>
         <w:t xml:space="preserve">参考资料</w:t>
       </w:r>
@@ -2824,6 +3111,9 @@
         </w:numPr>
       </w:pPr>
       <w:r>
+        <w:rPr>
+          <w:rFonts w:eastAsia="黑体"/>
+        </w:rPr>
         <w:t xml:space="preserve">Wikipedia: Under-voltage lockout。</w:t>
       </w:r>
     </w:p>
@@ -2836,20 +3126,26 @@
         </w:numPr>
       </w:pPr>
       <w:r>
+        <w:rPr>
+          <w:rFonts w:eastAsia="黑体"/>
+        </w:rPr>
         <w:t xml:space="preserve">TI </w:t>
       </w:r>
       <w:r>
         <w:rPr>
-          <w:rFonts w:hint="eastAsia"/>
+          <w:rFonts w:hint="eastAsia" w:eastAsia="黑体"/>
         </w:rPr>
         <w:t xml:space="preserve">官网：TPS3808</w:t>
       </w:r>
       <w:r>
+        <w:rPr>
+          <w:rFonts w:eastAsia="黑体"/>
+        </w:rPr>
         <w:t xml:space="preserve"> </w:t>
       </w:r>
       <w:r>
         <w:rPr>
-          <w:rFonts w:hint="eastAsia"/>
+          <w:rFonts w:hint="eastAsia" w:eastAsia="黑体"/>
         </w:rPr>
         <w:t xml:space="preserve">电压监控器数据手册。</w:t>
       </w:r>
@@ -2863,20 +3159,26 @@
         </w:numPr>
       </w:pPr>
       <w:r>
+        <w:rPr>
+          <w:rFonts w:eastAsia="黑体"/>
+        </w:rPr>
         <w:t xml:space="preserve">ADI </w:t>
       </w:r>
       <w:r>
         <w:rPr>
-          <w:rFonts w:hint="eastAsia"/>
+          <w:rFonts w:hint="eastAsia" w:eastAsia="黑体"/>
         </w:rPr>
         <w:t xml:space="preserve">官网：LTC4365</w:t>
       </w:r>
       <w:r>
+        <w:rPr>
+          <w:rFonts w:eastAsia="黑体"/>
+        </w:rPr>
         <w:t xml:space="preserve"> </w:t>
       </w:r>
       <w:r>
         <w:rPr>
-          <w:rFonts w:hint="eastAsia"/>
+          <w:rFonts w:hint="eastAsia" w:eastAsia="黑体"/>
         </w:rPr>
         <w:t xml:space="preserve">电压监控与保护控制器。</w:t>
       </w:r>
@@ -2890,11 +3192,11 @@
       </w:pPr>
       <w:r>
         <w:rPr>
-          <w:rFonts w:ascii="Times New Roman" w:hAnsi="Times New Roman"/>
+          <w:rFonts w:ascii="Times New Roman" w:hAnsi="Times New Roman" w:eastAsia="黑体"/>
           <w:color w:val="555555"/>
           <w:sz w:val="21"/>
         </w:rPr>
-        <w:t>材料收集者：杜文杰</w:t>
+        <w:t>材料收集者：杜文杰，WX手机：19519196569，QQ:3478827729</w:t>
       </w:r>
     </w:p>
     <w:sectPr>
@@ -2914,7 +3216,7 @@
 </file>
 
 <file path=word/footer1.xml><?xml version="1.0" encoding="utf-8"?>
-<w:ftr xmlns:m="http://schemas.openxmlformats.org/officeDocument/2006/math" xmlns:mc="http://schemas.openxmlformats.org/markup-compatibility/2006" xmlns:mo="http://schemas.microsoft.com/office/mac/office/2008/main" xmlns:mv="urn:schemas-microsoft-com:mac:vml" xmlns:o="urn:schemas-microsoft-com:office:office" xmlns:r="http://schemas.openxmlformats.org/officeDocument/2006/relationships" xmlns:v="urn:schemas-microsoft-com:vml" xmlns:w10="urn:schemas-microsoft-com:office:word" xmlns:w14="http://schemas.microsoft.com/office/word/2010/wordml" xmlns:w="http://schemas.openxmlformats.org/wordprocessingml/2006/main" xmlns:wne="http://schemas.microsoft.com/office/word/2006/wordml" xmlns:wp14="http://schemas.microsoft.com/office/word/2010/wordprocessingDrawing" xmlns:wp="http://schemas.openxmlformats.org/drawingml/2006/wordprocessingDrawing" xmlns:wpc="http://schemas.microsoft.com/office/word/2010/wordprocessingCanvas" xmlns:wpg="http://schemas.microsoft.com/office/word/2010/wordprocessingGroup" xmlns:wpi="http://schemas.microsoft.com/office/word/2010/wordprocessingInk" xmlns:wps="http://schemas.microsoft.com/office/word/2010/wordprocessingShape" mc:Ignorable="w14 wp14">
+<w:ftr xmlns:mc="http://schemas.openxmlformats.org/markup-compatibility/2006" xmlns:w="http://schemas.openxmlformats.org/wordprocessingml/2006/main" xmlns:m="http://schemas.openxmlformats.org/officeDocument/2006/math" xmlns:mo="http://schemas.microsoft.com/office/mac/office/2008/main" xmlns:mv="urn:schemas-microsoft-com:mac:vml" xmlns:o="urn:schemas-microsoft-com:office:office" xmlns:r="http://schemas.openxmlformats.org/officeDocument/2006/relationships" xmlns:v="urn:schemas-microsoft-com:vml" xmlns:w10="urn:schemas-microsoft-com:office:word" xmlns:w14="http://schemas.microsoft.com/office/word/2010/wordml" xmlns:wne="http://schemas.microsoft.com/office/word/2006/wordml" xmlns:wp14="http://schemas.microsoft.com/office/word/2010/wordprocessingDrawing" xmlns:wp="http://schemas.openxmlformats.org/drawingml/2006/wordprocessingDrawing" xmlns:wpc="http://schemas.microsoft.com/office/word/2010/wordprocessingCanvas" xmlns:wpg="http://schemas.microsoft.com/office/word/2010/wordprocessingGroup" xmlns:wpi="http://schemas.microsoft.com/office/word/2010/wordprocessingInk" xmlns:wps="http://schemas.microsoft.com/office/word/2010/wordprocessingShape" mc:Ignorable="w14 wp14">
   <w:p>
     <w:pPr>
       <w:pStyle w:val="Footer"/>
@@ -2922,12 +3224,14 @@
     </w:pPr>
     <w:r>
       <w:rPr>
+        <w:rFonts w:eastAsia="黑体"/>
         <w:sz w:val="18"/>
       </w:rPr>
       <w:t xml:space="preserve">第 </w:t>
     </w:r>
     <w:r>
       <w:rPr>
+        <w:rFonts w:eastAsia="黑体"/>
         <w:sz w:val="18"/>
       </w:rPr>
       <w:fldChar w:fldCharType="begin"/>
@@ -2936,6 +3240,7 @@
     </w:r>
     <w:r>
       <w:rPr>
+        <w:rFonts w:eastAsia="黑体"/>
         <w:sz w:val="18"/>
       </w:rPr>
       <w:t xml:space="preserve"> 页</w:t>
@@ -2949,6 +3254,9 @@
   <w:footnote w:type="continuationSeparator" w:id="0">
     <w:p>
       <w:r>
+        <w:rPr>
+          <w:rFonts w:eastAsia="黑体"/>
+        </w:rPr>
         <w:continuationSeparator/>
       </w:r>
     </w:p>
@@ -2956,6 +3264,9 @@
   <w:footnote w:type="separator" w:id="-1">
     <w:p>
       <w:r>
+        <w:rPr>
+          <w:rFonts w:eastAsia="黑体"/>
+        </w:rPr>
         <w:separator/>
       </w:r>
     </w:p>
@@ -2964,7 +3275,7 @@
 </file>
 
 <file path=word/header1.xml><?xml version="1.0" encoding="utf-8"?>
-<w:hdr xmlns:m="http://schemas.openxmlformats.org/officeDocument/2006/math" xmlns:mc="http://schemas.openxmlformats.org/markup-compatibility/2006" xmlns:mo="http://schemas.microsoft.com/office/mac/office/2008/main" xmlns:mv="urn:schemas-microsoft-com:mac:vml" xmlns:o="urn:schemas-microsoft-com:office:office" xmlns:r="http://schemas.openxmlformats.org/officeDocument/2006/relationships" xmlns:v="urn:schemas-microsoft-com:vml" xmlns:w10="urn:schemas-microsoft-com:office:word" xmlns:w14="http://schemas.microsoft.com/office/word/2010/wordml" xmlns:w="http://schemas.openxmlformats.org/wordprocessingml/2006/main" xmlns:wne="http://schemas.microsoft.com/office/word/2006/wordml" xmlns:wp14="http://schemas.microsoft.com/office/word/2010/wordprocessingDrawing" xmlns:wp="http://schemas.openxmlformats.org/drawingml/2006/wordprocessingDrawing" xmlns:wpc="http://schemas.microsoft.com/office/word/2010/wordprocessingCanvas" xmlns:wpg="http://schemas.microsoft.com/office/word/2010/wordprocessingGroup" xmlns:wpi="http://schemas.microsoft.com/office/word/2010/wordprocessingInk" xmlns:wps="http://schemas.microsoft.com/office/word/2010/wordprocessingShape" mc:Ignorable="w14 wp14">
+<w:hdr xmlns:mc="http://schemas.openxmlformats.org/markup-compatibility/2006" xmlns:w="http://schemas.openxmlformats.org/wordprocessingml/2006/main" xmlns:m="http://schemas.openxmlformats.org/officeDocument/2006/math" xmlns:mo="http://schemas.microsoft.com/office/mac/office/2008/main" xmlns:mv="urn:schemas-microsoft-com:mac:vml" xmlns:o="urn:schemas-microsoft-com:office:office" xmlns:r="http://schemas.openxmlformats.org/officeDocument/2006/relationships" xmlns:v="urn:schemas-microsoft-com:vml" xmlns:w10="urn:schemas-microsoft-com:office:word" xmlns:w14="http://schemas.microsoft.com/office/word/2010/wordml" xmlns:wne="http://schemas.microsoft.com/office/word/2006/wordml" xmlns:wp14="http://schemas.microsoft.com/office/word/2010/wordprocessingDrawing" xmlns:wp="http://schemas.openxmlformats.org/drawingml/2006/wordprocessingDrawing" xmlns:wpc="http://schemas.microsoft.com/office/word/2010/wordprocessingCanvas" xmlns:wpg="http://schemas.microsoft.com/office/word/2010/wordprocessingGroup" xmlns:wpi="http://schemas.microsoft.com/office/word/2010/wordprocessingInk" xmlns:wps="http://schemas.microsoft.com/office/word/2010/wordprocessingShape" mc:Ignorable="w14 wp14">
   <w:p>
     <w:pPr>
       <w:pStyle w:val="Header"/>
@@ -2972,7 +3283,7 @@
     </w:pPr>
     <w:r>
       <w:rPr>
-        <w:rFonts w:ascii="Times New Roman" w:hAnsi="Times New Roman"/>
+        <w:rFonts w:ascii="Times New Roman" w:hAnsi="Times New Roman" w:eastAsia="黑体"/>
         <w:sz w:val="18"/>
         <w:rFonts w:eastAsia="黑体"/>
         <w:rFonts w:eastAsia="黑体"/>
@@ -2984,7 +3295,7 @@
 </file>
 
 <file path=word/numbering.xml><?xml version="1.0" encoding="utf-8"?>
-<w:numbering xmlns:m="http://schemas.openxmlformats.org/officeDocument/2006/math" xmlns:mc="http://schemas.openxmlformats.org/markup-compatibility/2006" xmlns:mo="http://schemas.microsoft.com/office/mac/office/2008/main" xmlns:mv="urn:schemas-microsoft-com:mac:vml" xmlns:o="urn:schemas-microsoft-com:office:office" xmlns:r="http://schemas.openxmlformats.org/officeDocument/2006/relationships" xmlns:v="urn:schemas-microsoft-com:vml" xmlns:w="http://schemas.openxmlformats.org/wordprocessingml/2006/main" xmlns:w10="urn:schemas-microsoft-com:office:word" xmlns:w14="http://schemas.microsoft.com/office/word/2010/wordml" xmlns:wne="http://schemas.microsoft.com/office/word/2006/wordml" xmlns:wp="http://schemas.openxmlformats.org/drawingml/2006/wordprocessingDrawing" xmlns:wp14="http://schemas.microsoft.com/office/word/2010/wordprocessingDrawing" xmlns:wpc="http://schemas.microsoft.com/office/word/2010/wordprocessingCanvas" xmlns:wpg="http://schemas.microsoft.com/office/word/2010/wordprocessingGroup" xmlns:wpi="http://schemas.microsoft.com/office/word/2010/wordprocessingInk" xmlns:wps="http://schemas.microsoft.com/office/word/2010/wordprocessingShape" mc:Ignorable="w14 wp14">
+<w:numbering xmlns:mc="http://schemas.openxmlformats.org/markup-compatibility/2006" xmlns:w="http://schemas.openxmlformats.org/wordprocessingml/2006/main" xmlns:m="http://schemas.openxmlformats.org/officeDocument/2006/math" xmlns:mo="http://schemas.microsoft.com/office/mac/office/2008/main" xmlns:mv="urn:schemas-microsoft-com:mac:vml" xmlns:o="urn:schemas-microsoft-com:office:office" xmlns:r="http://schemas.openxmlformats.org/officeDocument/2006/relationships" xmlns:v="urn:schemas-microsoft-com:vml" xmlns:w10="urn:schemas-microsoft-com:office:word" xmlns:w14="http://schemas.microsoft.com/office/word/2010/wordml" xmlns:wne="http://schemas.microsoft.com/office/word/2006/wordml" xmlns:wp="http://schemas.openxmlformats.org/drawingml/2006/wordprocessingDrawing" xmlns:wp14="http://schemas.microsoft.com/office/word/2010/wordprocessingDrawing" xmlns:wpc="http://schemas.microsoft.com/office/word/2010/wordprocessingCanvas" xmlns:wpg="http://schemas.microsoft.com/office/word/2010/wordprocessingGroup" xmlns:wpi="http://schemas.microsoft.com/office/word/2010/wordprocessingInk" xmlns:wps="http://schemas.microsoft.com/office/word/2010/wordprocessingShape" mc:Ignorable="w14 wp14">
   <w:abstractNum w:abstractNumId="0">
     <w:nsid w:val="FFFFFF7C"/>
     <w:multiLevelType w:val="singleLevel"/>
@@ -3071,7 +3382,7 @@
         <w:ind w:hanging="360" w:left="1440"/>
       </w:pPr>
       <w:rPr>
-        <w:rFonts w:ascii="Symbol" w:hAnsi="Symbol" w:hint="default"/>
+        <w:rFonts w:ascii="Symbol" w:hAnsi="Symbol" w:hint="default" w:eastAsia="黑体"/>
       </w:rPr>
     </w:lvl>
   </w:abstractNum>
@@ -3092,7 +3403,7 @@
         <w:ind w:hanging="360" w:left="1080"/>
       </w:pPr>
       <w:rPr>
-        <w:rFonts w:ascii="Symbol" w:hAnsi="Symbol" w:hint="default"/>
+        <w:rFonts w:ascii="Symbol" w:hAnsi="Symbol" w:hint="default" w:eastAsia="黑体"/>
       </w:rPr>
     </w:lvl>
   </w:abstractNum>
@@ -3113,7 +3424,7 @@
         <w:ind w:hanging="360" w:left="720"/>
       </w:pPr>
       <w:rPr>
-        <w:rFonts w:ascii="Symbol" w:hAnsi="Symbol" w:hint="default"/>
+        <w:rFonts w:ascii="Symbol" w:hAnsi="Symbol" w:hint="default" w:eastAsia="黑体"/>
       </w:rPr>
     </w:lvl>
   </w:abstractNum>
@@ -3152,7 +3463,7 @@
         <w:ind w:hanging="360" w:left="360"/>
       </w:pPr>
       <w:rPr>
-        <w:rFonts w:ascii="Symbol" w:hAnsi="Symbol" w:hint="default"/>
+        <w:rFonts w:ascii="Symbol" w:hAnsi="Symbol" w:hint="default" w:eastAsia="黑体"/>
       </w:rPr>
     </w:lvl>
   </w:abstractNum>
@@ -3243,7 +3554,7 @@
         <w:ind w:left="720" w:hanging="360"/>
       </w:pPr>
       <w:rPr>
-        <w:rFonts w:ascii="Symbol" w:hAnsi="Symbol" w:cs="Symbol" w:hint="default"/>
+        <w:rFonts w:ascii="Symbol" w:hAnsi="Symbol" w:cs="Symbol" w:hint="default" w:eastAsia="黑体"/>
       </w:rPr>
     </w:lvl>
     <w:lvl w:ilvl="1">
@@ -3254,7 +3565,7 @@
         <w:ind w:left="1440" w:hanging="360"/>
       </w:pPr>
       <w:rPr>
-        <w:rFonts w:ascii="Courier New" w:hAnsi="Courier New" w:cs="Courier New" w:hint="default"/>
+        <w:rFonts w:ascii="Courier New" w:hAnsi="Courier New" w:cs="Courier New" w:hint="default" w:eastAsia="黑体"/>
       </w:rPr>
     </w:lvl>
     <w:lvl w:ilvl="2">
@@ -3265,7 +3576,7 @@
         <w:ind w:left="2160" w:hanging="360"/>
       </w:pPr>
       <w:rPr>
-        <w:rFonts w:ascii="Wingdings" w:hAnsi="Wingdings" w:cs="Wingdings" w:hint="default"/>
+        <w:rFonts w:ascii="Wingdings" w:hAnsi="Wingdings" w:cs="Wingdings" w:hint="default" w:eastAsia="黑体"/>
       </w:rPr>
     </w:lvl>
     <w:lvl w:ilvl="3">
@@ -3276,7 +3587,7 @@
         <w:ind w:left="2880" w:hanging="360"/>
       </w:pPr>
       <w:rPr>
-        <w:rFonts w:ascii="Symbol" w:hAnsi="Symbol" w:cs="Symbol" w:hint="default"/>
+        <w:rFonts w:ascii="Symbol" w:hAnsi="Symbol" w:cs="Symbol" w:hint="default" w:eastAsia="黑体"/>
       </w:rPr>
     </w:lvl>
     <w:lvl w:ilvl="4">
@@ -3287,7 +3598,7 @@
         <w:ind w:left="3600" w:hanging="360"/>
       </w:pPr>
       <w:rPr>
-        <w:rFonts w:ascii="Courier New" w:hAnsi="Courier New" w:cs="Courier New" w:hint="default"/>
+        <w:rFonts w:ascii="Courier New" w:hAnsi="Courier New" w:cs="Courier New" w:hint="default" w:eastAsia="黑体"/>
       </w:rPr>
     </w:lvl>
     <w:lvl w:ilvl="5">
@@ -3298,7 +3609,7 @@
         <w:ind w:left="4320" w:hanging="360"/>
       </w:pPr>
       <w:rPr>
-        <w:rFonts w:ascii="Wingdings" w:hAnsi="Wingdings" w:cs="Wingdings" w:hint="default"/>
+        <w:rFonts w:ascii="Wingdings" w:hAnsi="Wingdings" w:cs="Wingdings" w:hint="default" w:eastAsia="黑体"/>
       </w:rPr>
     </w:lvl>
     <w:lvl w:ilvl="6">
@@ -3309,7 +3620,7 @@
         <w:ind w:left="5040" w:hanging="360"/>
       </w:pPr>
       <w:rPr>
-        <w:rFonts w:ascii="Symbol" w:hAnsi="Symbol" w:cs="Symbol" w:hint="default"/>
+        <w:rFonts w:ascii="Symbol" w:hAnsi="Symbol" w:cs="Symbol" w:hint="default" w:eastAsia="黑体"/>
       </w:rPr>
     </w:lvl>
     <w:lvl w:ilvl="7">
@@ -3320,7 +3631,7 @@
         <w:ind w:left="5760" w:hanging="360"/>
       </w:pPr>
       <w:rPr>
-        <w:rFonts w:ascii="Courier New" w:hAnsi="Courier New" w:cs="Courier New" w:hint="default"/>
+        <w:rFonts w:ascii="Courier New" w:hAnsi="Courier New" w:cs="Courier New" w:hint="default" w:eastAsia="黑体"/>
       </w:rPr>
     </w:lvl>
     <w:lvl w:ilvl="8">
@@ -3331,7 +3642,7 @@
         <w:ind w:left="6480" w:hanging="360"/>
       </w:pPr>
       <w:rPr>
-        <w:rFonts w:ascii="Wingdings" w:hAnsi="Wingdings" w:cs="Wingdings" w:hint="default"/>
+        <w:rFonts w:ascii="Wingdings" w:hAnsi="Wingdings" w:cs="Wingdings" w:hint="default" w:eastAsia="黑体"/>
       </w:rPr>
     </w:lvl>
   </w:abstractNum>
@@ -3387,11 +3698,11 @@
 </file>
 
 <file path=word/styles.xml><?xml version="1.0" encoding="utf-8"?>
-<w:styles xmlns:mc="http://schemas.openxmlformats.org/markup-compatibility/2006" xmlns:r="http://schemas.openxmlformats.org/officeDocument/2006/relationships" xmlns:w="http://schemas.openxmlformats.org/wordprocessingml/2006/main" xmlns:w14="http://schemas.microsoft.com/office/word/2010/wordml" mc:Ignorable="w14">
+<w:styles xmlns:mc="http://schemas.openxmlformats.org/markup-compatibility/2006" xmlns:w="http://schemas.openxmlformats.org/wordprocessingml/2006/main" xmlns:r="http://schemas.openxmlformats.org/officeDocument/2006/relationships" xmlns:w14="http://schemas.microsoft.com/office/word/2010/wordml" mc:Ignorable="w14">
   <w:docDefaults>
     <w:rPrDefault>
       <w:rPr>
-        <w:rFonts w:asciiTheme="minorHAnsi" w:cstheme="minorBidi" w:eastAsiaTheme="minorEastAsia" w:hAnsiTheme="minorHAnsi"/>
+        <w:rFonts w:asciiTheme="minorHAnsi" w:cstheme="minorBidi" w:hAnsiTheme="minorHAnsi" w:eastAsia="黑体"/>
         <w:sz w:val="22"/>
         <w:szCs w:val="22"/>
         <w:lang w:bidi="ar-SA" w:eastAsia="en-US" w:val="en-US"/>
@@ -3613,7 +3924,7 @@
       <w:outlineLvl w:val="0"/>
     </w:pPr>
     <w:rPr>
-      <w:rFonts w:ascii="Times New Roman" w:asciiTheme="majorHAnsi" w:cstheme="majorBidi" w:eastAsia="黑体" w:eastAsiaTheme="majorEastAsia" w:hAnsi="Times New Roman" w:hAnsiTheme="majorHAnsi"/>
+      <w:rFonts w:ascii="Times New Roman" w:asciiTheme="majorHAnsi" w:cstheme="majorBidi" w:eastAsia="黑体" w:hAnsi="Times New Roman" w:hAnsiTheme="majorHAnsi"/>
       <w:b/>
       <w:bCs/>
       <w:color w:val="1F3864"/>
@@ -3637,7 +3948,7 @@
       <w:outlineLvl w:val="1"/>
     </w:pPr>
     <w:rPr>
-      <w:rFonts w:ascii="Times New Roman" w:asciiTheme="majorHAnsi" w:cstheme="majorBidi" w:eastAsia="黑体" w:eastAsiaTheme="majorEastAsia" w:hAnsi="Times New Roman" w:hAnsiTheme="majorHAnsi"/>
+      <w:rFonts w:ascii="Times New Roman" w:asciiTheme="majorHAnsi" w:cstheme="majorBidi" w:eastAsia="黑体" w:hAnsi="Times New Roman" w:hAnsiTheme="majorHAnsi"/>
       <w:b/>
       <w:bCs/>
       <w:color w:val="2E4E7E"/>
@@ -3661,7 +3972,7 @@
       <w:outlineLvl w:val="2"/>
     </w:pPr>
     <w:rPr>
-      <w:rFonts w:ascii="Times New Roman" w:asciiTheme="majorHAnsi" w:cstheme="majorBidi" w:eastAsia="黑体" w:eastAsiaTheme="majorEastAsia" w:hAnsi="Times New Roman" w:hAnsiTheme="majorHAnsi"/>
+      <w:rFonts w:ascii="Times New Roman" w:asciiTheme="majorHAnsi" w:cstheme="majorBidi" w:eastAsia="黑体" w:hAnsi="Times New Roman" w:hAnsiTheme="majorHAnsi"/>
       <w:b/>
       <w:bCs/>
       <w:color w:val="2E4E7E"/>
@@ -3685,7 +3996,7 @@
       <w:outlineLvl w:val="3"/>
     </w:pPr>
     <w:rPr>
-      <w:rFonts w:ascii="Times New Roman" w:asciiTheme="majorHAnsi" w:cstheme="majorBidi" w:eastAsia="黑体" w:eastAsiaTheme="majorEastAsia" w:hAnsi="Times New Roman" w:hAnsiTheme="majorHAnsi"/>
+      <w:rFonts w:ascii="Times New Roman" w:asciiTheme="majorHAnsi" w:cstheme="majorBidi" w:eastAsia="黑体" w:hAnsi="Times New Roman" w:hAnsiTheme="majorHAnsi"/>
       <w:b/>
       <w:bCs/>
       <w:i/>
@@ -3711,7 +4022,7 @@
       <w:outlineLvl w:val="4"/>
     </w:pPr>
     <w:rPr>
-      <w:rFonts w:ascii="Times New Roman" w:asciiTheme="majorHAnsi" w:cstheme="majorBidi" w:eastAsia="黑体" w:eastAsiaTheme="majorEastAsia" w:hAnsi="Times New Roman" w:hAnsiTheme="majorHAnsi"/>
+      <w:rFonts w:ascii="Times New Roman" w:asciiTheme="majorHAnsi" w:cstheme="majorBidi" w:eastAsia="黑体" w:hAnsi="Times New Roman" w:hAnsiTheme="majorHAnsi"/>
       <w:b/>
       <w:color w:val="333333"/>
       <w:sz w:val="22"/>
@@ -3734,7 +4045,7 @@
       <w:outlineLvl w:val="5"/>
     </w:pPr>
     <w:rPr>
-      <w:rFonts w:asciiTheme="majorHAnsi" w:cstheme="majorBidi" w:eastAsiaTheme="majorEastAsia" w:hAnsiTheme="majorHAnsi"/>
+      <w:rFonts w:asciiTheme="majorHAnsi" w:cstheme="majorBidi" w:hAnsiTheme="majorHAnsi" w:eastAsia="黑体"/>
       <w:i/>
       <w:iCs/>
       <w:color w:themeColor="accent1" w:themeShade="7F" w:val="243F60"/>
@@ -3757,7 +4068,7 @@
       <w:outlineLvl w:val="6"/>
     </w:pPr>
     <w:rPr>
-      <w:rFonts w:asciiTheme="majorHAnsi" w:cstheme="majorBidi" w:eastAsiaTheme="majorEastAsia" w:hAnsiTheme="majorHAnsi"/>
+      <w:rFonts w:asciiTheme="majorHAnsi" w:cstheme="majorBidi" w:hAnsiTheme="majorHAnsi" w:eastAsia="黑体"/>
       <w:i/>
       <w:iCs/>
       <w:color w:themeColor="text1" w:themeTint="BF" w:val="404040"/>
@@ -3780,7 +4091,7 @@
       <w:outlineLvl w:val="7"/>
     </w:pPr>
     <w:rPr>
-      <w:rFonts w:asciiTheme="majorHAnsi" w:cstheme="majorBidi" w:eastAsiaTheme="majorEastAsia" w:hAnsiTheme="majorHAnsi"/>
+      <w:rFonts w:asciiTheme="majorHAnsi" w:cstheme="majorBidi" w:hAnsiTheme="majorHAnsi" w:eastAsia="黑体"/>
       <w:color w:themeColor="accent1" w:val="4F81BD"/>
       <w:sz w:val="20"/>
       <w:szCs w:val="20"/>
@@ -3803,7 +4114,7 @@
       <w:outlineLvl w:val="8"/>
     </w:pPr>
     <w:rPr>
-      <w:rFonts w:asciiTheme="majorHAnsi" w:cstheme="majorBidi" w:eastAsiaTheme="majorEastAsia" w:hAnsiTheme="majorHAnsi"/>
+      <w:rFonts w:asciiTheme="majorHAnsi" w:cstheme="majorBidi" w:hAnsiTheme="majorHAnsi" w:eastAsia="黑体"/>
       <w:i/>
       <w:iCs/>
       <w:color w:themeColor="text1" w:themeTint="BF" w:val="404040"/>
@@ -3854,7 +4165,7 @@
     <w:uiPriority w:val="9"/>
     <w:rsid w:val="00FC693F"/>
     <w:rPr>
-      <w:rFonts w:asciiTheme="majorHAnsi" w:cstheme="majorBidi" w:eastAsiaTheme="majorEastAsia" w:hAnsiTheme="majorHAnsi"/>
+      <w:rFonts w:asciiTheme="majorHAnsi" w:cstheme="majorBidi" w:hAnsiTheme="majorHAnsi" w:eastAsia="黑体"/>
       <w:b/>
       <w:bCs/>
       <w:color w:themeColor="accent1" w:themeShade="BF" w:val="365F91"/>
@@ -3869,7 +4180,7 @@
     <w:uiPriority w:val="9"/>
     <w:rsid w:val="00FC693F"/>
     <w:rPr>
-      <w:rFonts w:asciiTheme="majorHAnsi" w:cstheme="majorBidi" w:eastAsiaTheme="majorEastAsia" w:hAnsiTheme="majorHAnsi"/>
+      <w:rFonts w:asciiTheme="majorHAnsi" w:cstheme="majorBidi" w:hAnsiTheme="majorHAnsi" w:eastAsia="黑体"/>
       <w:b/>
       <w:bCs/>
       <w:color w:themeColor="accent1" w:val="4F81BD"/>
@@ -3884,7 +4195,7 @@
     <w:uiPriority w:val="9"/>
     <w:rsid w:val="00FC693F"/>
     <w:rPr>
-      <w:rFonts w:asciiTheme="majorHAnsi" w:cstheme="majorBidi" w:eastAsiaTheme="majorEastAsia" w:hAnsiTheme="majorHAnsi"/>
+      <w:rFonts w:asciiTheme="majorHAnsi" w:cstheme="majorBidi" w:hAnsiTheme="majorHAnsi" w:eastAsia="黑体"/>
       <w:b/>
       <w:bCs/>
       <w:color w:themeColor="accent1" w:val="4F81BD"/>
@@ -3907,7 +4218,7 @@
       <w:contextualSpacing/>
     </w:pPr>
     <w:rPr>
-      <w:rFonts w:ascii="Times New Roman" w:asciiTheme="majorHAnsi" w:cstheme="majorBidi" w:eastAsia="黑体" w:eastAsiaTheme="majorEastAsia" w:hAnsi="Times New Roman" w:hAnsiTheme="majorHAnsi"/>
+      <w:rFonts w:ascii="Times New Roman" w:asciiTheme="majorHAnsi" w:cstheme="majorBidi" w:eastAsia="黑体" w:hAnsi="Times New Roman" w:hAnsiTheme="majorHAnsi"/>
       <w:b/>
       <w:color w:val="1F3864"/>
       <w:spacing w:val="5"/>
@@ -3923,7 +4234,7 @@
     <w:uiPriority w:val="10"/>
     <w:rsid w:val="00FC693F"/>
     <w:rPr>
-      <w:rFonts w:asciiTheme="majorHAnsi" w:cstheme="majorBidi" w:eastAsiaTheme="majorEastAsia" w:hAnsiTheme="majorHAnsi"/>
+      <w:rFonts w:asciiTheme="majorHAnsi" w:cstheme="majorBidi" w:hAnsiTheme="majorHAnsi" w:eastAsia="黑体"/>
       <w:color w:themeColor="text2" w:themeShade="BF" w:val="17365D"/>
       <w:spacing w:val="5"/>
       <w:kern w:val="28"/>
@@ -3945,7 +4256,7 @@
       </w:numPr>
     </w:pPr>
     <w:rPr>
-      <w:rFonts w:asciiTheme="majorHAnsi" w:cstheme="majorBidi" w:eastAsiaTheme="majorEastAsia" w:hAnsiTheme="majorHAnsi"/>
+      <w:rFonts w:asciiTheme="majorHAnsi" w:cstheme="majorBidi" w:hAnsiTheme="majorHAnsi" w:eastAsia="黑体"/>
       <w:i/>
       <w:iCs/>
       <w:color w:themeColor="accent1" w:val="4F81BD"/>
@@ -3961,7 +4272,7 @@
     <w:uiPriority w:val="11"/>
     <w:rsid w:val="00FC693F"/>
     <w:rPr>
-      <w:rFonts w:asciiTheme="majorHAnsi" w:cstheme="majorBidi" w:eastAsiaTheme="majorEastAsia" w:hAnsiTheme="majorHAnsi"/>
+      <w:rFonts w:asciiTheme="majorHAnsi" w:cstheme="majorBidi" w:hAnsiTheme="majorHAnsi" w:eastAsia="黑体"/>
       <w:i/>
       <w:iCs/>
       <w:color w:themeColor="accent1" w:val="4F81BD"/>
@@ -4028,6 +4339,7 @@
       <w:spacing w:after="120"/>
     </w:pPr>
     <w:rPr>
+      <w:rFonts w:eastAsia="黑体"/>
       <w:sz w:val="16"/>
       <w:szCs w:val="16"/>
     </w:rPr>
@@ -4039,6 +4351,7 @@
     <w:uiPriority w:val="99"/>
     <w:rsid w:val="00AA1D8D"/>
     <w:rPr>
+      <w:rFonts w:eastAsia="黑体"/>
       <w:sz w:val="16"/>
       <w:szCs w:val="16"/>
     </w:rPr>
@@ -4208,7 +4521,7 @@
       </w:tabs>
     </w:pPr>
     <w:rPr>
-      <w:rFonts w:ascii="Courier" w:hAnsi="Courier"/>
+      <w:rFonts w:ascii="Courier" w:hAnsi="Courier" w:eastAsia="黑体"/>
       <w:sz w:val="20"/>
       <w:szCs w:val="20"/>
     </w:rPr>
@@ -4220,7 +4533,7 @@
     <w:uiPriority w:val="99"/>
     <w:rsid w:val="0029639D"/>
     <w:rPr>
-      <w:rFonts w:ascii="Courier" w:hAnsi="Courier"/>
+      <w:rFonts w:ascii="Courier" w:hAnsi="Courier" w:eastAsia="黑体"/>
       <w:sz w:val="20"/>
       <w:szCs w:val="20"/>
     </w:rPr>
@@ -4256,6 +4569,7 @@
     <w:uiPriority w:val="29"/>
     <w:rsid w:val="00FC693F"/>
     <w:rPr>
+      <w:rFonts w:eastAsia="黑体"/>
       <w:i/>
       <w:iCs/>
       <w:color w:themeColor="text1" w:val="000000"/>
@@ -4269,7 +4583,7 @@
     <w:semiHidden/>
     <w:rsid w:val="00FC693F"/>
     <w:rPr>
-      <w:rFonts w:asciiTheme="majorHAnsi" w:cstheme="majorBidi" w:eastAsiaTheme="majorEastAsia" w:hAnsiTheme="majorHAnsi"/>
+      <w:rFonts w:asciiTheme="majorHAnsi" w:cstheme="majorBidi" w:hAnsiTheme="majorHAnsi" w:eastAsia="黑体"/>
       <w:b/>
       <w:bCs/>
       <w:i/>
@@ -4285,7 +4599,7 @@
     <w:semiHidden/>
     <w:rsid w:val="00FC693F"/>
     <w:rPr>
-      <w:rFonts w:asciiTheme="majorHAnsi" w:cstheme="majorBidi" w:eastAsiaTheme="majorEastAsia" w:hAnsiTheme="majorHAnsi"/>
+      <w:rFonts w:asciiTheme="majorHAnsi" w:cstheme="majorBidi" w:hAnsiTheme="majorHAnsi" w:eastAsia="黑体"/>
       <w:color w:themeColor="accent1" w:themeShade="7F" w:val="243F60"/>
     </w:rPr>
   </w:style>
@@ -4297,7 +4611,7 @@
     <w:semiHidden/>
     <w:rsid w:val="00FC693F"/>
     <w:rPr>
-      <w:rFonts w:asciiTheme="majorHAnsi" w:cstheme="majorBidi" w:eastAsiaTheme="majorEastAsia" w:hAnsiTheme="majorHAnsi"/>
+      <w:rFonts w:asciiTheme="majorHAnsi" w:cstheme="majorBidi" w:hAnsiTheme="majorHAnsi" w:eastAsia="黑体"/>
       <w:i/>
       <w:iCs/>
       <w:color w:themeColor="accent1" w:themeShade="7F" w:val="243F60"/>
@@ -4311,7 +4625,7 @@
     <w:semiHidden/>
     <w:rsid w:val="00FC693F"/>
     <w:rPr>
-      <w:rFonts w:asciiTheme="majorHAnsi" w:cstheme="majorBidi" w:eastAsiaTheme="majorEastAsia" w:hAnsiTheme="majorHAnsi"/>
+      <w:rFonts w:asciiTheme="majorHAnsi" w:cstheme="majorBidi" w:hAnsiTheme="majorHAnsi" w:eastAsia="黑体"/>
       <w:i/>
       <w:iCs/>
       <w:color w:themeColor="text1" w:themeTint="BF" w:val="404040"/>
@@ -4325,7 +4639,7 @@
     <w:semiHidden/>
     <w:rsid w:val="00FC693F"/>
     <w:rPr>
-      <w:rFonts w:asciiTheme="majorHAnsi" w:cstheme="majorBidi" w:eastAsiaTheme="majorEastAsia" w:hAnsiTheme="majorHAnsi"/>
+      <w:rFonts w:asciiTheme="majorHAnsi" w:cstheme="majorBidi" w:hAnsiTheme="majorHAnsi" w:eastAsia="黑体"/>
       <w:color w:themeColor="accent1" w:val="4F81BD"/>
       <w:sz w:val="20"/>
       <w:szCs w:val="20"/>
@@ -4339,7 +4653,7 @@
     <w:semiHidden/>
     <w:rsid w:val="00FC693F"/>
     <w:rPr>
-      <w:rFonts w:asciiTheme="majorHAnsi" w:cstheme="majorBidi" w:eastAsiaTheme="majorEastAsia" w:hAnsiTheme="majorHAnsi"/>
+      <w:rFonts w:asciiTheme="majorHAnsi" w:cstheme="majorBidi" w:hAnsiTheme="majorHAnsi" w:eastAsia="黑体"/>
       <w:i/>
       <w:iCs/>
       <w:color w:themeColor="text1" w:themeTint="BF" w:val="404040"/>
@@ -4360,6 +4674,7 @@
       <w:spacing w:line="240" w:lineRule="auto"/>
     </w:pPr>
     <w:rPr>
+      <w:rFonts w:eastAsia="黑体"/>
       <w:b/>
       <w:bCs/>
       <w:color w:themeColor="accent1" w:val="4F81BD"/>
@@ -4374,6 +4689,7 @@
     <w:qFormat/>
     <w:rsid w:val="00FC693F"/>
     <w:rPr>
+      <w:rFonts w:eastAsia="黑体"/>
       <w:b/>
       <w:bCs/>
     </w:rPr>
@@ -4385,6 +4701,7 @@
     <w:qFormat/>
     <w:rsid w:val="00FC693F"/>
     <w:rPr>
+      <w:rFonts w:eastAsia="黑体"/>
       <w:i/>
       <w:iCs/>
     </w:rPr>
@@ -4405,6 +4722,7 @@
       <w:ind w:left="936" w:right="936"/>
     </w:pPr>
     <w:rPr>
+      <w:rFonts w:eastAsia="黑体"/>
       <w:b/>
       <w:bCs/>
       <w:i/>
@@ -4419,6 +4737,7 @@
     <w:uiPriority w:val="30"/>
     <w:rsid w:val="00FC693F"/>
     <w:rPr>
+      <w:rFonts w:eastAsia="黑体"/>
       <w:b/>
       <w:bCs/>
       <w:i/>
@@ -4433,6 +4752,7 @@
     <w:qFormat/>
     <w:rsid w:val="00FC693F"/>
     <w:rPr>
+      <w:rFonts w:eastAsia="黑体"/>
       <w:i/>
       <w:iCs/>
       <w:color w:themeColor="text1" w:themeTint="7F" w:val="808080"/>
@@ -4445,6 +4765,7 @@
     <w:qFormat/>
     <w:rsid w:val="00FC693F"/>
     <w:rPr>
+      <w:rFonts w:eastAsia="黑体"/>
       <w:b/>
       <w:bCs/>
       <w:i/>
@@ -4459,6 +4780,7 @@
     <w:qFormat/>
     <w:rsid w:val="00FC693F"/>
     <w:rPr>
+      <w:rFonts w:eastAsia="黑体"/>
       <w:smallCaps/>
       <w:color w:themeColor="accent2" w:val="C0504D"/>
       <w:u w:val="single"/>
@@ -4471,6 +4793,7 @@
     <w:qFormat/>
     <w:rsid w:val="00FC693F"/>
     <w:rPr>
+      <w:rFonts w:eastAsia="黑体"/>
       <w:b/>
       <w:bCs/>
       <w:smallCaps/>
@@ -4486,6 +4809,7 @@
     <w:qFormat/>
     <w:rsid w:val="00FC693F"/>
     <w:rPr>
+      <w:rFonts w:eastAsia="黑体"/>
       <w:b/>
       <w:bCs/>
       <w:smallCaps/>
@@ -4540,6 +4864,7 @@
       <w:spacing w:after="0" w:line="240" w:lineRule="auto"/>
     </w:pPr>
     <w:rPr>
+      <w:rFonts w:eastAsia="黑体"/>
       <w:color w:themeColor="text1" w:themeShade="BF" w:val="000000"/>
     </w:rPr>
     <w:tblPr>
@@ -4562,6 +4887,7 @@
         <w:spacing w:after="0" w:before="0" w:line="240" w:lineRule="auto"/>
       </w:pPr>
       <w:rPr>
+        <w:rFonts w:eastAsia="黑体"/>
         <w:b/>
         <w:bCs/>
       </w:rPr>
@@ -4582,6 +4908,7 @@
         <w:spacing w:after="0" w:before="0" w:line="240" w:lineRule="auto"/>
       </w:pPr>
       <w:rPr>
+        <w:rFonts w:eastAsia="黑体"/>
         <w:b/>
         <w:bCs/>
       </w:rPr>
@@ -4599,12 +4926,14 @@
     </w:tblStylePr>
     <w:tblStylePr w:type="firstCol">
       <w:rPr>
+        <w:rFonts w:eastAsia="黑体"/>
         <w:b/>
         <w:bCs/>
       </w:rPr>
     </w:tblStylePr>
     <w:tblStylePr w:type="lastCol">
       <w:rPr>
+        <w:rFonts w:eastAsia="黑体"/>
         <w:b/>
         <w:bCs/>
       </w:rPr>
@@ -4643,6 +4972,7 @@
       <w:spacing w:after="0" w:line="240" w:lineRule="auto"/>
     </w:pPr>
     <w:rPr>
+      <w:rFonts w:eastAsia="黑体"/>
       <w:color w:themeColor="accent1" w:themeShade="BF" w:val="365F91"/>
     </w:rPr>
     <w:tblPr>
@@ -4665,6 +4995,7 @@
         <w:spacing w:after="0" w:before="0" w:line="240" w:lineRule="auto"/>
       </w:pPr>
       <w:rPr>
+        <w:rFonts w:eastAsia="黑体"/>
         <w:b/>
         <w:bCs/>
       </w:rPr>
@@ -4685,6 +5016,7 @@
         <w:spacing w:after="0" w:before="0" w:line="240" w:lineRule="auto"/>
       </w:pPr>
       <w:rPr>
+        <w:rFonts w:eastAsia="黑体"/>
         <w:b/>
         <w:bCs/>
       </w:rPr>
@@ -4702,12 +5034,14 @@
     </w:tblStylePr>
     <w:tblStylePr w:type="firstCol">
       <w:rPr>
+        <w:rFonts w:eastAsia="黑体"/>
         <w:b/>
         <w:bCs/>
       </w:rPr>
     </w:tblStylePr>
     <w:tblStylePr w:type="lastCol">
       <w:rPr>
+        <w:rFonts w:eastAsia="黑体"/>
         <w:b/>
         <w:bCs/>
       </w:rPr>
@@ -4746,6 +5080,7 @@
       <w:spacing w:after="0" w:line="240" w:lineRule="auto"/>
     </w:pPr>
     <w:rPr>
+      <w:rFonts w:eastAsia="黑体"/>
       <w:color w:themeColor="accent2" w:themeShade="BF" w:val="943634"/>
     </w:rPr>
     <w:tblPr>
@@ -4768,6 +5103,7 @@
         <w:spacing w:after="0" w:before="0" w:line="240" w:lineRule="auto"/>
       </w:pPr>
       <w:rPr>
+        <w:rFonts w:eastAsia="黑体"/>
         <w:b/>
         <w:bCs/>
       </w:rPr>
@@ -4788,6 +5124,7 @@
         <w:spacing w:after="0" w:before="0" w:line="240" w:lineRule="auto"/>
       </w:pPr>
       <w:rPr>
+        <w:rFonts w:eastAsia="黑体"/>
         <w:b/>
         <w:bCs/>
       </w:rPr>
@@ -4805,12 +5142,14 @@
     </w:tblStylePr>
     <w:tblStylePr w:type="firstCol">
       <w:rPr>
+        <w:rFonts w:eastAsia="黑体"/>
         <w:b/>
         <w:bCs/>
       </w:rPr>
     </w:tblStylePr>
     <w:tblStylePr w:type="lastCol">
       <w:rPr>
+        <w:rFonts w:eastAsia="黑体"/>
         <w:b/>
         <w:bCs/>
       </w:rPr>
@@ -4849,6 +5188,7 @@
       <w:spacing w:after="0" w:line="240" w:lineRule="auto"/>
     </w:pPr>
     <w:rPr>
+      <w:rFonts w:eastAsia="黑体"/>
       <w:color w:themeColor="accent3" w:themeShade="BF" w:val="76923C"/>
     </w:rPr>
     <w:tblPr>
@@ -4871,6 +5211,7 @@
         <w:spacing w:after="0" w:before="0" w:line="240" w:lineRule="auto"/>
       </w:pPr>
       <w:rPr>
+        <w:rFonts w:eastAsia="黑体"/>
         <w:b/>
         <w:bCs/>
       </w:rPr>
@@ -4891,6 +5232,7 @@
         <w:spacing w:after="0" w:before="0" w:line="240" w:lineRule="auto"/>
       </w:pPr>
       <w:rPr>
+        <w:rFonts w:eastAsia="黑体"/>
         <w:b/>
         <w:bCs/>
       </w:rPr>
@@ -4908,12 +5250,14 @@
     </w:tblStylePr>
     <w:tblStylePr w:type="firstCol">
       <w:rPr>
+        <w:rFonts w:eastAsia="黑体"/>
         <w:b/>
         <w:bCs/>
       </w:rPr>
     </w:tblStylePr>
     <w:tblStylePr w:type="lastCol">
       <w:rPr>
+        <w:rFonts w:eastAsia="黑体"/>
         <w:b/>
         <w:bCs/>
       </w:rPr>
@@ -4952,6 +5296,7 @@
       <w:spacing w:after="0" w:line="240" w:lineRule="auto"/>
     </w:pPr>
     <w:rPr>
+      <w:rFonts w:eastAsia="黑体"/>
       <w:color w:themeColor="accent4" w:themeShade="BF" w:val="5F497A"/>
     </w:rPr>
     <w:tblPr>
@@ -4974,6 +5319,7 @@
         <w:spacing w:after="0" w:before="0" w:line="240" w:lineRule="auto"/>
       </w:pPr>
       <w:rPr>
+        <w:rFonts w:eastAsia="黑体"/>
         <w:b/>
         <w:bCs/>
       </w:rPr>
@@ -4994,6 +5340,7 @@
         <w:spacing w:after="0" w:before="0" w:line="240" w:lineRule="auto"/>
       </w:pPr>
       <w:rPr>
+        <w:rFonts w:eastAsia="黑体"/>
         <w:b/>
         <w:bCs/>
       </w:rPr>
@@ -5011,12 +5358,14 @@
     </w:tblStylePr>
     <w:tblStylePr w:type="firstCol">
       <w:rPr>
+        <w:rFonts w:eastAsia="黑体"/>
         <w:b/>
         <w:bCs/>
       </w:rPr>
     </w:tblStylePr>
     <w:tblStylePr w:type="lastCol">
       <w:rPr>
+        <w:rFonts w:eastAsia="黑体"/>
         <w:b/>
         <w:bCs/>
       </w:rPr>
@@ -5055,6 +5404,7 @@
       <w:spacing w:after="0" w:line="240" w:lineRule="auto"/>
     </w:pPr>
     <w:rPr>
+      <w:rFonts w:eastAsia="黑体"/>
       <w:color w:themeColor="accent5" w:themeShade="BF" w:val="31849B"/>
     </w:rPr>
     <w:tblPr>
@@ -5077,6 +5427,7 @@
         <w:spacing w:after="0" w:before="0" w:line="240" w:lineRule="auto"/>
       </w:pPr>
       <w:rPr>
+        <w:rFonts w:eastAsia="黑体"/>
         <w:b/>
         <w:bCs/>
       </w:rPr>
@@ -5097,6 +5448,7 @@
         <w:spacing w:after="0" w:before="0" w:line="240" w:lineRule="auto"/>
       </w:pPr>
       <w:rPr>
+        <w:rFonts w:eastAsia="黑体"/>
         <w:b/>
         <w:bCs/>
       </w:rPr>
@@ -5114,12 +5466,14 @@
     </w:tblStylePr>
     <w:tblStylePr w:type="firstCol">
       <w:rPr>
+        <w:rFonts w:eastAsia="黑体"/>
         <w:b/>
         <w:bCs/>
       </w:rPr>
     </w:tblStylePr>
     <w:tblStylePr w:type="lastCol">
       <w:rPr>
+        <w:rFonts w:eastAsia="黑体"/>
         <w:b/>
         <w:bCs/>
       </w:rPr>
@@ -5158,6 +5512,7 @@
       <w:spacing w:after="0" w:line="240" w:lineRule="auto"/>
     </w:pPr>
     <w:rPr>
+      <w:rFonts w:eastAsia="黑体"/>
       <w:color w:themeColor="accent6" w:themeShade="BF" w:val="E36C0A"/>
     </w:rPr>
     <w:tblPr>
@@ -5180,6 +5535,7 @@
         <w:spacing w:after="0" w:before="0" w:line="240" w:lineRule="auto"/>
       </w:pPr>
       <w:rPr>
+        <w:rFonts w:eastAsia="黑体"/>
         <w:b/>
         <w:bCs/>
       </w:rPr>
@@ -5200,6 +5556,7 @@
         <w:spacing w:after="0" w:before="0" w:line="240" w:lineRule="auto"/>
       </w:pPr>
       <w:rPr>
+        <w:rFonts w:eastAsia="黑体"/>
         <w:b/>
         <w:bCs/>
       </w:rPr>
@@ -5217,12 +5574,14 @@
     </w:tblStylePr>
     <w:tblStylePr w:type="firstCol">
       <w:rPr>
+        <w:rFonts w:eastAsia="黑体"/>
         <w:b/>
         <w:bCs/>
       </w:rPr>
     </w:tblStylePr>
     <w:tblStylePr w:type="lastCol">
       <w:rPr>
+        <w:rFonts w:eastAsia="黑体"/>
         <w:b/>
         <w:bCs/>
       </w:rPr>
@@ -5282,6 +5641,7 @@
         <w:spacing w:after="0" w:before="0" w:line="240" w:lineRule="auto"/>
       </w:pPr>
       <w:rPr>
+        <w:rFonts w:eastAsia="黑体"/>
         <w:b/>
         <w:bCs/>
         <w:color w:themeColor="background1" w:val="FFFFFF"/>
@@ -5296,6 +5656,7 @@
         <w:spacing w:after="0" w:before="0" w:line="240" w:lineRule="auto"/>
       </w:pPr>
       <w:rPr>
+        <w:rFonts w:eastAsia="黑体"/>
         <w:b/>
         <w:bCs/>
       </w:rPr>
@@ -5311,12 +5672,14 @@
     </w:tblStylePr>
     <w:tblStylePr w:type="firstCol">
       <w:rPr>
+        <w:rFonts w:eastAsia="黑体"/>
         <w:b/>
         <w:bCs/>
       </w:rPr>
     </w:tblStylePr>
     <w:tblStylePr w:type="lastCol">
       <w:rPr>
+        <w:rFonts w:eastAsia="黑体"/>
         <w:b/>
         <w:bCs/>
       </w:rPr>
@@ -5374,6 +5737,7 @@
         <w:spacing w:after="0" w:before="0" w:line="240" w:lineRule="auto"/>
       </w:pPr>
       <w:rPr>
+        <w:rFonts w:eastAsia="黑体"/>
         <w:b/>
         <w:bCs/>
         <w:color w:themeColor="background1" w:val="FFFFFF"/>
@@ -5388,6 +5752,7 @@
         <w:spacing w:after="0" w:before="0" w:line="240" w:lineRule="auto"/>
       </w:pPr>
       <w:rPr>
+        <w:rFonts w:eastAsia="黑体"/>
         <w:b/>
         <w:bCs/>
       </w:rPr>
@@ -5403,12 +5768,14 @@
     </w:tblStylePr>
     <w:tblStylePr w:type="firstCol">
       <w:rPr>
+        <w:rFonts w:eastAsia="黑体"/>
         <w:b/>
         <w:bCs/>
       </w:rPr>
     </w:tblStylePr>
     <w:tblStylePr w:type="lastCol">
       <w:rPr>
+        <w:rFonts w:eastAsia="黑体"/>
         <w:b/>
         <w:bCs/>
       </w:rPr>
@@ -5466,6 +5833,7 @@
         <w:spacing w:after="0" w:before="0" w:line="240" w:lineRule="auto"/>
       </w:pPr>
       <w:rPr>
+        <w:rFonts w:eastAsia="黑体"/>
         <w:b/>
         <w:bCs/>
         <w:color w:themeColor="background1" w:val="FFFFFF"/>
@@ -5480,6 +5848,7 @@
         <w:spacing w:after="0" w:before="0" w:line="240" w:lineRule="auto"/>
       </w:pPr>
       <w:rPr>
+        <w:rFonts w:eastAsia="黑体"/>
         <w:b/>
         <w:bCs/>
       </w:rPr>
@@ -5495,12 +5864,14 @@
     </w:tblStylePr>
     <w:tblStylePr w:type="firstCol">
       <w:rPr>
+        <w:rFonts w:eastAsia="黑体"/>
         <w:b/>
         <w:bCs/>
       </w:rPr>
     </w:tblStylePr>
     <w:tblStylePr w:type="lastCol">
       <w:rPr>
+        <w:rFonts w:eastAsia="黑体"/>
         <w:b/>
         <w:bCs/>
       </w:rPr>
@@ -5558,6 +5929,7 @@
         <w:spacing w:after="0" w:before="0" w:line="240" w:lineRule="auto"/>
       </w:pPr>
       <w:rPr>
+        <w:rFonts w:eastAsia="黑体"/>
         <w:b/>
         <w:bCs/>
         <w:color w:themeColor="background1" w:val="FFFFFF"/>
@@ -5572,6 +5944,7 @@
         <w:spacing w:after="0" w:before="0" w:line="240" w:lineRule="auto"/>
       </w:pPr>
       <w:rPr>
+        <w:rFonts w:eastAsia="黑体"/>
         <w:b/>
         <w:bCs/>
       </w:rPr>
@@ -5587,12 +5960,14 @@
     </w:tblStylePr>
     <w:tblStylePr w:type="firstCol">
       <w:rPr>
+        <w:rFonts w:eastAsia="黑体"/>
         <w:b/>
         <w:bCs/>
       </w:rPr>
     </w:tblStylePr>
     <w:tblStylePr w:type="lastCol">
       <w:rPr>
+        <w:rFonts w:eastAsia="黑体"/>
         <w:b/>
         <w:bCs/>
       </w:rPr>
@@ -5650,6 +6025,7 @@
         <w:spacing w:after="0" w:before="0" w:line="240" w:lineRule="auto"/>
       </w:pPr>
       <w:rPr>
+        <w:rFonts w:eastAsia="黑体"/>
         <w:b/>
         <w:bCs/>
         <w:color w:themeColor="background1" w:val="FFFFFF"/>
@@ -5664,6 +6040,7 @@
         <w:spacing w:after="0" w:before="0" w:line="240" w:lineRule="auto"/>
       </w:pPr>
       <w:rPr>
+        <w:rFonts w:eastAsia="黑体"/>
         <w:b/>
         <w:bCs/>
       </w:rPr>
@@ -5679,12 +6056,14 @@
     </w:tblStylePr>
     <w:tblStylePr w:type="firstCol">
       <w:rPr>
+        <w:rFonts w:eastAsia="黑体"/>
         <w:b/>
         <w:bCs/>
       </w:rPr>
     </w:tblStylePr>
     <w:tblStylePr w:type="lastCol">
       <w:rPr>
+        <w:rFonts w:eastAsia="黑体"/>
         <w:b/>
         <w:bCs/>
       </w:rPr>
@@ -5742,6 +6121,7 @@
         <w:spacing w:after="0" w:before="0" w:line="240" w:lineRule="auto"/>
       </w:pPr>
       <w:rPr>
+        <w:rFonts w:eastAsia="黑体"/>
         <w:b/>
         <w:bCs/>
         <w:color w:themeColor="background1" w:val="FFFFFF"/>
@@ -5756,6 +6136,7 @@
         <w:spacing w:after="0" w:before="0" w:line="240" w:lineRule="auto"/>
       </w:pPr>
       <w:rPr>
+        <w:rFonts w:eastAsia="黑体"/>
         <w:b/>
         <w:bCs/>
       </w:rPr>
@@ -5771,12 +6152,14 @@
     </w:tblStylePr>
     <w:tblStylePr w:type="firstCol">
       <w:rPr>
+        <w:rFonts w:eastAsia="黑体"/>
         <w:b/>
         <w:bCs/>
       </w:rPr>
     </w:tblStylePr>
     <w:tblStylePr w:type="lastCol">
       <w:rPr>
+        <w:rFonts w:eastAsia="黑体"/>
         <w:b/>
         <w:bCs/>
       </w:rPr>
@@ -5834,6 +6217,7 @@
         <w:spacing w:after="0" w:before="0" w:line="240" w:lineRule="auto"/>
       </w:pPr>
       <w:rPr>
+        <w:rFonts w:eastAsia="黑体"/>
         <w:b/>
         <w:bCs/>
         <w:color w:themeColor="background1" w:val="FFFFFF"/>
@@ -5848,6 +6232,7 @@
         <w:spacing w:after="0" w:before="0" w:line="240" w:lineRule="auto"/>
       </w:pPr>
       <w:rPr>
+        <w:rFonts w:eastAsia="黑体"/>
         <w:b/>
         <w:bCs/>
       </w:rPr>
@@ -5863,12 +6248,14 @@
     </w:tblStylePr>
     <w:tblStylePr w:type="firstCol">
       <w:rPr>
+        <w:rFonts w:eastAsia="黑体"/>
         <w:b/>
         <w:bCs/>
       </w:rPr>
     </w:tblStylePr>
     <w:tblStylePr w:type="lastCol">
       <w:rPr>
+        <w:rFonts w:eastAsia="黑体"/>
         <w:b/>
         <w:bCs/>
       </w:rPr>
@@ -5928,7 +6315,7 @@
         <w:spacing w:after="0" w:before="0" w:line="240" w:lineRule="auto"/>
       </w:pPr>
       <w:rPr>
-        <w:rFonts w:asciiTheme="majorHAnsi" w:cstheme="majorBidi" w:eastAsiaTheme="majorEastAsia" w:hAnsiTheme="majorHAnsi"/>
+        <w:rFonts w:asciiTheme="majorHAnsi" w:cstheme="majorBidi" w:hAnsiTheme="majorHAnsi" w:eastAsia="黑体"/>
         <w:b/>
         <w:bCs/>
       </w:rPr>
@@ -5949,7 +6336,7 @@
         <w:spacing w:after="0" w:before="0" w:line="240" w:lineRule="auto"/>
       </w:pPr>
       <w:rPr>
-        <w:rFonts w:asciiTheme="majorHAnsi" w:cstheme="majorBidi" w:eastAsiaTheme="majorEastAsia" w:hAnsiTheme="majorHAnsi"/>
+        <w:rFonts w:asciiTheme="majorHAnsi" w:cstheme="majorBidi" w:hAnsiTheme="majorHAnsi" w:eastAsia="黑体"/>
         <w:b/>
         <w:bCs/>
       </w:rPr>
@@ -5967,14 +6354,14 @@
     </w:tblStylePr>
     <w:tblStylePr w:type="firstCol">
       <w:rPr>
-        <w:rFonts w:asciiTheme="majorHAnsi" w:cstheme="majorBidi" w:eastAsiaTheme="majorEastAsia" w:hAnsiTheme="majorHAnsi"/>
+        <w:rFonts w:asciiTheme="majorHAnsi" w:cstheme="majorBidi" w:hAnsiTheme="majorHAnsi" w:eastAsia="黑体"/>
         <w:b/>
         <w:bCs/>
       </w:rPr>
     </w:tblStylePr>
     <w:tblStylePr w:type="lastCol">
       <w:rPr>
-        <w:rFonts w:asciiTheme="majorHAnsi" w:cstheme="majorBidi" w:eastAsiaTheme="majorEastAsia" w:hAnsiTheme="majorHAnsi"/>
+        <w:rFonts w:asciiTheme="majorHAnsi" w:cstheme="majorBidi" w:hAnsiTheme="majorHAnsi" w:eastAsia="黑体"/>
         <w:b/>
         <w:bCs/>
       </w:rPr>
@@ -6058,7 +6445,7 @@
         <w:spacing w:after="0" w:before="0" w:line="240" w:lineRule="auto"/>
       </w:pPr>
       <w:rPr>
-        <w:rFonts w:asciiTheme="majorHAnsi" w:cstheme="majorBidi" w:eastAsiaTheme="majorEastAsia" w:hAnsiTheme="majorHAnsi"/>
+        <w:rFonts w:asciiTheme="majorHAnsi" w:cstheme="majorBidi" w:hAnsiTheme="majorHAnsi" w:eastAsia="黑体"/>
         <w:b/>
         <w:bCs/>
       </w:rPr>
@@ -6079,7 +6466,7 @@
         <w:spacing w:after="0" w:before="0" w:line="240" w:lineRule="auto"/>
       </w:pPr>
       <w:rPr>
-        <w:rFonts w:asciiTheme="majorHAnsi" w:cstheme="majorBidi" w:eastAsiaTheme="majorEastAsia" w:hAnsiTheme="majorHAnsi"/>
+        <w:rFonts w:asciiTheme="majorHAnsi" w:cstheme="majorBidi" w:hAnsiTheme="majorHAnsi" w:eastAsia="黑体"/>
         <w:b/>
         <w:bCs/>
       </w:rPr>
@@ -6097,14 +6484,14 @@
     </w:tblStylePr>
     <w:tblStylePr w:type="firstCol">
       <w:rPr>
-        <w:rFonts w:asciiTheme="majorHAnsi" w:cstheme="majorBidi" w:eastAsiaTheme="majorEastAsia" w:hAnsiTheme="majorHAnsi"/>
+        <w:rFonts w:asciiTheme="majorHAnsi" w:cstheme="majorBidi" w:hAnsiTheme="majorHAnsi" w:eastAsia="黑体"/>
         <w:b/>
         <w:bCs/>
       </w:rPr>
     </w:tblStylePr>
     <w:tblStylePr w:type="lastCol">
       <w:rPr>
-        <w:rFonts w:asciiTheme="majorHAnsi" w:cstheme="majorBidi" w:eastAsiaTheme="majorEastAsia" w:hAnsiTheme="majorHAnsi"/>
+        <w:rFonts w:asciiTheme="majorHAnsi" w:cstheme="majorBidi" w:hAnsiTheme="majorHAnsi" w:eastAsia="黑体"/>
         <w:b/>
         <w:bCs/>
       </w:rPr>
@@ -6188,7 +6575,7 @@
         <w:spacing w:after="0" w:before="0" w:line="240" w:lineRule="auto"/>
       </w:pPr>
       <w:rPr>
-        <w:rFonts w:asciiTheme="majorHAnsi" w:cstheme="majorBidi" w:eastAsiaTheme="majorEastAsia" w:hAnsiTheme="majorHAnsi"/>
+        <w:rFonts w:asciiTheme="majorHAnsi" w:cstheme="majorBidi" w:hAnsiTheme="majorHAnsi" w:eastAsia="黑体"/>
         <w:b/>
         <w:bCs/>
       </w:rPr>
@@ -6209,7 +6596,7 @@
         <w:spacing w:after="0" w:before="0" w:line="240" w:lineRule="auto"/>
       </w:pPr>
       <w:rPr>
-        <w:rFonts w:asciiTheme="majorHAnsi" w:cstheme="majorBidi" w:eastAsiaTheme="majorEastAsia" w:hAnsiTheme="majorHAnsi"/>
+        <w:rFonts w:asciiTheme="majorHAnsi" w:cstheme="majorBidi" w:hAnsiTheme="majorHAnsi" w:eastAsia="黑体"/>
         <w:b/>
         <w:bCs/>
       </w:rPr>
@@ -6227,14 +6614,14 @@
     </w:tblStylePr>
     <w:tblStylePr w:type="firstCol">
       <w:rPr>
-        <w:rFonts w:asciiTheme="majorHAnsi" w:cstheme="majorBidi" w:eastAsiaTheme="majorEastAsia" w:hAnsiTheme="majorHAnsi"/>
+        <w:rFonts w:asciiTheme="majorHAnsi" w:cstheme="majorBidi" w:hAnsiTheme="majorHAnsi" w:eastAsia="黑体"/>
         <w:b/>
         <w:bCs/>
       </w:rPr>
     </w:tblStylePr>
     <w:tblStylePr w:type="lastCol">
       <w:rPr>
-        <w:rFonts w:asciiTheme="majorHAnsi" w:cstheme="majorBidi" w:eastAsiaTheme="majorEastAsia" w:hAnsiTheme="majorHAnsi"/>
+        <w:rFonts w:asciiTheme="majorHAnsi" w:cstheme="majorBidi" w:hAnsiTheme="majorHAnsi" w:eastAsia="黑体"/>
         <w:b/>
         <w:bCs/>
       </w:rPr>
@@ -6318,7 +6705,7 @@
         <w:spacing w:after="0" w:before="0" w:line="240" w:lineRule="auto"/>
       </w:pPr>
       <w:rPr>
-        <w:rFonts w:asciiTheme="majorHAnsi" w:cstheme="majorBidi" w:eastAsiaTheme="majorEastAsia" w:hAnsiTheme="majorHAnsi"/>
+        <w:rFonts w:asciiTheme="majorHAnsi" w:cstheme="majorBidi" w:hAnsiTheme="majorHAnsi" w:eastAsia="黑体"/>
         <w:b/>
         <w:bCs/>
       </w:rPr>
@@ -6339,7 +6726,7 @@
         <w:spacing w:after="0" w:before="0" w:line="240" w:lineRule="auto"/>
       </w:pPr>
       <w:rPr>
-        <w:rFonts w:asciiTheme="majorHAnsi" w:cstheme="majorBidi" w:eastAsiaTheme="majorEastAsia" w:hAnsiTheme="majorHAnsi"/>
+        <w:rFonts w:asciiTheme="majorHAnsi" w:cstheme="majorBidi" w:hAnsiTheme="majorHAnsi" w:eastAsia="黑体"/>
         <w:b/>
         <w:bCs/>
       </w:rPr>
@@ -6357,14 +6744,14 @@
     </w:tblStylePr>
     <w:tblStylePr w:type="firstCol">
       <w:rPr>
-        <w:rFonts w:asciiTheme="majorHAnsi" w:cstheme="majorBidi" w:eastAsiaTheme="majorEastAsia" w:hAnsiTheme="majorHAnsi"/>
+        <w:rFonts w:asciiTheme="majorHAnsi" w:cstheme="majorBidi" w:hAnsiTheme="majorHAnsi" w:eastAsia="黑体"/>
         <w:b/>
         <w:bCs/>
       </w:rPr>
     </w:tblStylePr>
     <w:tblStylePr w:type="lastCol">
       <w:rPr>
-        <w:rFonts w:asciiTheme="majorHAnsi" w:cstheme="majorBidi" w:eastAsiaTheme="majorEastAsia" w:hAnsiTheme="majorHAnsi"/>
+        <w:rFonts w:asciiTheme="majorHAnsi" w:cstheme="majorBidi" w:hAnsiTheme="majorHAnsi" w:eastAsia="黑体"/>
         <w:b/>
         <w:bCs/>
       </w:rPr>
@@ -6448,7 +6835,7 @@
         <w:spacing w:after="0" w:before="0" w:line="240" w:lineRule="auto"/>
       </w:pPr>
       <w:rPr>
-        <w:rFonts w:asciiTheme="majorHAnsi" w:cstheme="majorBidi" w:eastAsiaTheme="majorEastAsia" w:hAnsiTheme="majorHAnsi"/>
+        <w:rFonts w:asciiTheme="majorHAnsi" w:cstheme="majorBidi" w:hAnsiTheme="majorHAnsi" w:eastAsia="黑体"/>
         <w:b/>
         <w:bCs/>
       </w:rPr>
@@ -6469,7 +6856,7 @@
         <w:spacing w:after="0" w:before="0" w:line="240" w:lineRule="auto"/>
       </w:pPr>
       <w:rPr>
-        <w:rFonts w:asciiTheme="majorHAnsi" w:cstheme="majorBidi" w:eastAsiaTheme="majorEastAsia" w:hAnsiTheme="majorHAnsi"/>
+        <w:rFonts w:asciiTheme="majorHAnsi" w:cstheme="majorBidi" w:hAnsiTheme="majorHAnsi" w:eastAsia="黑体"/>
         <w:b/>
         <w:bCs/>
       </w:rPr>
@@ -6487,14 +6874,14 @@
     </w:tblStylePr>
     <w:tblStylePr w:type="firstCol">
       <w:rPr>
-        <w:rFonts w:asciiTheme="majorHAnsi" w:cstheme="majorBidi" w:eastAsiaTheme="majorEastAsia" w:hAnsiTheme="majorHAnsi"/>
+        <w:rFonts w:asciiTheme="majorHAnsi" w:cstheme="majorBidi" w:hAnsiTheme="majorHAnsi" w:eastAsia="黑体"/>
         <w:b/>
         <w:bCs/>
       </w:rPr>
     </w:tblStylePr>
     <w:tblStylePr w:type="lastCol">
       <w:rPr>
-        <w:rFonts w:asciiTheme="majorHAnsi" w:cstheme="majorBidi" w:eastAsiaTheme="majorEastAsia" w:hAnsiTheme="majorHAnsi"/>
+        <w:rFonts w:asciiTheme="majorHAnsi" w:cstheme="majorBidi" w:hAnsiTheme="majorHAnsi" w:eastAsia="黑体"/>
         <w:b/>
         <w:bCs/>
       </w:rPr>
@@ -6578,7 +6965,7 @@
         <w:spacing w:after="0" w:before="0" w:line="240" w:lineRule="auto"/>
       </w:pPr>
       <w:rPr>
-        <w:rFonts w:asciiTheme="majorHAnsi" w:cstheme="majorBidi" w:eastAsiaTheme="majorEastAsia" w:hAnsiTheme="majorHAnsi"/>
+        <w:rFonts w:asciiTheme="majorHAnsi" w:cstheme="majorBidi" w:hAnsiTheme="majorHAnsi" w:eastAsia="黑体"/>
         <w:b/>
         <w:bCs/>
       </w:rPr>
@@ -6599,7 +6986,7 @@
         <w:spacing w:after="0" w:before="0" w:line="240" w:lineRule="auto"/>
       </w:pPr>
       <w:rPr>
-        <w:rFonts w:asciiTheme="majorHAnsi" w:cstheme="majorBidi" w:eastAsiaTheme="majorEastAsia" w:hAnsiTheme="majorHAnsi"/>
+        <w:rFonts w:asciiTheme="majorHAnsi" w:cstheme="majorBidi" w:hAnsiTheme="majorHAnsi" w:eastAsia="黑体"/>
         <w:b/>
         <w:bCs/>
       </w:rPr>
@@ -6617,14 +7004,14 @@
     </w:tblStylePr>
     <w:tblStylePr w:type="firstCol">
       <w:rPr>
-        <w:rFonts w:asciiTheme="majorHAnsi" w:cstheme="majorBidi" w:eastAsiaTheme="majorEastAsia" w:hAnsiTheme="majorHAnsi"/>
+        <w:rFonts w:asciiTheme="majorHAnsi" w:cstheme="majorBidi" w:hAnsiTheme="majorHAnsi" w:eastAsia="黑体"/>
         <w:b/>
         <w:bCs/>
       </w:rPr>
     </w:tblStylePr>
     <w:tblStylePr w:type="lastCol">
       <w:rPr>
-        <w:rFonts w:asciiTheme="majorHAnsi" w:cstheme="majorBidi" w:eastAsiaTheme="majorEastAsia" w:hAnsiTheme="majorHAnsi"/>
+        <w:rFonts w:asciiTheme="majorHAnsi" w:cstheme="majorBidi" w:hAnsiTheme="majorHAnsi" w:eastAsia="黑体"/>
         <w:b/>
         <w:bCs/>
       </w:rPr>
@@ -6708,7 +7095,7 @@
         <w:spacing w:after="0" w:before="0" w:line="240" w:lineRule="auto"/>
       </w:pPr>
       <w:rPr>
-        <w:rFonts w:asciiTheme="majorHAnsi" w:cstheme="majorBidi" w:eastAsiaTheme="majorEastAsia" w:hAnsiTheme="majorHAnsi"/>
+        <w:rFonts w:asciiTheme="majorHAnsi" w:cstheme="majorBidi" w:hAnsiTheme="majorHAnsi" w:eastAsia="黑体"/>
         <w:b/>
         <w:bCs/>
       </w:rPr>
@@ -6729,7 +7116,7 @@
         <w:spacing w:after="0" w:before="0" w:line="240" w:lineRule="auto"/>
       </w:pPr>
       <w:rPr>
-        <w:rFonts w:asciiTheme="majorHAnsi" w:cstheme="majorBidi" w:eastAsiaTheme="majorEastAsia" w:hAnsiTheme="majorHAnsi"/>
+        <w:rFonts w:asciiTheme="majorHAnsi" w:cstheme="majorBidi" w:hAnsiTheme="majorHAnsi" w:eastAsia="黑体"/>
         <w:b/>
         <w:bCs/>
       </w:rPr>
@@ -6747,14 +7134,14 @@
     </w:tblStylePr>
     <w:tblStylePr w:type="firstCol">
       <w:rPr>
-        <w:rFonts w:asciiTheme="majorHAnsi" w:cstheme="majorBidi" w:eastAsiaTheme="majorEastAsia" w:hAnsiTheme="majorHAnsi"/>
+        <w:rFonts w:asciiTheme="majorHAnsi" w:cstheme="majorBidi" w:hAnsiTheme="majorHAnsi" w:eastAsia="黑体"/>
         <w:b/>
         <w:bCs/>
       </w:rPr>
     </w:tblStylePr>
     <w:tblStylePr w:type="lastCol">
       <w:rPr>
-        <w:rFonts w:asciiTheme="majorHAnsi" w:cstheme="majorBidi" w:eastAsiaTheme="majorEastAsia" w:hAnsiTheme="majorHAnsi"/>
+        <w:rFonts w:asciiTheme="majorHAnsi" w:cstheme="majorBidi" w:hAnsiTheme="majorHAnsi" w:eastAsia="黑体"/>
         <w:b/>
         <w:bCs/>
       </w:rPr>
@@ -6837,6 +7224,7 @@
         <w:spacing w:after="0" w:before="0" w:line="240" w:lineRule="auto"/>
       </w:pPr>
       <w:rPr>
+        <w:rFonts w:eastAsia="黑体"/>
         <w:b/>
         <w:bCs/>
         <w:color w:themeColor="background1" w:val="FFFFFF"/>
@@ -6859,6 +7247,7 @@
         <w:spacing w:after="0" w:before="0" w:line="240" w:lineRule="auto"/>
       </w:pPr>
       <w:rPr>
+        <w:rFonts w:eastAsia="黑体"/>
         <w:b/>
         <w:bCs/>
       </w:rPr>
@@ -6876,12 +7265,14 @@
     </w:tblStylePr>
     <w:tblStylePr w:type="firstCol">
       <w:rPr>
+        <w:rFonts w:eastAsia="黑体"/>
         <w:b/>
         <w:bCs/>
       </w:rPr>
     </w:tblStylePr>
     <w:tblStylePr w:type="lastCol">
       <w:rPr>
+        <w:rFonts w:eastAsia="黑体"/>
         <w:b/>
         <w:bCs/>
       </w:rPr>
@@ -6943,6 +7334,7 @@
         <w:spacing w:after="0" w:before="0" w:line="240" w:lineRule="auto"/>
       </w:pPr>
       <w:rPr>
+        <w:rFonts w:eastAsia="黑体"/>
         <w:b/>
         <w:bCs/>
         <w:color w:themeColor="background1" w:val="FFFFFF"/>
@@ -6965,6 +7357,7 @@
         <w:spacing w:after="0" w:before="0" w:line="240" w:lineRule="auto"/>
       </w:pPr>
       <w:rPr>
+        <w:rFonts w:eastAsia="黑体"/>
         <w:b/>
         <w:bCs/>
       </w:rPr>
@@ -6982,12 +7375,14 @@
     </w:tblStylePr>
     <w:tblStylePr w:type="firstCol">
       <w:rPr>
+        <w:rFonts w:eastAsia="黑体"/>
         <w:b/>
         <w:bCs/>
       </w:rPr>
     </w:tblStylePr>
     <w:tblStylePr w:type="lastCol">
       <w:rPr>
+        <w:rFonts w:eastAsia="黑体"/>
         <w:b/>
         <w:bCs/>
       </w:rPr>
@@ -7049,6 +7444,7 @@
         <w:spacing w:after="0" w:before="0" w:line="240" w:lineRule="auto"/>
       </w:pPr>
       <w:rPr>
+        <w:rFonts w:eastAsia="黑体"/>
         <w:b/>
         <w:bCs/>
         <w:color w:themeColor="background1" w:val="FFFFFF"/>
@@ -7071,6 +7467,7 @@
         <w:spacing w:after="0" w:before="0" w:line="240" w:lineRule="auto"/>
       </w:pPr>
       <w:rPr>
+        <w:rFonts w:eastAsia="黑体"/>
         <w:b/>
         <w:bCs/>
       </w:rPr>
@@ -7088,12 +7485,14 @@
     </w:tblStylePr>
     <w:tblStylePr w:type="firstCol">
       <w:rPr>
+        <w:rFonts w:eastAsia="黑体"/>
         <w:b/>
         <w:bCs/>
       </w:rPr>
     </w:tblStylePr>
     <w:tblStylePr w:type="lastCol">
       <w:rPr>
+        <w:rFonts w:eastAsia="黑体"/>
         <w:b/>
         <w:bCs/>
       </w:rPr>
@@ -7155,6 +7554,7 @@
         <w:spacing w:after="0" w:before="0" w:line="240" w:lineRule="auto"/>
       </w:pPr>
       <w:rPr>
+        <w:rFonts w:eastAsia="黑体"/>
         <w:b/>
         <w:bCs/>
         <w:color w:themeColor="background1" w:val="FFFFFF"/>
@@ -7177,6 +7577,7 @@
         <w:spacing w:after="0" w:before="0" w:line="240" w:lineRule="auto"/>
       </w:pPr>
       <w:rPr>
+        <w:rFonts w:eastAsia="黑体"/>
         <w:b/>
         <w:bCs/>
       </w:rPr>
@@ -7194,12 +7595,14 @@
     </w:tblStylePr>
     <w:tblStylePr w:type="firstCol">
       <w:rPr>
+        <w:rFonts w:eastAsia="黑体"/>
         <w:b/>
         <w:bCs/>
       </w:rPr>
     </w:tblStylePr>
     <w:tblStylePr w:type="lastCol">
       <w:rPr>
+        <w:rFonts w:eastAsia="黑体"/>
         <w:b/>
         <w:bCs/>
       </w:rPr>
@@ -7261,6 +7664,7 @@
         <w:spacing w:after="0" w:before="0" w:line="240" w:lineRule="auto"/>
       </w:pPr>
       <w:rPr>
+        <w:rFonts w:eastAsia="黑体"/>
         <w:b/>
         <w:bCs/>
         <w:color w:themeColor="background1" w:val="FFFFFF"/>
@@ -7283,6 +7687,7 @@
         <w:spacing w:after="0" w:before="0" w:line="240" w:lineRule="auto"/>
       </w:pPr>
       <w:rPr>
+        <w:rFonts w:eastAsia="黑体"/>
         <w:b/>
         <w:bCs/>
       </w:rPr>
@@ -7300,12 +7705,14 @@
     </w:tblStylePr>
     <w:tblStylePr w:type="firstCol">
       <w:rPr>
+        <w:rFonts w:eastAsia="黑体"/>
         <w:b/>
         <w:bCs/>
       </w:rPr>
     </w:tblStylePr>
     <w:tblStylePr w:type="lastCol">
       <w:rPr>
+        <w:rFonts w:eastAsia="黑体"/>
         <w:b/>
         <w:bCs/>
       </w:rPr>
@@ -7367,6 +7774,7 @@
         <w:spacing w:after="0" w:before="0" w:line="240" w:lineRule="auto"/>
       </w:pPr>
       <w:rPr>
+        <w:rFonts w:eastAsia="黑体"/>
         <w:b/>
         <w:bCs/>
         <w:color w:themeColor="background1" w:val="FFFFFF"/>
@@ -7389,6 +7797,7 @@
         <w:spacing w:after="0" w:before="0" w:line="240" w:lineRule="auto"/>
       </w:pPr>
       <w:rPr>
+        <w:rFonts w:eastAsia="黑体"/>
         <w:b/>
         <w:bCs/>
       </w:rPr>
@@ -7406,12 +7815,14 @@
     </w:tblStylePr>
     <w:tblStylePr w:type="firstCol">
       <w:rPr>
+        <w:rFonts w:eastAsia="黑体"/>
         <w:b/>
         <w:bCs/>
       </w:rPr>
     </w:tblStylePr>
     <w:tblStylePr w:type="lastCol">
       <w:rPr>
+        <w:rFonts w:eastAsia="黑体"/>
         <w:b/>
         <w:bCs/>
       </w:rPr>
@@ -7473,6 +7884,7 @@
         <w:spacing w:after="0" w:before="0" w:line="240" w:lineRule="auto"/>
       </w:pPr>
       <w:rPr>
+        <w:rFonts w:eastAsia="黑体"/>
         <w:b/>
         <w:bCs/>
         <w:color w:themeColor="background1" w:val="FFFFFF"/>
@@ -7495,6 +7907,7 @@
         <w:spacing w:after="0" w:before="0" w:line="240" w:lineRule="auto"/>
       </w:pPr>
       <w:rPr>
+        <w:rFonts w:eastAsia="黑体"/>
         <w:b/>
         <w:bCs/>
       </w:rPr>
@@ -7512,12 +7925,14 @@
     </w:tblStylePr>
     <w:tblStylePr w:type="firstCol">
       <w:rPr>
+        <w:rFonts w:eastAsia="黑体"/>
         <w:b/>
         <w:bCs/>
       </w:rPr>
     </w:tblStylePr>
     <w:tblStylePr w:type="lastCol">
       <w:rPr>
+        <w:rFonts w:eastAsia="黑体"/>
         <w:b/>
         <w:bCs/>
       </w:rPr>
@@ -7576,6 +7991,7 @@
         <w:spacing w:after="0" w:before="0" w:line="240" w:lineRule="auto"/>
       </w:pPr>
       <w:rPr>
+        <w:rFonts w:eastAsia="黑体"/>
         <w:b/>
         <w:bCs/>
         <w:color w:themeColor="background1" w:val="FFFFFF"/>
@@ -7598,6 +8014,7 @@
         <w:spacing w:after="0" w:before="0" w:line="240" w:lineRule="auto"/>
       </w:pPr>
       <w:rPr>
+        <w:rFonts w:eastAsia="黑体"/>
         <w:color w:val="auto"/>
       </w:rPr>
       <w:tblPr/>
@@ -7615,6 +8032,7 @@
     </w:tblStylePr>
     <w:tblStylePr w:type="firstCol">
       <w:rPr>
+        <w:rFonts w:eastAsia="黑体"/>
         <w:b/>
         <w:bCs/>
         <w:color w:themeColor="background1" w:val="FFFFFF"/>
@@ -7634,6 +8052,7 @@
     </w:tblStylePr>
     <w:tblStylePr w:type="lastCol">
       <w:rPr>
+        <w:rFonts w:eastAsia="黑体"/>
         <w:b/>
         <w:bCs/>
         <w:color w:themeColor="background1" w:val="FFFFFF"/>
@@ -7682,6 +8101,7 @@
     </w:tblStylePr>
     <w:tblStylePr w:type="nwCell">
       <w:rPr>
+        <w:rFonts w:eastAsia="黑体"/>
         <w:color w:themeColor="background1" w:val="FFFFFF"/>
       </w:rPr>
       <w:tblPr/>
@@ -7725,6 +8145,7 @@
         <w:spacing w:after="0" w:before="0" w:line="240" w:lineRule="auto"/>
       </w:pPr>
       <w:rPr>
+        <w:rFonts w:eastAsia="黑体"/>
         <w:b/>
         <w:bCs/>
         <w:color w:themeColor="background1" w:val="FFFFFF"/>
@@ -7747,6 +8168,7 @@
         <w:spacing w:after="0" w:before="0" w:line="240" w:lineRule="auto"/>
       </w:pPr>
       <w:rPr>
+        <w:rFonts w:eastAsia="黑体"/>
         <w:color w:val="auto"/>
       </w:rPr>
       <w:tblPr/>
@@ -7764,6 +8186,7 @@
     </w:tblStylePr>
     <w:tblStylePr w:type="firstCol">
       <w:rPr>
+        <w:rFonts w:eastAsia="黑体"/>
         <w:b/>
         <w:bCs/>
         <w:color w:themeColor="background1" w:val="FFFFFF"/>
@@ -7783,6 +8206,7 @@
     </w:tblStylePr>
     <w:tblStylePr w:type="lastCol">
       <w:rPr>
+        <w:rFonts w:eastAsia="黑体"/>
         <w:b/>
         <w:bCs/>
         <w:color w:themeColor="background1" w:val="FFFFFF"/>
@@ -7831,6 +8255,7 @@
     </w:tblStylePr>
     <w:tblStylePr w:type="nwCell">
       <w:rPr>
+        <w:rFonts w:eastAsia="黑体"/>
         <w:color w:themeColor="background1" w:val="FFFFFF"/>
       </w:rPr>
       <w:tblPr/>
@@ -7874,6 +8299,7 @@
         <w:spacing w:after="0" w:before="0" w:line="240" w:lineRule="auto"/>
       </w:pPr>
       <w:rPr>
+        <w:rFonts w:eastAsia="黑体"/>
         <w:b/>
         <w:bCs/>
         <w:color w:themeColor="background1" w:val="FFFFFF"/>
@@ -7896,6 +8322,7 @@
         <w:spacing w:after="0" w:before="0" w:line="240" w:lineRule="auto"/>
       </w:pPr>
       <w:rPr>
+        <w:rFonts w:eastAsia="黑体"/>
         <w:color w:val="auto"/>
       </w:rPr>
       <w:tblPr/>
@@ -7913,6 +8340,7 @@
     </w:tblStylePr>
     <w:tblStylePr w:type="firstCol">
       <w:rPr>
+        <w:rFonts w:eastAsia="黑体"/>
         <w:b/>
         <w:bCs/>
         <w:color w:themeColor="background1" w:val="FFFFFF"/>
@@ -7932,6 +8360,7 @@
     </w:tblStylePr>
     <w:tblStylePr w:type="lastCol">
       <w:rPr>
+        <w:rFonts w:eastAsia="黑体"/>
         <w:b/>
         <w:bCs/>
         <w:color w:themeColor="background1" w:val="FFFFFF"/>
@@ -7980,6 +8409,7 @@
     </w:tblStylePr>
     <w:tblStylePr w:type="nwCell">
       <w:rPr>
+        <w:rFonts w:eastAsia="黑体"/>
         <w:color w:themeColor="background1" w:val="FFFFFF"/>
       </w:rPr>
       <w:tblPr/>
@@ -8023,6 +8453,7 @@
         <w:spacing w:after="0" w:before="0" w:line="240" w:lineRule="auto"/>
       </w:pPr>
       <w:rPr>
+        <w:rFonts w:eastAsia="黑体"/>
         <w:b/>
         <w:bCs/>
         <w:color w:themeColor="background1" w:val="FFFFFF"/>
@@ -8045,6 +8476,7 @@
         <w:spacing w:after="0" w:before="0" w:line="240" w:lineRule="auto"/>
       </w:pPr>
       <w:rPr>
+        <w:rFonts w:eastAsia="黑体"/>
         <w:color w:val="auto"/>
       </w:rPr>
       <w:tblPr/>
@@ -8062,6 +8494,7 @@
     </w:tblStylePr>
     <w:tblStylePr w:type="firstCol">
       <w:rPr>
+        <w:rFonts w:eastAsia="黑体"/>
         <w:b/>
         <w:bCs/>
         <w:color w:themeColor="background1" w:val="FFFFFF"/>
@@ -8081,6 +8514,7 @@
     </w:tblStylePr>
     <w:tblStylePr w:type="lastCol">
       <w:rPr>
+        <w:rFonts w:eastAsia="黑体"/>
         <w:b/>
         <w:bCs/>
         <w:color w:themeColor="background1" w:val="FFFFFF"/>
@@ -8129,6 +8563,7 @@
     </w:tblStylePr>
     <w:tblStylePr w:type="nwCell">
       <w:rPr>
+        <w:rFonts w:eastAsia="黑体"/>
         <w:color w:themeColor="background1" w:val="FFFFFF"/>
       </w:rPr>
       <w:tblPr/>
@@ -8172,6 +8607,7 @@
         <w:spacing w:after="0" w:before="0" w:line="240" w:lineRule="auto"/>
       </w:pPr>
       <w:rPr>
+        <w:rFonts w:eastAsia="黑体"/>
         <w:b/>
         <w:bCs/>
         <w:color w:themeColor="background1" w:val="FFFFFF"/>
@@ -8194,6 +8630,7 @@
         <w:spacing w:after="0" w:before="0" w:line="240" w:lineRule="auto"/>
       </w:pPr>
       <w:rPr>
+        <w:rFonts w:eastAsia="黑体"/>
         <w:color w:val="auto"/>
       </w:rPr>
       <w:tblPr/>
@@ -8211,6 +8648,7 @@
     </w:tblStylePr>
     <w:tblStylePr w:type="firstCol">
       <w:rPr>
+        <w:rFonts w:eastAsia="黑体"/>
         <w:b/>
         <w:bCs/>
         <w:color w:themeColor="background1" w:val="FFFFFF"/>
@@ -8230,6 +8668,7 @@
     </w:tblStylePr>
     <w:tblStylePr w:type="lastCol">
       <w:rPr>
+        <w:rFonts w:eastAsia="黑体"/>
         <w:b/>
         <w:bCs/>
         <w:color w:themeColor="background1" w:val="FFFFFF"/>
@@ -8278,6 +8717,7 @@
     </w:tblStylePr>
     <w:tblStylePr w:type="nwCell">
       <w:rPr>
+        <w:rFonts w:eastAsia="黑体"/>
         <w:color w:themeColor="background1" w:val="FFFFFF"/>
       </w:rPr>
       <w:tblPr/>
@@ -8321,6 +8761,7 @@
         <w:spacing w:after="0" w:before="0" w:line="240" w:lineRule="auto"/>
       </w:pPr>
       <w:rPr>
+        <w:rFonts w:eastAsia="黑体"/>
         <w:b/>
         <w:bCs/>
         <w:color w:themeColor="background1" w:val="FFFFFF"/>
@@ -8343,6 +8784,7 @@
         <w:spacing w:after="0" w:before="0" w:line="240" w:lineRule="auto"/>
       </w:pPr>
       <w:rPr>
+        <w:rFonts w:eastAsia="黑体"/>
         <w:color w:val="auto"/>
       </w:rPr>
       <w:tblPr/>
@@ -8360,6 +8802,7 @@
     </w:tblStylePr>
     <w:tblStylePr w:type="firstCol">
       <w:rPr>
+        <w:rFonts w:eastAsia="黑体"/>
         <w:b/>
         <w:bCs/>
         <w:color w:themeColor="background1" w:val="FFFFFF"/>
@@ -8379,6 +8822,7 @@
     </w:tblStylePr>
     <w:tblStylePr w:type="lastCol">
       <w:rPr>
+        <w:rFonts w:eastAsia="黑体"/>
         <w:b/>
         <w:bCs/>
         <w:color w:themeColor="background1" w:val="FFFFFF"/>
@@ -8427,6 +8871,7 @@
     </w:tblStylePr>
     <w:tblStylePr w:type="nwCell">
       <w:rPr>
+        <w:rFonts w:eastAsia="黑体"/>
         <w:color w:themeColor="background1" w:val="FFFFFF"/>
       </w:rPr>
       <w:tblPr/>
@@ -8470,6 +8915,7 @@
         <w:spacing w:after="0" w:before="0" w:line="240" w:lineRule="auto"/>
       </w:pPr>
       <w:rPr>
+        <w:rFonts w:eastAsia="黑体"/>
         <w:b/>
         <w:bCs/>
         <w:color w:themeColor="background1" w:val="FFFFFF"/>
@@ -8492,6 +8938,7 @@
         <w:spacing w:after="0" w:before="0" w:line="240" w:lineRule="auto"/>
       </w:pPr>
       <w:rPr>
+        <w:rFonts w:eastAsia="黑体"/>
         <w:color w:val="auto"/>
       </w:rPr>
       <w:tblPr/>
@@ -8509,6 +8956,7 @@
     </w:tblStylePr>
     <w:tblStylePr w:type="firstCol">
       <w:rPr>
+        <w:rFonts w:eastAsia="黑体"/>
         <w:b/>
         <w:bCs/>
         <w:color w:themeColor="background1" w:val="FFFFFF"/>
@@ -8528,6 +8976,7 @@
     </w:tblStylePr>
     <w:tblStylePr w:type="lastCol">
       <w:rPr>
+        <w:rFonts w:eastAsia="黑体"/>
         <w:b/>
         <w:bCs/>
         <w:color w:themeColor="background1" w:val="FFFFFF"/>
@@ -8576,6 +9025,7 @@
     </w:tblStylePr>
     <w:tblStylePr w:type="nwCell">
       <w:rPr>
+        <w:rFonts w:eastAsia="黑体"/>
         <w:color w:themeColor="background1" w:val="FFFFFF"/>
       </w:rPr>
       <w:tblPr/>
@@ -8600,6 +9050,7 @@
       <w:spacing w:after="0" w:line="240" w:lineRule="auto"/>
     </w:pPr>
     <w:rPr>
+      <w:rFonts w:eastAsia="黑体"/>
       <w:color w:themeColor="text1" w:val="000000"/>
     </w:rPr>
     <w:tblPr>
@@ -8619,7 +9070,7 @@
     </w:tblPr>
     <w:tblStylePr w:type="firstRow">
       <w:rPr>
-        <w:rFonts w:asciiTheme="majorHAnsi" w:cstheme="majorBidi" w:eastAsiaTheme="majorEastAsia" w:hAnsiTheme="majorHAnsi"/>
+        <w:rFonts w:asciiTheme="majorHAnsi" w:cstheme="majorBidi" w:hAnsiTheme="majorHAnsi" w:eastAsia="黑体"/>
       </w:rPr>
       <w:tblPr/>
       <w:tcPr>
@@ -8631,6 +9082,7 @@
     </w:tblStylePr>
     <w:tblStylePr w:type="lastRow">
       <w:rPr>
+        <w:rFonts w:eastAsia="黑体"/>
         <w:b/>
         <w:bCs/>
         <w:color w:themeColor="text2" w:val="1F497D"/>
@@ -8645,12 +9097,14 @@
     </w:tblStylePr>
     <w:tblStylePr w:type="firstCol">
       <w:rPr>
+        <w:rFonts w:eastAsia="黑体"/>
         <w:b/>
         <w:bCs/>
       </w:rPr>
     </w:tblStylePr>
     <w:tblStylePr w:type="lastCol">
       <w:rPr>
+        <w:rFonts w:eastAsia="黑体"/>
         <w:b/>
         <w:bCs/>
       </w:rPr>
@@ -8684,6 +9138,7 @@
       <w:spacing w:after="0" w:line="240" w:lineRule="auto"/>
     </w:pPr>
     <w:rPr>
+      <w:rFonts w:eastAsia="黑体"/>
       <w:color w:themeColor="text1" w:val="000000"/>
     </w:rPr>
     <w:tblPr>
@@ -8703,7 +9158,7 @@
     </w:tblPr>
     <w:tblStylePr w:type="firstRow">
       <w:rPr>
-        <w:rFonts w:asciiTheme="majorHAnsi" w:cstheme="majorBidi" w:eastAsiaTheme="majorEastAsia" w:hAnsiTheme="majorHAnsi"/>
+        <w:rFonts w:asciiTheme="majorHAnsi" w:cstheme="majorBidi" w:hAnsiTheme="majorHAnsi" w:eastAsia="黑体"/>
       </w:rPr>
       <w:tblPr/>
       <w:tcPr>
@@ -8715,6 +9170,7 @@
     </w:tblStylePr>
     <w:tblStylePr w:type="lastRow">
       <w:rPr>
+        <w:rFonts w:eastAsia="黑体"/>
         <w:b/>
         <w:bCs/>
         <w:color w:themeColor="text2" w:val="1F497D"/>
@@ -8729,12 +9185,14 @@
     </w:tblStylePr>
     <w:tblStylePr w:type="firstCol">
       <w:rPr>
+        <w:rFonts w:eastAsia="黑体"/>
         <w:b/>
         <w:bCs/>
       </w:rPr>
     </w:tblStylePr>
     <w:tblStylePr w:type="lastCol">
       <w:rPr>
+        <w:rFonts w:eastAsia="黑体"/>
         <w:b/>
         <w:bCs/>
       </w:rPr>
@@ -8768,6 +9226,7 @@
       <w:spacing w:after="0" w:line="240" w:lineRule="auto"/>
     </w:pPr>
     <w:rPr>
+      <w:rFonts w:eastAsia="黑体"/>
       <w:color w:themeColor="text1" w:val="000000"/>
     </w:rPr>
     <w:tblPr>
@@ -8787,7 +9246,7 @@
     </w:tblPr>
     <w:tblStylePr w:type="firstRow">
       <w:rPr>
-        <w:rFonts w:asciiTheme="majorHAnsi" w:cstheme="majorBidi" w:eastAsiaTheme="majorEastAsia" w:hAnsiTheme="majorHAnsi"/>
+        <w:rFonts w:asciiTheme="majorHAnsi" w:cstheme="majorBidi" w:hAnsiTheme="majorHAnsi" w:eastAsia="黑体"/>
       </w:rPr>
       <w:tblPr/>
       <w:tcPr>
@@ -8799,6 +9258,7 @@
     </w:tblStylePr>
     <w:tblStylePr w:type="lastRow">
       <w:rPr>
+        <w:rFonts w:eastAsia="黑体"/>
         <w:b/>
         <w:bCs/>
         <w:color w:themeColor="text2" w:val="1F497D"/>
@@ -8813,12 +9273,14 @@
     </w:tblStylePr>
     <w:tblStylePr w:type="firstCol">
       <w:rPr>
+        <w:rFonts w:eastAsia="黑体"/>
         <w:b/>
         <w:bCs/>
       </w:rPr>
     </w:tblStylePr>
     <w:tblStylePr w:type="lastCol">
       <w:rPr>
+        <w:rFonts w:eastAsia="黑体"/>
         <w:b/>
         <w:bCs/>
       </w:rPr>
@@ -8852,6 +9314,7 @@
       <w:spacing w:after="0" w:line="240" w:lineRule="auto"/>
     </w:pPr>
     <w:rPr>
+      <w:rFonts w:eastAsia="黑体"/>
       <w:color w:themeColor="text1" w:val="000000"/>
     </w:rPr>
     <w:tblPr>
@@ -8871,7 +9334,7 @@
     </w:tblPr>
     <w:tblStylePr w:type="firstRow">
       <w:rPr>
-        <w:rFonts w:asciiTheme="majorHAnsi" w:cstheme="majorBidi" w:eastAsiaTheme="majorEastAsia" w:hAnsiTheme="majorHAnsi"/>
+        <w:rFonts w:asciiTheme="majorHAnsi" w:cstheme="majorBidi" w:hAnsiTheme="majorHAnsi" w:eastAsia="黑体"/>
       </w:rPr>
       <w:tblPr/>
       <w:tcPr>
@@ -8883,6 +9346,7 @@
     </w:tblStylePr>
     <w:tblStylePr w:type="lastRow">
       <w:rPr>
+        <w:rFonts w:eastAsia="黑体"/>
         <w:b/>
         <w:bCs/>
         <w:color w:themeColor="text2" w:val="1F497D"/>
@@ -8897,12 +9361,14 @@
     </w:tblStylePr>
     <w:tblStylePr w:type="firstCol">
       <w:rPr>
+        <w:rFonts w:eastAsia="黑体"/>
         <w:b/>
         <w:bCs/>
       </w:rPr>
     </w:tblStylePr>
     <w:tblStylePr w:type="lastCol">
       <w:rPr>
+        <w:rFonts w:eastAsia="黑体"/>
         <w:b/>
         <w:bCs/>
       </w:rPr>
@@ -8936,6 +9402,7 @@
       <w:spacing w:after="0" w:line="240" w:lineRule="auto"/>
     </w:pPr>
     <w:rPr>
+      <w:rFonts w:eastAsia="黑体"/>
       <w:color w:themeColor="text1" w:val="000000"/>
     </w:rPr>
     <w:tblPr>
@@ -8955,7 +9422,7 @@
     </w:tblPr>
     <w:tblStylePr w:type="firstRow">
       <w:rPr>
-        <w:rFonts w:asciiTheme="majorHAnsi" w:cstheme="majorBidi" w:eastAsiaTheme="majorEastAsia" w:hAnsiTheme="majorHAnsi"/>
+        <w:rFonts w:asciiTheme="majorHAnsi" w:cstheme="majorBidi" w:hAnsiTheme="majorHAnsi" w:eastAsia="黑体"/>
       </w:rPr>
       <w:tblPr/>
       <w:tcPr>
@@ -8967,6 +9434,7 @@
     </w:tblStylePr>
     <w:tblStylePr w:type="lastRow">
       <w:rPr>
+        <w:rFonts w:eastAsia="黑体"/>
         <w:b/>
         <w:bCs/>
         <w:color w:themeColor="text2" w:val="1F497D"/>
@@ -8981,12 +9449,14 @@
     </w:tblStylePr>
     <w:tblStylePr w:type="firstCol">
       <w:rPr>
+        <w:rFonts w:eastAsia="黑体"/>
         <w:b/>
         <w:bCs/>
       </w:rPr>
     </w:tblStylePr>
     <w:tblStylePr w:type="lastCol">
       <w:rPr>
+        <w:rFonts w:eastAsia="黑体"/>
         <w:b/>
         <w:bCs/>
       </w:rPr>
@@ -9020,6 +9490,7 @@
       <w:spacing w:after="0" w:line="240" w:lineRule="auto"/>
     </w:pPr>
     <w:rPr>
+      <w:rFonts w:eastAsia="黑体"/>
       <w:color w:themeColor="text1" w:val="000000"/>
     </w:rPr>
     <w:tblPr>
@@ -9039,7 +9510,7 @@
     </w:tblPr>
     <w:tblStylePr w:type="firstRow">
       <w:rPr>
-        <w:rFonts w:asciiTheme="majorHAnsi" w:cstheme="majorBidi" w:eastAsiaTheme="majorEastAsia" w:hAnsiTheme="majorHAnsi"/>
+        <w:rFonts w:asciiTheme="majorHAnsi" w:cstheme="majorBidi" w:hAnsiTheme="majorHAnsi" w:eastAsia="黑体"/>
       </w:rPr>
       <w:tblPr/>
       <w:tcPr>
@@ -9051,6 +9522,7 @@
     </w:tblStylePr>
     <w:tblStylePr w:type="lastRow">
       <w:rPr>
+        <w:rFonts w:eastAsia="黑体"/>
         <w:b/>
         <w:bCs/>
         <w:color w:themeColor="text2" w:val="1F497D"/>
@@ -9065,12 +9537,14 @@
     </w:tblStylePr>
     <w:tblStylePr w:type="firstCol">
       <w:rPr>
+        <w:rFonts w:eastAsia="黑体"/>
         <w:b/>
         <w:bCs/>
       </w:rPr>
     </w:tblStylePr>
     <w:tblStylePr w:type="lastCol">
       <w:rPr>
+        <w:rFonts w:eastAsia="黑体"/>
         <w:b/>
         <w:bCs/>
       </w:rPr>
@@ -9104,6 +9578,7 @@
       <w:spacing w:after="0" w:line="240" w:lineRule="auto"/>
     </w:pPr>
     <w:rPr>
+      <w:rFonts w:eastAsia="黑体"/>
       <w:color w:themeColor="text1" w:val="000000"/>
     </w:rPr>
     <w:tblPr>
@@ -9123,7 +9598,7 @@
     </w:tblPr>
     <w:tblStylePr w:type="firstRow">
       <w:rPr>
-        <w:rFonts w:asciiTheme="majorHAnsi" w:cstheme="majorBidi" w:eastAsiaTheme="majorEastAsia" w:hAnsiTheme="majorHAnsi"/>
+        <w:rFonts w:asciiTheme="majorHAnsi" w:cstheme="majorBidi" w:hAnsiTheme="majorHAnsi" w:eastAsia="黑体"/>
       </w:rPr>
       <w:tblPr/>
       <w:tcPr>
@@ -9135,6 +9610,7 @@
     </w:tblStylePr>
     <w:tblStylePr w:type="lastRow">
       <w:rPr>
+        <w:rFonts w:eastAsia="黑体"/>
         <w:b/>
         <w:bCs/>
         <w:color w:themeColor="text2" w:val="1F497D"/>
@@ -9149,12 +9625,14 @@
     </w:tblStylePr>
     <w:tblStylePr w:type="firstCol">
       <w:rPr>
+        <w:rFonts w:eastAsia="黑体"/>
         <w:b/>
         <w:bCs/>
       </w:rPr>
     </w:tblStylePr>
     <w:tblStylePr w:type="lastCol">
       <w:rPr>
+        <w:rFonts w:eastAsia="黑体"/>
         <w:b/>
         <w:bCs/>
       </w:rPr>
@@ -9188,7 +9666,7 @@
       <w:spacing w:after="0" w:line="240" w:lineRule="auto"/>
     </w:pPr>
     <w:rPr>
-      <w:rFonts w:asciiTheme="majorHAnsi" w:cstheme="majorBidi" w:eastAsiaTheme="majorEastAsia" w:hAnsiTheme="majorHAnsi"/>
+      <w:rFonts w:asciiTheme="majorHAnsi" w:cstheme="majorBidi" w:hAnsiTheme="majorHAnsi" w:eastAsia="黑体"/>
       <w:color w:themeColor="text1" w:val="000000"/>
     </w:rPr>
     <w:tblPr>
@@ -9210,6 +9688,7 @@
     </w:tblPr>
     <w:tblStylePr w:type="firstRow">
       <w:rPr>
+        <w:rFonts w:eastAsia="黑体"/>
         <w:sz w:val="24"/>
         <w:szCs w:val="24"/>
       </w:rPr>
@@ -9316,7 +9795,7 @@
       <w:spacing w:after="0" w:line="240" w:lineRule="auto"/>
     </w:pPr>
     <w:rPr>
-      <w:rFonts w:asciiTheme="majorHAnsi" w:cstheme="majorBidi" w:eastAsiaTheme="majorEastAsia" w:hAnsiTheme="majorHAnsi"/>
+      <w:rFonts w:asciiTheme="majorHAnsi" w:cstheme="majorBidi" w:hAnsiTheme="majorHAnsi" w:eastAsia="黑体"/>
       <w:color w:themeColor="text1" w:val="000000"/>
     </w:rPr>
     <w:tblPr>
@@ -9338,6 +9817,7 @@
     </w:tblPr>
     <w:tblStylePr w:type="firstRow">
       <w:rPr>
+        <w:rFonts w:eastAsia="黑体"/>
         <w:sz w:val="24"/>
         <w:szCs w:val="24"/>
       </w:rPr>
@@ -9444,7 +9924,7 @@
       <w:spacing w:after="0" w:line="240" w:lineRule="auto"/>
     </w:pPr>
     <w:rPr>
-      <w:rFonts w:asciiTheme="majorHAnsi" w:cstheme="majorBidi" w:eastAsiaTheme="majorEastAsia" w:hAnsiTheme="majorHAnsi"/>
+      <w:rFonts w:asciiTheme="majorHAnsi" w:cstheme="majorBidi" w:hAnsiTheme="majorHAnsi" w:eastAsia="黑体"/>
       <w:color w:themeColor="text1" w:val="000000"/>
     </w:rPr>
     <w:tblPr>
@@ -9466,6 +9946,7 @@
     </w:tblPr>
     <w:tblStylePr w:type="firstRow">
       <w:rPr>
+        <w:rFonts w:eastAsia="黑体"/>
         <w:sz w:val="24"/>
         <w:szCs w:val="24"/>
       </w:rPr>
@@ -9572,7 +10053,7 @@
       <w:spacing w:after="0" w:line="240" w:lineRule="auto"/>
     </w:pPr>
     <w:rPr>
-      <w:rFonts w:asciiTheme="majorHAnsi" w:cstheme="majorBidi" w:eastAsiaTheme="majorEastAsia" w:hAnsiTheme="majorHAnsi"/>
+      <w:rFonts w:asciiTheme="majorHAnsi" w:cstheme="majorBidi" w:hAnsiTheme="majorHAnsi" w:eastAsia="黑体"/>
       <w:color w:themeColor="text1" w:val="000000"/>
     </w:rPr>
     <w:tblPr>
@@ -9594,6 +10075,7 @@
     </w:tblPr>
     <w:tblStylePr w:type="firstRow">
       <w:rPr>
+        <w:rFonts w:eastAsia="黑体"/>
         <w:sz w:val="24"/>
         <w:szCs w:val="24"/>
       </w:rPr>
@@ -9700,7 +10182,7 @@
       <w:spacing w:after="0" w:line="240" w:lineRule="auto"/>
     </w:pPr>
     <w:rPr>
-      <w:rFonts w:asciiTheme="majorHAnsi" w:cstheme="majorBidi" w:eastAsiaTheme="majorEastAsia" w:hAnsiTheme="majorHAnsi"/>
+      <w:rFonts w:asciiTheme="majorHAnsi" w:cstheme="majorBidi" w:hAnsiTheme="majorHAnsi" w:eastAsia="黑体"/>
       <w:color w:themeColor="text1" w:val="000000"/>
     </w:rPr>
     <w:tblPr>
@@ -9722,6 +10204,7 @@
     </w:tblPr>
     <w:tblStylePr w:type="firstRow">
       <w:rPr>
+        <w:rFonts w:eastAsia="黑体"/>
         <w:sz w:val="24"/>
         <w:szCs w:val="24"/>
       </w:rPr>
@@ -9828,7 +10311,7 @@
       <w:spacing w:after="0" w:line="240" w:lineRule="auto"/>
     </w:pPr>
     <w:rPr>
-      <w:rFonts w:asciiTheme="majorHAnsi" w:cstheme="majorBidi" w:eastAsiaTheme="majorEastAsia" w:hAnsiTheme="majorHAnsi"/>
+      <w:rFonts w:asciiTheme="majorHAnsi" w:cstheme="majorBidi" w:hAnsiTheme="majorHAnsi" w:eastAsia="黑体"/>
       <w:color w:themeColor="text1" w:val="000000"/>
     </w:rPr>
     <w:tblPr>
@@ -9850,6 +10333,7 @@
     </w:tblPr>
     <w:tblStylePr w:type="firstRow">
       <w:rPr>
+        <w:rFonts w:eastAsia="黑体"/>
         <w:sz w:val="24"/>
         <w:szCs w:val="24"/>
       </w:rPr>
@@ -9956,7 +10440,7 @@
       <w:spacing w:after="0" w:line="240" w:lineRule="auto"/>
     </w:pPr>
     <w:rPr>
-      <w:rFonts w:asciiTheme="majorHAnsi" w:cstheme="majorBidi" w:eastAsiaTheme="majorEastAsia" w:hAnsiTheme="majorHAnsi"/>
+      <w:rFonts w:asciiTheme="majorHAnsi" w:cstheme="majorBidi" w:hAnsiTheme="majorHAnsi" w:eastAsia="黑体"/>
       <w:color w:themeColor="text1" w:val="000000"/>
     </w:rPr>
     <w:tblPr>
@@ -9978,6 +10462,7 @@
     </w:tblPr>
     <w:tblStylePr w:type="firstRow">
       <w:rPr>
+        <w:rFonts w:eastAsia="黑体"/>
         <w:sz w:val="24"/>
         <w:szCs w:val="24"/>
       </w:rPr>
@@ -10107,12 +10592,14 @@
     </w:tcPr>
     <w:tblStylePr w:type="firstRow">
       <w:rPr>
+        <w:rFonts w:eastAsia="黑体"/>
         <w:b/>
         <w:bCs/>
       </w:rPr>
     </w:tblStylePr>
     <w:tblStylePr w:type="lastRow">
       <w:rPr>
+        <w:rFonts w:eastAsia="黑体"/>
         <w:b/>
         <w:bCs/>
       </w:rPr>
@@ -10125,12 +10612,14 @@
     </w:tblStylePr>
     <w:tblStylePr w:type="firstCol">
       <w:rPr>
+        <w:rFonts w:eastAsia="黑体"/>
         <w:b/>
         <w:bCs/>
       </w:rPr>
     </w:tblStylePr>
     <w:tblStylePr w:type="lastCol">
       <w:rPr>
+        <w:rFonts w:eastAsia="黑体"/>
         <w:b/>
         <w:bCs/>
       </w:rPr>
@@ -10180,12 +10669,14 @@
     </w:tcPr>
     <w:tblStylePr w:type="firstRow">
       <w:rPr>
+        <w:rFonts w:eastAsia="黑体"/>
         <w:b/>
         <w:bCs/>
       </w:rPr>
     </w:tblStylePr>
     <w:tblStylePr w:type="lastRow">
       <w:rPr>
+        <w:rFonts w:eastAsia="黑体"/>
         <w:b/>
         <w:bCs/>
       </w:rPr>
@@ -10198,12 +10689,14 @@
     </w:tblStylePr>
     <w:tblStylePr w:type="firstCol">
       <w:rPr>
+        <w:rFonts w:eastAsia="黑体"/>
         <w:b/>
         <w:bCs/>
       </w:rPr>
     </w:tblStylePr>
     <w:tblStylePr w:type="lastCol">
       <w:rPr>
+        <w:rFonts w:eastAsia="黑体"/>
         <w:b/>
         <w:bCs/>
       </w:rPr>
@@ -10253,12 +10746,14 @@
     </w:tcPr>
     <w:tblStylePr w:type="firstRow">
       <w:rPr>
+        <w:rFonts w:eastAsia="黑体"/>
         <w:b/>
         <w:bCs/>
       </w:rPr>
     </w:tblStylePr>
     <w:tblStylePr w:type="lastRow">
       <w:rPr>
+        <w:rFonts w:eastAsia="黑体"/>
         <w:b/>
         <w:bCs/>
       </w:rPr>
@@ -10271,12 +10766,14 @@
     </w:tblStylePr>
     <w:tblStylePr w:type="firstCol">
       <w:rPr>
+        <w:rFonts w:eastAsia="黑体"/>
         <w:b/>
         <w:bCs/>
       </w:rPr>
     </w:tblStylePr>
     <w:tblStylePr w:type="lastCol">
       <w:rPr>
+        <w:rFonts w:eastAsia="黑体"/>
         <w:b/>
         <w:bCs/>
       </w:rPr>
@@ -10326,12 +10823,14 @@
     </w:tcPr>
     <w:tblStylePr w:type="firstRow">
       <w:rPr>
+        <w:rFonts w:eastAsia="黑体"/>
         <w:b/>
         <w:bCs/>
       </w:rPr>
     </w:tblStylePr>
     <w:tblStylePr w:type="lastRow">
       <w:rPr>
+        <w:rFonts w:eastAsia="黑体"/>
         <w:b/>
         <w:bCs/>
       </w:rPr>
@@ -10344,12 +10843,14 @@
     </w:tblStylePr>
     <w:tblStylePr w:type="firstCol">
       <w:rPr>
+        <w:rFonts w:eastAsia="黑体"/>
         <w:b/>
         <w:bCs/>
       </w:rPr>
     </w:tblStylePr>
     <w:tblStylePr w:type="lastCol">
       <w:rPr>
+        <w:rFonts w:eastAsia="黑体"/>
         <w:b/>
         <w:bCs/>
       </w:rPr>
@@ -10399,12 +10900,14 @@
     </w:tcPr>
     <w:tblStylePr w:type="firstRow">
       <w:rPr>
+        <w:rFonts w:eastAsia="黑体"/>
         <w:b/>
         <w:bCs/>
       </w:rPr>
     </w:tblStylePr>
     <w:tblStylePr w:type="lastRow">
       <w:rPr>
+        <w:rFonts w:eastAsia="黑体"/>
         <w:b/>
         <w:bCs/>
       </w:rPr>
@@ -10417,12 +10920,14 @@
     </w:tblStylePr>
     <w:tblStylePr w:type="firstCol">
       <w:rPr>
+        <w:rFonts w:eastAsia="黑体"/>
         <w:b/>
         <w:bCs/>
       </w:rPr>
     </w:tblStylePr>
     <w:tblStylePr w:type="lastCol">
       <w:rPr>
+        <w:rFonts w:eastAsia="黑体"/>
         <w:b/>
         <w:bCs/>
       </w:rPr>
@@ -10472,12 +10977,14 @@
     </w:tcPr>
     <w:tblStylePr w:type="firstRow">
       <w:rPr>
+        <w:rFonts w:eastAsia="黑体"/>
         <w:b/>
         <w:bCs/>
       </w:rPr>
     </w:tblStylePr>
     <w:tblStylePr w:type="lastRow">
       <w:rPr>
+        <w:rFonts w:eastAsia="黑体"/>
         <w:b/>
         <w:bCs/>
       </w:rPr>
@@ -10490,12 +10997,14 @@
     </w:tblStylePr>
     <w:tblStylePr w:type="firstCol">
       <w:rPr>
+        <w:rFonts w:eastAsia="黑体"/>
         <w:b/>
         <w:bCs/>
       </w:rPr>
     </w:tblStylePr>
     <w:tblStylePr w:type="lastCol">
       <w:rPr>
+        <w:rFonts w:eastAsia="黑体"/>
         <w:b/>
         <w:bCs/>
       </w:rPr>
@@ -10545,12 +11054,14 @@
     </w:tcPr>
     <w:tblStylePr w:type="firstRow">
       <w:rPr>
+        <w:rFonts w:eastAsia="黑体"/>
         <w:b/>
         <w:bCs/>
       </w:rPr>
     </w:tblStylePr>
     <w:tblStylePr w:type="lastRow">
       <w:rPr>
+        <w:rFonts w:eastAsia="黑体"/>
         <w:b/>
         <w:bCs/>
       </w:rPr>
@@ -10563,12 +11074,14 @@
     </w:tblStylePr>
     <w:tblStylePr w:type="firstCol">
       <w:rPr>
+        <w:rFonts w:eastAsia="黑体"/>
         <w:b/>
         <w:bCs/>
       </w:rPr>
     </w:tblStylePr>
     <w:tblStylePr w:type="lastCol">
       <w:rPr>
+        <w:rFonts w:eastAsia="黑体"/>
         <w:b/>
         <w:bCs/>
       </w:rPr>
@@ -10595,7 +11108,7 @@
       <w:spacing w:after="0" w:line="240" w:lineRule="auto"/>
     </w:pPr>
     <w:rPr>
-      <w:rFonts w:asciiTheme="majorHAnsi" w:cstheme="majorBidi" w:eastAsiaTheme="majorEastAsia" w:hAnsiTheme="majorHAnsi"/>
+      <w:rFonts w:asciiTheme="majorHAnsi" w:cstheme="majorBidi" w:hAnsiTheme="majorHAnsi" w:eastAsia="黑体"/>
       <w:color w:themeColor="text1" w:val="000000"/>
     </w:rPr>
     <w:tblPr>
@@ -10622,6 +11135,7 @@
     </w:tcPr>
     <w:tblStylePr w:type="firstRow">
       <w:rPr>
+        <w:rFonts w:eastAsia="黑体"/>
         <w:b/>
         <w:bCs/>
         <w:color w:themeColor="text1" w:val="000000"/>
@@ -10633,6 +11147,7 @@
     </w:tblStylePr>
     <w:tblStylePr w:type="lastRow">
       <w:rPr>
+        <w:rFonts w:eastAsia="黑体"/>
         <w:b/>
         <w:bCs/>
         <w:color w:themeColor="text1" w:val="000000"/>
@@ -10652,6 +11167,7 @@
     </w:tblStylePr>
     <w:tblStylePr w:type="firstCol">
       <w:rPr>
+        <w:rFonts w:eastAsia="黑体"/>
         <w:b/>
         <w:bCs/>
         <w:color w:themeColor="text1" w:val="000000"/>
@@ -10671,6 +11187,7 @@
     </w:tblStylePr>
     <w:tblStylePr w:type="lastCol">
       <w:rPr>
+        <w:rFonts w:eastAsia="黑体"/>
         <w:b w:val="0"/>
         <w:bCs w:val="0"/>
         <w:color w:themeColor="text1" w:val="000000"/>
@@ -10720,7 +11237,7 @@
       <w:spacing w:after="0" w:line="240" w:lineRule="auto"/>
     </w:pPr>
     <w:rPr>
-      <w:rFonts w:asciiTheme="majorHAnsi" w:cstheme="majorBidi" w:eastAsiaTheme="majorEastAsia" w:hAnsiTheme="majorHAnsi"/>
+      <w:rFonts w:asciiTheme="majorHAnsi" w:cstheme="majorBidi" w:hAnsiTheme="majorHAnsi" w:eastAsia="黑体"/>
       <w:color w:themeColor="text1" w:val="000000"/>
     </w:rPr>
     <w:tblPr>
@@ -10747,6 +11264,7 @@
     </w:tcPr>
     <w:tblStylePr w:type="firstRow">
       <w:rPr>
+        <w:rFonts w:eastAsia="黑体"/>
         <w:b/>
         <w:bCs/>
         <w:color w:themeColor="text1" w:val="000000"/>
@@ -10758,6 +11276,7 @@
     </w:tblStylePr>
     <w:tblStylePr w:type="lastRow">
       <w:rPr>
+        <w:rFonts w:eastAsia="黑体"/>
         <w:b/>
         <w:bCs/>
         <w:color w:themeColor="text1" w:val="000000"/>
@@ -10777,6 +11296,7 @@
     </w:tblStylePr>
     <w:tblStylePr w:type="firstCol">
       <w:rPr>
+        <w:rFonts w:eastAsia="黑体"/>
         <w:b/>
         <w:bCs/>
         <w:color w:themeColor="text1" w:val="000000"/>
@@ -10796,6 +11316,7 @@
     </w:tblStylePr>
     <w:tblStylePr w:type="lastCol">
       <w:rPr>
+        <w:rFonts w:eastAsia="黑体"/>
         <w:b w:val="0"/>
         <w:bCs w:val="0"/>
         <w:color w:themeColor="text1" w:val="000000"/>
@@ -10845,7 +11366,7 @@
       <w:spacing w:after="0" w:line="240" w:lineRule="auto"/>
     </w:pPr>
     <w:rPr>
-      <w:rFonts w:asciiTheme="majorHAnsi" w:cstheme="majorBidi" w:eastAsiaTheme="majorEastAsia" w:hAnsiTheme="majorHAnsi"/>
+      <w:rFonts w:asciiTheme="majorHAnsi" w:cstheme="majorBidi" w:hAnsiTheme="majorHAnsi" w:eastAsia="黑体"/>
       <w:color w:themeColor="text1" w:val="000000"/>
     </w:rPr>
     <w:tblPr>
@@ -10872,6 +11393,7 @@
     </w:tcPr>
     <w:tblStylePr w:type="firstRow">
       <w:rPr>
+        <w:rFonts w:eastAsia="黑体"/>
         <w:b/>
         <w:bCs/>
         <w:color w:themeColor="text1" w:val="000000"/>
@@ -10883,6 +11405,7 @@
     </w:tblStylePr>
     <w:tblStylePr w:type="lastRow">
       <w:rPr>
+        <w:rFonts w:eastAsia="黑体"/>
         <w:b/>
         <w:bCs/>
         <w:color w:themeColor="text1" w:val="000000"/>
@@ -10902,6 +11425,7 @@
     </w:tblStylePr>
     <w:tblStylePr w:type="firstCol">
       <w:rPr>
+        <w:rFonts w:eastAsia="黑体"/>
         <w:b/>
         <w:bCs/>
         <w:color w:themeColor="text1" w:val="000000"/>
@@ -10921,6 +11445,7 @@
     </w:tblStylePr>
     <w:tblStylePr w:type="lastCol">
       <w:rPr>
+        <w:rFonts w:eastAsia="黑体"/>
         <w:b w:val="0"/>
         <w:bCs w:val="0"/>
         <w:color w:themeColor="text1" w:val="000000"/>
@@ -10970,7 +11495,7 @@
       <w:spacing w:after="0" w:line="240" w:lineRule="auto"/>
     </w:pPr>
     <w:rPr>
-      <w:rFonts w:asciiTheme="majorHAnsi" w:cstheme="majorBidi" w:eastAsiaTheme="majorEastAsia" w:hAnsiTheme="majorHAnsi"/>
+      <w:rFonts w:asciiTheme="majorHAnsi" w:cstheme="majorBidi" w:hAnsiTheme="majorHAnsi" w:eastAsia="黑体"/>
       <w:color w:themeColor="text1" w:val="000000"/>
     </w:rPr>
     <w:tblPr>
@@ -10997,6 +11522,7 @@
     </w:tcPr>
     <w:tblStylePr w:type="firstRow">
       <w:rPr>
+        <w:rFonts w:eastAsia="黑体"/>
         <w:b/>
         <w:bCs/>
         <w:color w:themeColor="text1" w:val="000000"/>
@@ -11008,6 +11534,7 @@
     </w:tblStylePr>
     <w:tblStylePr w:type="lastRow">
       <w:rPr>
+        <w:rFonts w:eastAsia="黑体"/>
         <w:b/>
         <w:bCs/>
         <w:color w:themeColor="text1" w:val="000000"/>
@@ -11027,6 +11554,7 @@
     </w:tblStylePr>
     <w:tblStylePr w:type="firstCol">
       <w:rPr>
+        <w:rFonts w:eastAsia="黑体"/>
         <w:b/>
         <w:bCs/>
         <w:color w:themeColor="text1" w:val="000000"/>
@@ -11046,6 +11574,7 @@
     </w:tblStylePr>
     <w:tblStylePr w:type="lastCol">
       <w:rPr>
+        <w:rFonts w:eastAsia="黑体"/>
         <w:b w:val="0"/>
         <w:bCs w:val="0"/>
         <w:color w:themeColor="text1" w:val="000000"/>
@@ -11095,7 +11624,7 @@
       <w:spacing w:after="0" w:line="240" w:lineRule="auto"/>
     </w:pPr>
     <w:rPr>
-      <w:rFonts w:asciiTheme="majorHAnsi" w:cstheme="majorBidi" w:eastAsiaTheme="majorEastAsia" w:hAnsiTheme="majorHAnsi"/>
+      <w:rFonts w:asciiTheme="majorHAnsi" w:cstheme="majorBidi" w:hAnsiTheme="majorHAnsi" w:eastAsia="黑体"/>
       <w:color w:themeColor="text1" w:val="000000"/>
     </w:rPr>
     <w:tblPr>
@@ -11122,6 +11651,7 @@
     </w:tcPr>
     <w:tblStylePr w:type="firstRow">
       <w:rPr>
+        <w:rFonts w:eastAsia="黑体"/>
         <w:b/>
         <w:bCs/>
         <w:color w:themeColor="text1" w:val="000000"/>
@@ -11133,6 +11663,7 @@
     </w:tblStylePr>
     <w:tblStylePr w:type="lastRow">
       <w:rPr>
+        <w:rFonts w:eastAsia="黑体"/>
         <w:b/>
         <w:bCs/>
         <w:color w:themeColor="text1" w:val="000000"/>
@@ -11152,6 +11683,7 @@
     </w:tblStylePr>
     <w:tblStylePr w:type="firstCol">
       <w:rPr>
+        <w:rFonts w:eastAsia="黑体"/>
         <w:b/>
         <w:bCs/>
         <w:color w:themeColor="text1" w:val="000000"/>
@@ -11171,6 +11703,7 @@
     </w:tblStylePr>
     <w:tblStylePr w:type="lastCol">
       <w:rPr>
+        <w:rFonts w:eastAsia="黑体"/>
         <w:b w:val="0"/>
         <w:bCs w:val="0"/>
         <w:color w:themeColor="text1" w:val="000000"/>
@@ -11220,7 +11753,7 @@
       <w:spacing w:after="0" w:line="240" w:lineRule="auto"/>
     </w:pPr>
     <w:rPr>
-      <w:rFonts w:asciiTheme="majorHAnsi" w:cstheme="majorBidi" w:eastAsiaTheme="majorEastAsia" w:hAnsiTheme="majorHAnsi"/>
+      <w:rFonts w:asciiTheme="majorHAnsi" w:cstheme="majorBidi" w:hAnsiTheme="majorHAnsi" w:eastAsia="黑体"/>
       <w:color w:themeColor="text1" w:val="000000"/>
     </w:rPr>
     <w:tblPr>
@@ -11247,6 +11780,7 @@
     </w:tcPr>
     <w:tblStylePr w:type="firstRow">
       <w:rPr>
+        <w:rFonts w:eastAsia="黑体"/>
         <w:b/>
         <w:bCs/>
         <w:color w:themeColor="text1" w:val="000000"/>
@@ -11258,6 +11792,7 @@
     </w:tblStylePr>
     <w:tblStylePr w:type="lastRow">
       <w:rPr>
+        <w:rFonts w:eastAsia="黑体"/>
         <w:b/>
         <w:bCs/>
         <w:color w:themeColor="text1" w:val="000000"/>
@@ -11277,6 +11812,7 @@
     </w:tblStylePr>
     <w:tblStylePr w:type="firstCol">
       <w:rPr>
+        <w:rFonts w:eastAsia="黑体"/>
         <w:b/>
         <w:bCs/>
         <w:color w:themeColor="text1" w:val="000000"/>
@@ -11296,6 +11832,7 @@
     </w:tblStylePr>
     <w:tblStylePr w:type="lastCol">
       <w:rPr>
+        <w:rFonts w:eastAsia="黑体"/>
         <w:b w:val="0"/>
         <w:bCs w:val="0"/>
         <w:color w:themeColor="text1" w:val="000000"/>
@@ -11345,7 +11882,7 @@
       <w:spacing w:after="0" w:line="240" w:lineRule="auto"/>
     </w:pPr>
     <w:rPr>
-      <w:rFonts w:asciiTheme="majorHAnsi" w:cstheme="majorBidi" w:eastAsiaTheme="majorEastAsia" w:hAnsiTheme="majorHAnsi"/>
+      <w:rFonts w:asciiTheme="majorHAnsi" w:cstheme="majorBidi" w:hAnsiTheme="majorHAnsi" w:eastAsia="黑体"/>
       <w:color w:themeColor="text1" w:val="000000"/>
     </w:rPr>
     <w:tblPr>
@@ -11372,6 +11909,7 @@
     </w:tcPr>
     <w:tblStylePr w:type="firstRow">
       <w:rPr>
+        <w:rFonts w:eastAsia="黑体"/>
         <w:b/>
         <w:bCs/>
         <w:color w:themeColor="text1" w:val="000000"/>
@@ -11383,6 +11921,7 @@
     </w:tblStylePr>
     <w:tblStylePr w:type="lastRow">
       <w:rPr>
+        <w:rFonts w:eastAsia="黑体"/>
         <w:b/>
         <w:bCs/>
         <w:color w:themeColor="text1" w:val="000000"/>
@@ -11402,6 +11941,7 @@
     </w:tblStylePr>
     <w:tblStylePr w:type="firstCol">
       <w:rPr>
+        <w:rFonts w:eastAsia="黑体"/>
         <w:b/>
         <w:bCs/>
         <w:color w:themeColor="text1" w:val="000000"/>
@@ -11421,6 +11961,7 @@
     </w:tblStylePr>
     <w:tblStylePr w:type="lastCol">
       <w:rPr>
+        <w:rFonts w:eastAsia="黑体"/>
         <w:b w:val="0"/>
         <w:bCs w:val="0"/>
         <w:color w:themeColor="text1" w:val="000000"/>
@@ -11493,6 +12034,7 @@
     </w:tcPr>
     <w:tblStylePr w:type="firstRow">
       <w:rPr>
+        <w:rFonts w:eastAsia="黑体"/>
         <w:b/>
         <w:bCs/>
         <w:i w:val="0"/>
@@ -11514,6 +12056,7 @@
     </w:tblStylePr>
     <w:tblStylePr w:type="lastRow">
       <w:rPr>
+        <w:rFonts w:eastAsia="黑体"/>
         <w:b/>
         <w:bCs/>
         <w:i w:val="0"/>
@@ -11535,6 +12078,7 @@
     </w:tblStylePr>
     <w:tblStylePr w:type="firstCol">
       <w:rPr>
+        <w:rFonts w:eastAsia="黑体"/>
         <w:b/>
         <w:bCs/>
         <w:i w:val="0"/>
@@ -11554,6 +12098,7 @@
     </w:tblStylePr>
     <w:tblStylePr w:type="lastCol">
       <w:rPr>
+        <w:rFonts w:eastAsia="黑体"/>
         <w:b/>
         <w:bCs/>
         <w:i w:val="0"/>
@@ -11634,6 +12179,7 @@
     </w:tcPr>
     <w:tblStylePr w:type="firstRow">
       <w:rPr>
+        <w:rFonts w:eastAsia="黑体"/>
         <w:b/>
         <w:bCs/>
         <w:i w:val="0"/>
@@ -11655,6 +12201,7 @@
     </w:tblStylePr>
     <w:tblStylePr w:type="lastRow">
       <w:rPr>
+        <w:rFonts w:eastAsia="黑体"/>
         <w:b/>
         <w:bCs/>
         <w:i w:val="0"/>
@@ -11676,6 +12223,7 @@
     </w:tblStylePr>
     <w:tblStylePr w:type="firstCol">
       <w:rPr>
+        <w:rFonts w:eastAsia="黑体"/>
         <w:b/>
         <w:bCs/>
         <w:i w:val="0"/>
@@ -11695,6 +12243,7 @@
     </w:tblStylePr>
     <w:tblStylePr w:type="lastCol">
       <w:rPr>
+        <w:rFonts w:eastAsia="黑体"/>
         <w:b/>
         <w:bCs/>
         <w:i w:val="0"/>
@@ -11775,6 +12324,7 @@
     </w:tcPr>
     <w:tblStylePr w:type="firstRow">
       <w:rPr>
+        <w:rFonts w:eastAsia="黑体"/>
         <w:b/>
         <w:bCs/>
         <w:i w:val="0"/>
@@ -11796,6 +12346,7 @@
     </w:tblStylePr>
     <w:tblStylePr w:type="lastRow">
       <w:rPr>
+        <w:rFonts w:eastAsia="黑体"/>
         <w:b/>
         <w:bCs/>
         <w:i w:val="0"/>
@@ -11817,6 +12368,7 @@
     </w:tblStylePr>
     <w:tblStylePr w:type="firstCol">
       <w:rPr>
+        <w:rFonts w:eastAsia="黑体"/>
         <w:b/>
         <w:bCs/>
         <w:i w:val="0"/>
@@ -11836,6 +12388,7 @@
     </w:tblStylePr>
     <w:tblStylePr w:type="lastCol">
       <w:rPr>
+        <w:rFonts w:eastAsia="黑体"/>
         <w:b/>
         <w:bCs/>
         <w:i w:val="0"/>
@@ -11916,6 +12469,7 @@
     </w:tcPr>
     <w:tblStylePr w:type="firstRow">
       <w:rPr>
+        <w:rFonts w:eastAsia="黑体"/>
         <w:b/>
         <w:bCs/>
         <w:i w:val="0"/>
@@ -11937,6 +12491,7 @@
     </w:tblStylePr>
     <w:tblStylePr w:type="lastRow">
       <w:rPr>
+        <w:rFonts w:eastAsia="黑体"/>
         <w:b/>
         <w:bCs/>
         <w:i w:val="0"/>
@@ -11958,6 +12513,7 @@
     </w:tblStylePr>
     <w:tblStylePr w:type="firstCol">
       <w:rPr>
+        <w:rFonts w:eastAsia="黑体"/>
         <w:b/>
         <w:bCs/>
         <w:i w:val="0"/>
@@ -11977,6 +12533,7 @@
     </w:tblStylePr>
     <w:tblStylePr w:type="lastCol">
       <w:rPr>
+        <w:rFonts w:eastAsia="黑体"/>
         <w:b/>
         <w:bCs/>
         <w:i w:val="0"/>
@@ -12057,6 +12614,7 @@
     </w:tcPr>
     <w:tblStylePr w:type="firstRow">
       <w:rPr>
+        <w:rFonts w:eastAsia="黑体"/>
         <w:b/>
         <w:bCs/>
         <w:i w:val="0"/>
@@ -12078,6 +12636,7 @@
     </w:tblStylePr>
     <w:tblStylePr w:type="lastRow">
       <w:rPr>
+        <w:rFonts w:eastAsia="黑体"/>
         <w:b/>
         <w:bCs/>
         <w:i w:val="0"/>
@@ -12099,6 +12658,7 @@
     </w:tblStylePr>
     <w:tblStylePr w:type="firstCol">
       <w:rPr>
+        <w:rFonts w:eastAsia="黑体"/>
         <w:b/>
         <w:bCs/>
         <w:i w:val="0"/>
@@ -12118,6 +12678,7 @@
     </w:tblStylePr>
     <w:tblStylePr w:type="lastCol">
       <w:rPr>
+        <w:rFonts w:eastAsia="黑体"/>
         <w:b/>
         <w:bCs/>
         <w:i w:val="0"/>
@@ -12198,6 +12759,7 @@
     </w:tcPr>
     <w:tblStylePr w:type="firstRow">
       <w:rPr>
+        <w:rFonts w:eastAsia="黑体"/>
         <w:b/>
         <w:bCs/>
         <w:i w:val="0"/>
@@ -12219,6 +12781,7 @@
     </w:tblStylePr>
     <w:tblStylePr w:type="lastRow">
       <w:rPr>
+        <w:rFonts w:eastAsia="黑体"/>
         <w:b/>
         <w:bCs/>
         <w:i w:val="0"/>
@@ -12240,6 +12803,7 @@
     </w:tblStylePr>
     <w:tblStylePr w:type="firstCol">
       <w:rPr>
+        <w:rFonts w:eastAsia="黑体"/>
         <w:b/>
         <w:bCs/>
         <w:i w:val="0"/>
@@ -12259,6 +12823,7 @@
     </w:tblStylePr>
     <w:tblStylePr w:type="lastCol">
       <w:rPr>
+        <w:rFonts w:eastAsia="黑体"/>
         <w:b/>
         <w:bCs/>
         <w:i w:val="0"/>
@@ -12339,6 +12904,7 @@
     </w:tcPr>
     <w:tblStylePr w:type="firstRow">
       <w:rPr>
+        <w:rFonts w:eastAsia="黑体"/>
         <w:b/>
         <w:bCs/>
         <w:i w:val="0"/>
@@ -12360,6 +12926,7 @@
     </w:tblStylePr>
     <w:tblStylePr w:type="lastRow">
       <w:rPr>
+        <w:rFonts w:eastAsia="黑体"/>
         <w:b/>
         <w:bCs/>
         <w:i w:val="0"/>
@@ -12381,6 +12948,7 @@
     </w:tblStylePr>
     <w:tblStylePr w:type="firstCol">
       <w:rPr>
+        <w:rFonts w:eastAsia="黑体"/>
         <w:b/>
         <w:bCs/>
         <w:i w:val="0"/>
@@ -12400,6 +12968,7 @@
     </w:tblStylePr>
     <w:tblStylePr w:type="lastCol">
       <w:rPr>
+        <w:rFonts w:eastAsia="黑体"/>
         <w:b/>
         <w:bCs/>
         <w:i w:val="0"/>
@@ -12457,6 +13026,7 @@
       <w:spacing w:after="0" w:line="240" w:lineRule="auto"/>
     </w:pPr>
     <w:rPr>
+      <w:rFonts w:eastAsia="黑体"/>
       <w:color w:themeColor="background1" w:val="FFFFFF"/>
     </w:rPr>
     <w:tblPr>
@@ -12475,6 +13045,7 @@
     </w:tcPr>
     <w:tblStylePr w:type="firstRow">
       <w:rPr>
+        <w:rFonts w:eastAsia="黑体"/>
         <w:b/>
         <w:bCs/>
       </w:rPr>
@@ -12571,6 +13142,7 @@
       <w:spacing w:after="0" w:line="240" w:lineRule="auto"/>
     </w:pPr>
     <w:rPr>
+      <w:rFonts w:eastAsia="黑体"/>
       <w:color w:themeColor="background1" w:val="FFFFFF"/>
     </w:rPr>
     <w:tblPr>
@@ -12589,6 +13161,7 @@
     </w:tcPr>
     <w:tblStylePr w:type="firstRow">
       <w:rPr>
+        <w:rFonts w:eastAsia="黑体"/>
         <w:b/>
         <w:bCs/>
       </w:rPr>
@@ -12685,6 +13258,7 @@
       <w:spacing w:after="0" w:line="240" w:lineRule="auto"/>
     </w:pPr>
     <w:rPr>
+      <w:rFonts w:eastAsia="黑体"/>
       <w:color w:themeColor="background1" w:val="FFFFFF"/>
     </w:rPr>
     <w:tblPr>
@@ -12703,6 +13277,7 @@
     </w:tcPr>
     <w:tblStylePr w:type="firstRow">
       <w:rPr>
+        <w:rFonts w:eastAsia="黑体"/>
         <w:b/>
         <w:bCs/>
       </w:rPr>
@@ -12799,6 +13374,7 @@
       <w:spacing w:after="0" w:line="240" w:lineRule="auto"/>
     </w:pPr>
     <w:rPr>
+      <w:rFonts w:eastAsia="黑体"/>
       <w:color w:themeColor="background1" w:val="FFFFFF"/>
     </w:rPr>
     <w:tblPr>
@@ -12817,6 +13393,7 @@
     </w:tcPr>
     <w:tblStylePr w:type="firstRow">
       <w:rPr>
+        <w:rFonts w:eastAsia="黑体"/>
         <w:b/>
         <w:bCs/>
       </w:rPr>
@@ -12913,6 +13490,7 @@
       <w:spacing w:after="0" w:line="240" w:lineRule="auto"/>
     </w:pPr>
     <w:rPr>
+      <w:rFonts w:eastAsia="黑体"/>
       <w:color w:themeColor="background1" w:val="FFFFFF"/>
     </w:rPr>
     <w:tblPr>
@@ -12931,6 +13509,7 @@
     </w:tcPr>
     <w:tblStylePr w:type="firstRow">
       <w:rPr>
+        <w:rFonts w:eastAsia="黑体"/>
         <w:b/>
         <w:bCs/>
       </w:rPr>
@@ -13027,6 +13606,7 @@
       <w:spacing w:after="0" w:line="240" w:lineRule="auto"/>
     </w:pPr>
     <w:rPr>
+      <w:rFonts w:eastAsia="黑体"/>
       <w:color w:themeColor="background1" w:val="FFFFFF"/>
     </w:rPr>
     <w:tblPr>
@@ -13045,6 +13625,7 @@
     </w:tcPr>
     <w:tblStylePr w:type="firstRow">
       <w:rPr>
+        <w:rFonts w:eastAsia="黑体"/>
         <w:b/>
         <w:bCs/>
       </w:rPr>
@@ -13141,6 +13722,7 @@
       <w:spacing w:after="0" w:line="240" w:lineRule="auto"/>
     </w:pPr>
     <w:rPr>
+      <w:rFonts w:eastAsia="黑体"/>
       <w:color w:themeColor="background1" w:val="FFFFFF"/>
     </w:rPr>
     <w:tblPr>
@@ -13159,6 +13741,7 @@
     </w:tcPr>
     <w:tblStylePr w:type="firstRow">
       <w:rPr>
+        <w:rFonts w:eastAsia="黑体"/>
         <w:b/>
         <w:bCs/>
       </w:rPr>
@@ -13255,6 +13838,7 @@
       <w:spacing w:after="0" w:line="240" w:lineRule="auto"/>
     </w:pPr>
     <w:rPr>
+      <w:rFonts w:eastAsia="黑体"/>
       <w:color w:themeColor="text1" w:val="000000"/>
     </w:rPr>
     <w:tblPr>
@@ -13281,6 +13865,7 @@
     </w:tcPr>
     <w:tblStylePr w:type="firstRow">
       <w:rPr>
+        <w:rFonts w:eastAsia="黑体"/>
         <w:b/>
         <w:bCs/>
       </w:rPr>
@@ -13299,6 +13884,7 @@
     </w:tblStylePr>
     <w:tblStylePr w:type="lastRow">
       <w:rPr>
+        <w:rFonts w:eastAsia="黑体"/>
         <w:b/>
         <w:bCs/>
         <w:color w:themeColor="background1" w:val="FFFFFF"/>
@@ -13313,6 +13899,7 @@
     </w:tblStylePr>
     <w:tblStylePr w:type="firstCol">
       <w:rPr>
+        <w:rFonts w:eastAsia="黑体"/>
         <w:color w:themeColor="background1" w:val="FFFFFF"/>
       </w:rPr>
       <w:tblPr/>
@@ -13330,6 +13917,7 @@
     </w:tblStylePr>
     <w:tblStylePr w:type="lastCol">
       <w:rPr>
+        <w:rFonts w:eastAsia="黑体"/>
         <w:color w:themeColor="background1" w:val="FFFFFF"/>
       </w:rPr>
       <w:tblPr/>
@@ -13359,11 +13947,13 @@
     </w:tblStylePr>
     <w:tblStylePr w:type="neCell">
       <w:rPr>
+        <w:rFonts w:eastAsia="黑体"/>
         <w:color w:themeColor="text1" w:val="000000"/>
       </w:rPr>
     </w:tblStylePr>
     <w:tblStylePr w:type="nwCell">
       <w:rPr>
+        <w:rFonts w:eastAsia="黑体"/>
         <w:color w:themeColor="text1" w:val="000000"/>
       </w:rPr>
     </w:tblStylePr>
@@ -13377,6 +13967,7 @@
       <w:spacing w:after="0" w:line="240" w:lineRule="auto"/>
     </w:pPr>
     <w:rPr>
+      <w:rFonts w:eastAsia="黑体"/>
       <w:color w:themeColor="text1" w:val="000000"/>
     </w:rPr>
     <w:tblPr>
@@ -13403,6 +13994,7 @@
     </w:tcPr>
     <w:tblStylePr w:type="firstRow">
       <w:rPr>
+        <w:rFonts w:eastAsia="黑体"/>
         <w:b/>
         <w:bCs/>
       </w:rPr>
@@ -13421,6 +14013,7 @@
     </w:tblStylePr>
     <w:tblStylePr w:type="lastRow">
       <w:rPr>
+        <w:rFonts w:eastAsia="黑体"/>
         <w:b/>
         <w:bCs/>
         <w:color w:themeColor="background1" w:val="FFFFFF"/>
@@ -13435,6 +14028,7 @@
     </w:tblStylePr>
     <w:tblStylePr w:type="firstCol">
       <w:rPr>
+        <w:rFonts w:eastAsia="黑体"/>
         <w:color w:themeColor="background1" w:val="FFFFFF"/>
       </w:rPr>
       <w:tblPr/>
@@ -13452,6 +14046,7 @@
     </w:tblStylePr>
     <w:tblStylePr w:type="lastCol">
       <w:rPr>
+        <w:rFonts w:eastAsia="黑体"/>
         <w:color w:themeColor="background1" w:val="FFFFFF"/>
       </w:rPr>
       <w:tblPr/>
@@ -13481,11 +14076,13 @@
     </w:tblStylePr>
     <w:tblStylePr w:type="neCell">
       <w:rPr>
+        <w:rFonts w:eastAsia="黑体"/>
         <w:color w:themeColor="text1" w:val="000000"/>
       </w:rPr>
     </w:tblStylePr>
     <w:tblStylePr w:type="nwCell">
       <w:rPr>
+        <w:rFonts w:eastAsia="黑体"/>
         <w:color w:themeColor="text1" w:val="000000"/>
       </w:rPr>
     </w:tblStylePr>
@@ -13499,6 +14096,7 @@
       <w:spacing w:after="0" w:line="240" w:lineRule="auto"/>
     </w:pPr>
     <w:rPr>
+      <w:rFonts w:eastAsia="黑体"/>
       <w:color w:themeColor="text1" w:val="000000"/>
     </w:rPr>
     <w:tblPr>
@@ -13525,6 +14123,7 @@
     </w:tcPr>
     <w:tblStylePr w:type="firstRow">
       <w:rPr>
+        <w:rFonts w:eastAsia="黑体"/>
         <w:b/>
         <w:bCs/>
       </w:rPr>
@@ -13543,6 +14142,7 @@
     </w:tblStylePr>
     <w:tblStylePr w:type="lastRow">
       <w:rPr>
+        <w:rFonts w:eastAsia="黑体"/>
         <w:b/>
         <w:bCs/>
         <w:color w:themeColor="background1" w:val="FFFFFF"/>
@@ -13557,6 +14157,7 @@
     </w:tblStylePr>
     <w:tblStylePr w:type="firstCol">
       <w:rPr>
+        <w:rFonts w:eastAsia="黑体"/>
         <w:color w:themeColor="background1" w:val="FFFFFF"/>
       </w:rPr>
       <w:tblPr/>
@@ -13574,6 +14175,7 @@
     </w:tblStylePr>
     <w:tblStylePr w:type="lastCol">
       <w:rPr>
+        <w:rFonts w:eastAsia="黑体"/>
         <w:color w:themeColor="background1" w:val="FFFFFF"/>
       </w:rPr>
       <w:tblPr/>
@@ -13603,11 +14205,13 @@
     </w:tblStylePr>
     <w:tblStylePr w:type="neCell">
       <w:rPr>
+        <w:rFonts w:eastAsia="黑体"/>
         <w:color w:themeColor="text1" w:val="000000"/>
       </w:rPr>
     </w:tblStylePr>
     <w:tblStylePr w:type="nwCell">
       <w:rPr>
+        <w:rFonts w:eastAsia="黑体"/>
         <w:color w:themeColor="text1" w:val="000000"/>
       </w:rPr>
     </w:tblStylePr>
@@ -13621,6 +14225,7 @@
       <w:spacing w:after="0" w:line="240" w:lineRule="auto"/>
     </w:pPr>
     <w:rPr>
+      <w:rFonts w:eastAsia="黑体"/>
       <w:color w:themeColor="text1" w:val="000000"/>
     </w:rPr>
     <w:tblPr>
@@ -13647,6 +14252,7 @@
     </w:tcPr>
     <w:tblStylePr w:type="firstRow">
       <w:rPr>
+        <w:rFonts w:eastAsia="黑体"/>
         <w:b/>
         <w:bCs/>
       </w:rPr>
@@ -13665,6 +14271,7 @@
     </w:tblStylePr>
     <w:tblStylePr w:type="lastRow">
       <w:rPr>
+        <w:rFonts w:eastAsia="黑体"/>
         <w:b/>
         <w:bCs/>
         <w:color w:themeColor="background1" w:val="FFFFFF"/>
@@ -13679,6 +14286,7 @@
     </w:tblStylePr>
     <w:tblStylePr w:type="firstCol">
       <w:rPr>
+        <w:rFonts w:eastAsia="黑体"/>
         <w:color w:themeColor="background1" w:val="FFFFFF"/>
       </w:rPr>
       <w:tblPr/>
@@ -13696,6 +14304,7 @@
     </w:tblStylePr>
     <w:tblStylePr w:type="lastCol">
       <w:rPr>
+        <w:rFonts w:eastAsia="黑体"/>
         <w:color w:themeColor="background1" w:val="FFFFFF"/>
       </w:rPr>
       <w:tblPr/>
@@ -13733,6 +14342,7 @@
       <w:spacing w:after="0" w:line="240" w:lineRule="auto"/>
     </w:pPr>
     <w:rPr>
+      <w:rFonts w:eastAsia="黑体"/>
       <w:color w:themeColor="text1" w:val="000000"/>
     </w:rPr>
     <w:tblPr>
@@ -13759,6 +14369,7 @@
     </w:tcPr>
     <w:tblStylePr w:type="firstRow">
       <w:rPr>
+        <w:rFonts w:eastAsia="黑体"/>
         <w:b/>
         <w:bCs/>
       </w:rPr>
@@ -13777,6 +14388,7 @@
     </w:tblStylePr>
     <w:tblStylePr w:type="lastRow">
       <w:rPr>
+        <w:rFonts w:eastAsia="黑体"/>
         <w:b/>
         <w:bCs/>
         <w:color w:themeColor="background1" w:val="FFFFFF"/>
@@ -13791,6 +14403,7 @@
     </w:tblStylePr>
     <w:tblStylePr w:type="firstCol">
       <w:rPr>
+        <w:rFonts w:eastAsia="黑体"/>
         <w:color w:themeColor="background1" w:val="FFFFFF"/>
       </w:rPr>
       <w:tblPr/>
@@ -13808,6 +14421,7 @@
     </w:tblStylePr>
     <w:tblStylePr w:type="lastCol">
       <w:rPr>
+        <w:rFonts w:eastAsia="黑体"/>
         <w:color w:themeColor="background1" w:val="FFFFFF"/>
       </w:rPr>
       <w:tblPr/>
@@ -13837,11 +14451,13 @@
     </w:tblStylePr>
     <w:tblStylePr w:type="neCell">
       <w:rPr>
+        <w:rFonts w:eastAsia="黑体"/>
         <w:color w:themeColor="text1" w:val="000000"/>
       </w:rPr>
     </w:tblStylePr>
     <w:tblStylePr w:type="nwCell">
       <w:rPr>
+        <w:rFonts w:eastAsia="黑体"/>
         <w:color w:themeColor="text1" w:val="000000"/>
       </w:rPr>
     </w:tblStylePr>
@@ -13855,6 +14471,7 @@
       <w:spacing w:after="0" w:line="240" w:lineRule="auto"/>
     </w:pPr>
     <w:rPr>
+      <w:rFonts w:eastAsia="黑体"/>
       <w:color w:themeColor="text1" w:val="000000"/>
     </w:rPr>
     <w:tblPr>
@@ -13881,6 +14498,7 @@
     </w:tcPr>
     <w:tblStylePr w:type="firstRow">
       <w:rPr>
+        <w:rFonts w:eastAsia="黑体"/>
         <w:b/>
         <w:bCs/>
       </w:rPr>
@@ -13899,6 +14517,7 @@
     </w:tblStylePr>
     <w:tblStylePr w:type="lastRow">
       <w:rPr>
+        <w:rFonts w:eastAsia="黑体"/>
         <w:b/>
         <w:bCs/>
         <w:color w:themeColor="background1" w:val="FFFFFF"/>
@@ -13913,6 +14532,7 @@
     </w:tblStylePr>
     <w:tblStylePr w:type="firstCol">
       <w:rPr>
+        <w:rFonts w:eastAsia="黑体"/>
         <w:color w:themeColor="background1" w:val="FFFFFF"/>
       </w:rPr>
       <w:tblPr/>
@@ -13930,6 +14550,7 @@
     </w:tblStylePr>
     <w:tblStylePr w:type="lastCol">
       <w:rPr>
+        <w:rFonts w:eastAsia="黑体"/>
         <w:color w:themeColor="background1" w:val="FFFFFF"/>
       </w:rPr>
       <w:tblPr/>
@@ -13959,11 +14580,13 @@
     </w:tblStylePr>
     <w:tblStylePr w:type="neCell">
       <w:rPr>
+        <w:rFonts w:eastAsia="黑体"/>
         <w:color w:themeColor="text1" w:val="000000"/>
       </w:rPr>
     </w:tblStylePr>
     <w:tblStylePr w:type="nwCell">
       <w:rPr>
+        <w:rFonts w:eastAsia="黑体"/>
         <w:color w:themeColor="text1" w:val="000000"/>
       </w:rPr>
     </w:tblStylePr>
@@ -13977,6 +14600,7 @@
       <w:spacing w:after="0" w:line="240" w:lineRule="auto"/>
     </w:pPr>
     <w:rPr>
+      <w:rFonts w:eastAsia="黑体"/>
       <w:color w:themeColor="text1" w:val="000000"/>
     </w:rPr>
     <w:tblPr>
@@ -14003,6 +14627,7 @@
     </w:tcPr>
     <w:tblStylePr w:type="firstRow">
       <w:rPr>
+        <w:rFonts w:eastAsia="黑体"/>
         <w:b/>
         <w:bCs/>
       </w:rPr>
@@ -14021,6 +14646,7 @@
     </w:tblStylePr>
     <w:tblStylePr w:type="lastRow">
       <w:rPr>
+        <w:rFonts w:eastAsia="黑体"/>
         <w:b/>
         <w:bCs/>
         <w:color w:themeColor="background1" w:val="FFFFFF"/>
@@ -14035,6 +14661,7 @@
     </w:tblStylePr>
     <w:tblStylePr w:type="firstCol">
       <w:rPr>
+        <w:rFonts w:eastAsia="黑体"/>
         <w:color w:themeColor="background1" w:val="FFFFFF"/>
       </w:rPr>
       <w:tblPr/>
@@ -14052,6 +14679,7 @@
     </w:tblStylePr>
     <w:tblStylePr w:type="lastCol">
       <w:rPr>
+        <w:rFonts w:eastAsia="黑体"/>
         <w:color w:themeColor="background1" w:val="FFFFFF"/>
       </w:rPr>
       <w:tblPr/>
@@ -14081,11 +14709,13 @@
     </w:tblStylePr>
     <w:tblStylePr w:type="neCell">
       <w:rPr>
+        <w:rFonts w:eastAsia="黑体"/>
         <w:color w:themeColor="text1" w:val="000000"/>
       </w:rPr>
     </w:tblStylePr>
     <w:tblStylePr w:type="nwCell">
       <w:rPr>
+        <w:rFonts w:eastAsia="黑体"/>
         <w:color w:themeColor="text1" w:val="000000"/>
       </w:rPr>
     </w:tblStylePr>
@@ -14099,6 +14729,7 @@
       <w:spacing w:after="0" w:line="240" w:lineRule="auto"/>
     </w:pPr>
     <w:rPr>
+      <w:rFonts w:eastAsia="黑体"/>
       <w:color w:themeColor="text1" w:val="000000"/>
     </w:rPr>
     <w:tblPr>
@@ -14117,6 +14748,7 @@
     </w:tcPr>
     <w:tblStylePr w:type="firstRow">
       <w:rPr>
+        <w:rFonts w:eastAsia="黑体"/>
         <w:b/>
         <w:bCs/>
         <w:color w:themeColor="background1" w:val="FFFFFF"/>
@@ -14131,6 +14763,7 @@
     </w:tblStylePr>
     <w:tblStylePr w:type="lastRow">
       <w:rPr>
+        <w:rFonts w:eastAsia="黑体"/>
         <w:b/>
         <w:bCs/>
         <w:color w:themeColor="accent2" w:themeShade="CC" w:val="9E3A38"/>
@@ -14145,12 +14778,14 @@
     </w:tblStylePr>
     <w:tblStylePr w:type="firstCol">
       <w:rPr>
+        <w:rFonts w:eastAsia="黑体"/>
         <w:b/>
         <w:bCs/>
       </w:rPr>
     </w:tblStylePr>
     <w:tblStylePr w:type="lastCol">
       <w:rPr>
+        <w:rFonts w:eastAsia="黑体"/>
         <w:b/>
         <w:bCs/>
       </w:rPr>
@@ -14185,6 +14820,7 @@
       <w:spacing w:after="0" w:line="240" w:lineRule="auto"/>
     </w:pPr>
     <w:rPr>
+      <w:rFonts w:eastAsia="黑体"/>
       <w:color w:themeColor="text1" w:val="000000"/>
     </w:rPr>
     <w:tblPr>
@@ -14203,6 +14839,7 @@
     </w:tcPr>
     <w:tblStylePr w:type="firstRow">
       <w:rPr>
+        <w:rFonts w:eastAsia="黑体"/>
         <w:b/>
         <w:bCs/>
         <w:color w:themeColor="background1" w:val="FFFFFF"/>
@@ -14217,6 +14854,7 @@
     </w:tblStylePr>
     <w:tblStylePr w:type="lastRow">
       <w:rPr>
+        <w:rFonts w:eastAsia="黑体"/>
         <w:b/>
         <w:bCs/>
         <w:color w:themeColor="accent2" w:themeShade="CC" w:val="9E3A38"/>
@@ -14231,12 +14869,14 @@
     </w:tblStylePr>
     <w:tblStylePr w:type="firstCol">
       <w:rPr>
+        <w:rFonts w:eastAsia="黑体"/>
         <w:b/>
         <w:bCs/>
       </w:rPr>
     </w:tblStylePr>
     <w:tblStylePr w:type="lastCol">
       <w:rPr>
+        <w:rFonts w:eastAsia="黑体"/>
         <w:b/>
         <w:bCs/>
       </w:rPr>
@@ -14271,6 +14911,7 @@
       <w:spacing w:after="0" w:line="240" w:lineRule="auto"/>
     </w:pPr>
     <w:rPr>
+      <w:rFonts w:eastAsia="黑体"/>
       <w:color w:themeColor="text1" w:val="000000"/>
     </w:rPr>
     <w:tblPr>
@@ -14289,6 +14930,7 @@
     </w:tcPr>
     <w:tblStylePr w:type="firstRow">
       <w:rPr>
+        <w:rFonts w:eastAsia="黑体"/>
         <w:b/>
         <w:bCs/>
         <w:color w:themeColor="background1" w:val="FFFFFF"/>
@@ -14303,6 +14945,7 @@
     </w:tblStylePr>
     <w:tblStylePr w:type="lastRow">
       <w:rPr>
+        <w:rFonts w:eastAsia="黑体"/>
         <w:b/>
         <w:bCs/>
         <w:color w:themeColor="accent2" w:themeShade="CC" w:val="9E3A38"/>
@@ -14317,12 +14960,14 @@
     </w:tblStylePr>
     <w:tblStylePr w:type="firstCol">
       <w:rPr>
+        <w:rFonts w:eastAsia="黑体"/>
         <w:b/>
         <w:bCs/>
       </w:rPr>
     </w:tblStylePr>
     <w:tblStylePr w:type="lastCol">
       <w:rPr>
+        <w:rFonts w:eastAsia="黑体"/>
         <w:b/>
         <w:bCs/>
       </w:rPr>
@@ -14357,6 +15002,7 @@
       <w:spacing w:after="0" w:line="240" w:lineRule="auto"/>
     </w:pPr>
     <w:rPr>
+      <w:rFonts w:eastAsia="黑体"/>
       <w:color w:themeColor="text1" w:val="000000"/>
     </w:rPr>
     <w:tblPr>
@@ -14375,6 +15021,7 @@
     </w:tcPr>
     <w:tblStylePr w:type="firstRow">
       <w:rPr>
+        <w:rFonts w:eastAsia="黑体"/>
         <w:b/>
         <w:bCs/>
         <w:color w:themeColor="background1" w:val="FFFFFF"/>
@@ -14389,6 +15036,7 @@
     </w:tblStylePr>
     <w:tblStylePr w:type="lastRow">
       <w:rPr>
+        <w:rFonts w:eastAsia="黑体"/>
         <w:b/>
         <w:bCs/>
         <w:color w:themeColor="accent4" w:themeShade="CC" w:val="664E82"/>
@@ -14403,12 +15051,14 @@
     </w:tblStylePr>
     <w:tblStylePr w:type="firstCol">
       <w:rPr>
+        <w:rFonts w:eastAsia="黑体"/>
         <w:b/>
         <w:bCs/>
       </w:rPr>
     </w:tblStylePr>
     <w:tblStylePr w:type="lastCol">
       <w:rPr>
+        <w:rFonts w:eastAsia="黑体"/>
         <w:b/>
         <w:bCs/>
       </w:rPr>
@@ -14443,6 +15093,7 @@
       <w:spacing w:after="0" w:line="240" w:lineRule="auto"/>
     </w:pPr>
     <w:rPr>
+      <w:rFonts w:eastAsia="黑体"/>
       <w:color w:themeColor="text1" w:val="000000"/>
     </w:rPr>
     <w:tblPr>
@@ -14461,6 +15112,7 @@
     </w:tcPr>
     <w:tblStylePr w:type="firstRow">
       <w:rPr>
+        <w:rFonts w:eastAsia="黑体"/>
         <w:b/>
         <w:bCs/>
         <w:color w:themeColor="background1" w:val="FFFFFF"/>
@@ -14475,6 +15127,7 @@
     </w:tblStylePr>
     <w:tblStylePr w:type="lastRow">
       <w:rPr>
+        <w:rFonts w:eastAsia="黑体"/>
         <w:b/>
         <w:bCs/>
         <w:color w:themeColor="accent3" w:themeShade="CC" w:val="7E9C40"/>
@@ -14489,12 +15142,14 @@
     </w:tblStylePr>
     <w:tblStylePr w:type="firstCol">
       <w:rPr>
+        <w:rFonts w:eastAsia="黑体"/>
         <w:b/>
         <w:bCs/>
       </w:rPr>
     </w:tblStylePr>
     <w:tblStylePr w:type="lastCol">
       <w:rPr>
+        <w:rFonts w:eastAsia="黑体"/>
         <w:b/>
         <w:bCs/>
       </w:rPr>
@@ -14529,6 +15184,7 @@
       <w:spacing w:after="0" w:line="240" w:lineRule="auto"/>
     </w:pPr>
     <w:rPr>
+      <w:rFonts w:eastAsia="黑体"/>
       <w:color w:themeColor="text1" w:val="000000"/>
     </w:rPr>
     <w:tblPr>
@@ -14547,6 +15203,7 @@
     </w:tcPr>
     <w:tblStylePr w:type="firstRow">
       <w:rPr>
+        <w:rFonts w:eastAsia="黑体"/>
         <w:b/>
         <w:bCs/>
         <w:color w:themeColor="background1" w:val="FFFFFF"/>
@@ -14561,6 +15218,7 @@
     </w:tblStylePr>
     <w:tblStylePr w:type="lastRow">
       <w:rPr>
+        <w:rFonts w:eastAsia="黑体"/>
         <w:b/>
         <w:bCs/>
         <w:color w:themeColor="accent6" w:themeShade="CC" w:val="F2730A"/>
@@ -14575,12 +15233,14 @@
     </w:tblStylePr>
     <w:tblStylePr w:type="firstCol">
       <w:rPr>
+        <w:rFonts w:eastAsia="黑体"/>
         <w:b/>
         <w:bCs/>
       </w:rPr>
     </w:tblStylePr>
     <w:tblStylePr w:type="lastCol">
       <w:rPr>
+        <w:rFonts w:eastAsia="黑体"/>
         <w:b/>
         <w:bCs/>
       </w:rPr>
@@ -14615,6 +15275,7 @@
       <w:spacing w:after="0" w:line="240" w:lineRule="auto"/>
     </w:pPr>
     <w:rPr>
+      <w:rFonts w:eastAsia="黑体"/>
       <w:color w:themeColor="text1" w:val="000000"/>
     </w:rPr>
     <w:tblPr>
@@ -14633,6 +15294,7 @@
     </w:tcPr>
     <w:tblStylePr w:type="firstRow">
       <w:rPr>
+        <w:rFonts w:eastAsia="黑体"/>
         <w:b/>
         <w:bCs/>
         <w:color w:themeColor="background1" w:val="FFFFFF"/>
@@ -14647,6 +15309,7 @@
     </w:tblStylePr>
     <w:tblStylePr w:type="lastRow">
       <w:rPr>
+        <w:rFonts w:eastAsia="黑体"/>
         <w:b/>
         <w:bCs/>
         <w:color w:themeColor="accent5" w:themeShade="CC" w:val="348DA5"/>
@@ -14661,12 +15324,14 @@
     </w:tblStylePr>
     <w:tblStylePr w:type="firstCol">
       <w:rPr>
+        <w:rFonts w:eastAsia="黑体"/>
         <w:b/>
         <w:bCs/>
       </w:rPr>
     </w:tblStylePr>
     <w:tblStylePr w:type="lastCol">
       <w:rPr>
+        <w:rFonts w:eastAsia="黑体"/>
         <w:b/>
         <w:bCs/>
       </w:rPr>
@@ -14701,6 +15366,7 @@
       <w:spacing w:after="0" w:line="240" w:lineRule="auto"/>
     </w:pPr>
     <w:rPr>
+      <w:rFonts w:eastAsia="黑体"/>
       <w:color w:themeColor="text1" w:val="000000"/>
     </w:rPr>
     <w:tblPr>
@@ -14722,6 +15388,7 @@
     </w:tcPr>
     <w:tblStylePr w:type="firstRow">
       <w:rPr>
+        <w:rFonts w:eastAsia="黑体"/>
         <w:b/>
         <w:bCs/>
       </w:rPr>
@@ -14732,6 +15399,7 @@
     </w:tblStylePr>
     <w:tblStylePr w:type="lastRow">
       <w:rPr>
+        <w:rFonts w:eastAsia="黑体"/>
         <w:b/>
         <w:bCs/>
         <w:color w:themeColor="text1" w:val="000000"/>
@@ -14743,6 +15411,7 @@
     </w:tblStylePr>
     <w:tblStylePr w:type="firstCol">
       <w:rPr>
+        <w:rFonts w:eastAsia="黑体"/>
         <w:color w:themeColor="background1" w:val="FFFFFF"/>
       </w:rPr>
       <w:tblPr/>
@@ -14752,6 +15421,7 @@
     </w:tblStylePr>
     <w:tblStylePr w:type="lastCol">
       <w:rPr>
+        <w:rFonts w:eastAsia="黑体"/>
         <w:color w:themeColor="background1" w:val="FFFFFF"/>
       </w:rPr>
       <w:tblPr/>
@@ -14781,6 +15451,7 @@
       <w:spacing w:after="0" w:line="240" w:lineRule="auto"/>
     </w:pPr>
     <w:rPr>
+      <w:rFonts w:eastAsia="黑体"/>
       <w:color w:themeColor="text1" w:val="000000"/>
     </w:rPr>
     <w:tblPr>
@@ -14802,6 +15473,7 @@
     </w:tcPr>
     <w:tblStylePr w:type="firstRow">
       <w:rPr>
+        <w:rFonts w:eastAsia="黑体"/>
         <w:b/>
         <w:bCs/>
       </w:rPr>
@@ -14812,6 +15484,7 @@
     </w:tblStylePr>
     <w:tblStylePr w:type="lastRow">
       <w:rPr>
+        <w:rFonts w:eastAsia="黑体"/>
         <w:b/>
         <w:bCs/>
         <w:color w:themeColor="text1" w:val="000000"/>
@@ -14823,6 +15496,7 @@
     </w:tblStylePr>
     <w:tblStylePr w:type="firstCol">
       <w:rPr>
+        <w:rFonts w:eastAsia="黑体"/>
         <w:color w:themeColor="background1" w:val="FFFFFF"/>
       </w:rPr>
       <w:tblPr/>
@@ -14832,6 +15506,7 @@
     </w:tblStylePr>
     <w:tblStylePr w:type="lastCol">
       <w:rPr>
+        <w:rFonts w:eastAsia="黑体"/>
         <w:color w:themeColor="background1" w:val="FFFFFF"/>
       </w:rPr>
       <w:tblPr/>
@@ -14861,6 +15536,7 @@
       <w:spacing w:after="0" w:line="240" w:lineRule="auto"/>
     </w:pPr>
     <w:rPr>
+      <w:rFonts w:eastAsia="黑体"/>
       <w:color w:themeColor="text1" w:val="000000"/>
     </w:rPr>
     <w:tblPr>
@@ -14882,6 +15558,7 @@
     </w:tcPr>
     <w:tblStylePr w:type="firstRow">
       <w:rPr>
+        <w:rFonts w:eastAsia="黑体"/>
         <w:b/>
         <w:bCs/>
       </w:rPr>
@@ -14892,6 +15569,7 @@
     </w:tblStylePr>
     <w:tblStylePr w:type="lastRow">
       <w:rPr>
+        <w:rFonts w:eastAsia="黑体"/>
         <w:b/>
         <w:bCs/>
         <w:color w:themeColor="text1" w:val="000000"/>
@@ -14903,6 +15581,7 @@
     </w:tblStylePr>
     <w:tblStylePr w:type="firstCol">
       <w:rPr>
+        <w:rFonts w:eastAsia="黑体"/>
         <w:color w:themeColor="background1" w:val="FFFFFF"/>
       </w:rPr>
       <w:tblPr/>
@@ -14912,6 +15591,7 @@
     </w:tblStylePr>
     <w:tblStylePr w:type="lastCol">
       <w:rPr>
+        <w:rFonts w:eastAsia="黑体"/>
         <w:color w:themeColor="background1" w:val="FFFFFF"/>
       </w:rPr>
       <w:tblPr/>
@@ -14941,6 +15621,7 @@
       <w:spacing w:after="0" w:line="240" w:lineRule="auto"/>
     </w:pPr>
     <w:rPr>
+      <w:rFonts w:eastAsia="黑体"/>
       <w:color w:themeColor="text1" w:val="000000"/>
     </w:rPr>
     <w:tblPr>
@@ -14962,6 +15643,7 @@
     </w:tcPr>
     <w:tblStylePr w:type="firstRow">
       <w:rPr>
+        <w:rFonts w:eastAsia="黑体"/>
         <w:b/>
         <w:bCs/>
       </w:rPr>
@@ -14972,6 +15654,7 @@
     </w:tblStylePr>
     <w:tblStylePr w:type="lastRow">
       <w:rPr>
+        <w:rFonts w:eastAsia="黑体"/>
         <w:b/>
         <w:bCs/>
         <w:color w:themeColor="text1" w:val="000000"/>
@@ -14983,6 +15666,7 @@
     </w:tblStylePr>
     <w:tblStylePr w:type="firstCol">
       <w:rPr>
+        <w:rFonts w:eastAsia="黑体"/>
         <w:color w:themeColor="background1" w:val="FFFFFF"/>
       </w:rPr>
       <w:tblPr/>
@@ -14992,6 +15676,7 @@
     </w:tblStylePr>
     <w:tblStylePr w:type="lastCol">
       <w:rPr>
+        <w:rFonts w:eastAsia="黑体"/>
         <w:color w:themeColor="background1" w:val="FFFFFF"/>
       </w:rPr>
       <w:tblPr/>
@@ -15021,6 +15706,7 @@
       <w:spacing w:after="0" w:line="240" w:lineRule="auto"/>
     </w:pPr>
     <w:rPr>
+      <w:rFonts w:eastAsia="黑体"/>
       <w:color w:themeColor="text1" w:val="000000"/>
     </w:rPr>
     <w:tblPr>
@@ -15042,6 +15728,7 @@
     </w:tcPr>
     <w:tblStylePr w:type="firstRow">
       <w:rPr>
+        <w:rFonts w:eastAsia="黑体"/>
         <w:b/>
         <w:bCs/>
       </w:rPr>
@@ -15052,6 +15739,7 @@
     </w:tblStylePr>
     <w:tblStylePr w:type="lastRow">
       <w:rPr>
+        <w:rFonts w:eastAsia="黑体"/>
         <w:b/>
         <w:bCs/>
         <w:color w:themeColor="text1" w:val="000000"/>
@@ -15063,6 +15751,7 @@
     </w:tblStylePr>
     <w:tblStylePr w:type="firstCol">
       <w:rPr>
+        <w:rFonts w:eastAsia="黑体"/>
         <w:color w:themeColor="background1" w:val="FFFFFF"/>
       </w:rPr>
       <w:tblPr/>
@@ -15072,6 +15761,7 @@
     </w:tblStylePr>
     <w:tblStylePr w:type="lastCol">
       <w:rPr>
+        <w:rFonts w:eastAsia="黑体"/>
         <w:color w:themeColor="background1" w:val="FFFFFF"/>
       </w:rPr>
       <w:tblPr/>
@@ -15101,6 +15791,7 @@
       <w:spacing w:after="0" w:line="240" w:lineRule="auto"/>
     </w:pPr>
     <w:rPr>
+      <w:rFonts w:eastAsia="黑体"/>
       <w:color w:themeColor="text1" w:val="000000"/>
     </w:rPr>
     <w:tblPr>
@@ -15122,6 +15813,7 @@
     </w:tcPr>
     <w:tblStylePr w:type="firstRow">
       <w:rPr>
+        <w:rFonts w:eastAsia="黑体"/>
         <w:b/>
         <w:bCs/>
       </w:rPr>
@@ -15132,6 +15824,7 @@
     </w:tblStylePr>
     <w:tblStylePr w:type="lastRow">
       <w:rPr>
+        <w:rFonts w:eastAsia="黑体"/>
         <w:b/>
         <w:bCs/>
         <w:color w:themeColor="text1" w:val="000000"/>
@@ -15143,6 +15836,7 @@
     </w:tblStylePr>
     <w:tblStylePr w:type="firstCol">
       <w:rPr>
+        <w:rFonts w:eastAsia="黑体"/>
         <w:color w:themeColor="background1" w:val="FFFFFF"/>
       </w:rPr>
       <w:tblPr/>
@@ -15152,6 +15846,7 @@
     </w:tblStylePr>
     <w:tblStylePr w:type="lastCol">
       <w:rPr>
+        <w:rFonts w:eastAsia="黑体"/>
         <w:color w:themeColor="background1" w:val="FFFFFF"/>
       </w:rPr>
       <w:tblPr/>
@@ -15181,6 +15876,7 @@
       <w:spacing w:after="0" w:line="240" w:lineRule="auto"/>
     </w:pPr>
     <w:rPr>
+      <w:rFonts w:eastAsia="黑体"/>
       <w:color w:themeColor="text1" w:val="000000"/>
     </w:rPr>
     <w:tblPr>
@@ -15202,6 +15898,7 @@
     </w:tcPr>
     <w:tblStylePr w:type="firstRow">
       <w:rPr>
+        <w:rFonts w:eastAsia="黑体"/>
         <w:b/>
         <w:bCs/>
       </w:rPr>
@@ -15212,6 +15909,7 @@
     </w:tblStylePr>
     <w:tblStylePr w:type="lastRow">
       <w:rPr>
+        <w:rFonts w:eastAsia="黑体"/>
         <w:b/>
         <w:bCs/>
         <w:color w:themeColor="text1" w:val="000000"/>
@@ -15223,6 +15921,7 @@
     </w:tblStylePr>
     <w:tblStylePr w:type="firstCol">
       <w:rPr>
+        <w:rFonts w:eastAsia="黑体"/>
         <w:color w:themeColor="background1" w:val="FFFFFF"/>
       </w:rPr>
       <w:tblPr/>
@@ -15232,6 +15931,7 @@
     </w:tblStylePr>
     <w:tblStylePr w:type="lastCol">
       <w:rPr>
+        <w:rFonts w:eastAsia="黑体"/>
         <w:color w:themeColor="background1" w:val="FFFFFF"/>
       </w:rPr>
       <w:tblPr/>
@@ -15264,6 +15964,7 @@
     <w:name w:val="KeywordTok"/>
     <w:basedOn w:val="VerbatimChar"/>
     <w:rPr>
+      <w:rFonts w:eastAsia="黑体"/>
       <w:b/>
       <w:color w:val="007020"/>
     </w:rPr>
@@ -15272,6 +15973,7 @@
     <w:name w:val="DataTypeTok"/>
     <w:basedOn w:val="VerbatimChar"/>
     <w:rPr>
+      <w:rFonts w:eastAsia="黑体"/>
       <w:color w:val="902000"/>
     </w:rPr>
   </w:style>
@@ -15279,6 +15981,7 @@
     <w:name w:val="DecValTok"/>
     <w:basedOn w:val="VerbatimChar"/>
     <w:rPr>
+      <w:rFonts w:eastAsia="黑体"/>
       <w:color w:val="40a070"/>
     </w:rPr>
   </w:style>
@@ -15286,6 +15989,7 @@
     <w:name w:val="BaseNTok"/>
     <w:basedOn w:val="VerbatimChar"/>
     <w:rPr>
+      <w:rFonts w:eastAsia="黑体"/>
       <w:color w:val="40a070"/>
     </w:rPr>
   </w:style>
@@ -15293,6 +15997,7 @@
     <w:name w:val="FloatTok"/>
     <w:basedOn w:val="VerbatimChar"/>
     <w:rPr>
+      <w:rFonts w:eastAsia="黑体"/>
       <w:color w:val="40a070"/>
     </w:rPr>
   </w:style>
@@ -15300,6 +16005,7 @@
     <w:name w:val="ConstantTok"/>
     <w:basedOn w:val="VerbatimChar"/>
     <w:rPr>
+      <w:rFonts w:eastAsia="黑体"/>
       <w:color w:val="880000"/>
     </w:rPr>
   </w:style>
@@ -15307,6 +16013,7 @@
     <w:name w:val="CharTok"/>
     <w:basedOn w:val="VerbatimChar"/>
     <w:rPr>
+      <w:rFonts w:eastAsia="黑体"/>
       <w:color w:val="4070a0"/>
     </w:rPr>
   </w:style>
@@ -15314,6 +16021,7 @@
     <w:name w:val="SpecialCharTok"/>
     <w:basedOn w:val="VerbatimChar"/>
     <w:rPr>
+      <w:rFonts w:eastAsia="黑体"/>
       <w:color w:val="4070a0"/>
     </w:rPr>
   </w:style>
@@ -15321,6 +16029,7 @@
     <w:name w:val="StringTok"/>
     <w:basedOn w:val="VerbatimChar"/>
     <w:rPr>
+      <w:rFonts w:eastAsia="黑体"/>
       <w:color w:val="4070a0"/>
     </w:rPr>
   </w:style>
@@ -15328,6 +16037,7 @@
     <w:name w:val="VerbatimStringTok"/>
     <w:basedOn w:val="VerbatimChar"/>
     <w:rPr>
+      <w:rFonts w:eastAsia="黑体"/>
       <w:color w:val="4070a0"/>
     </w:rPr>
   </w:style>
@@ -15335,6 +16045,7 @@
     <w:name w:val="SpecialStringTok"/>
     <w:basedOn w:val="VerbatimChar"/>
     <w:rPr>
+      <w:rFonts w:eastAsia="黑体"/>
       <w:color w:val="bb6688"/>
     </w:rPr>
   </w:style>
@@ -15342,6 +16053,7 @@
     <w:name w:val="ImportTok"/>
     <w:basedOn w:val="VerbatimChar"/>
     <w:rPr>
+      <w:rFonts w:eastAsia="黑体"/>
       <w:b/>
       <w:color w:val="008000"/>
     </w:rPr>
@@ -15350,6 +16062,7 @@
     <w:name w:val="CommentTok"/>
     <w:basedOn w:val="VerbatimChar"/>
     <w:rPr>
+      <w:rFonts w:eastAsia="黑体"/>
       <w:i/>
       <w:color w:val="60a0b0"/>
     </w:rPr>
@@ -15358,6 +16071,7 @@
     <w:name w:val="DocumentationTok"/>
     <w:basedOn w:val="VerbatimChar"/>
     <w:rPr>
+      <w:rFonts w:eastAsia="黑体"/>
       <w:i/>
       <w:color w:val="ba2121"/>
     </w:rPr>
@@ -15366,6 +16080,7 @@
     <w:name w:val="AnnotationTok"/>
     <w:basedOn w:val="VerbatimChar"/>
     <w:rPr>
+      <w:rFonts w:eastAsia="黑体"/>
       <w:b/>
       <w:i/>
       <w:color w:val="60a0b0"/>
@@ -15375,6 +16090,7 @@
     <w:name w:val="CommentVarTok"/>
     <w:basedOn w:val="VerbatimChar"/>
     <w:rPr>
+      <w:rFonts w:eastAsia="黑体"/>
       <w:b/>
       <w:i/>
       <w:color w:val="60a0b0"/>
@@ -15384,6 +16100,7 @@
     <w:name w:val="OtherTok"/>
     <w:basedOn w:val="VerbatimChar"/>
     <w:rPr>
+      <w:rFonts w:eastAsia="黑体"/>
       <w:color w:val="007020"/>
     </w:rPr>
   </w:style>
@@ -15391,6 +16108,7 @@
     <w:name w:val="FunctionTok"/>
     <w:basedOn w:val="VerbatimChar"/>
     <w:rPr>
+      <w:rFonts w:eastAsia="黑体"/>
       <w:color w:val="06287e"/>
     </w:rPr>
   </w:style>
@@ -15398,6 +16116,7 @@
     <w:name w:val="VariableTok"/>
     <w:basedOn w:val="VerbatimChar"/>
     <w:rPr>
+      <w:rFonts w:eastAsia="黑体"/>
       <w:color w:val="19177c"/>
     </w:rPr>
   </w:style>
@@ -15405,6 +16124,7 @@
     <w:name w:val="ControlFlowTok"/>
     <w:basedOn w:val="VerbatimChar"/>
     <w:rPr>
+      <w:rFonts w:eastAsia="黑体"/>
       <w:b/>
       <w:color w:val="007020"/>
     </w:rPr>
@@ -15413,6 +16133,7 @@
     <w:name w:val="OperatorTok"/>
     <w:basedOn w:val="VerbatimChar"/>
     <w:rPr>
+      <w:rFonts w:eastAsia="黑体"/>
       <w:color w:val="666666"/>
     </w:rPr>
   </w:style>
@@ -15420,18 +16141,22 @@
     <w:name w:val="BuiltInTok"/>
     <w:basedOn w:val="VerbatimChar"/>
     <w:rPr>
+      <w:rFonts w:eastAsia="黑体"/>
       <w:color w:val="008000"/>
     </w:rPr>
   </w:style>
   <w:style w:type="character" w:customStyle="1" w:styleId="ExtensionTok">
     <w:name w:val="ExtensionTok"/>
     <w:basedOn w:val="VerbatimChar"/>
-    <w:rPr/>
+    <w:rPr>
+      <w:rFonts w:eastAsia="黑体"/>
+    </w:rPr>
   </w:style>
   <w:style w:type="character" w:customStyle="1" w:styleId="PreprocessorTok">
     <w:name w:val="PreprocessorTok"/>
     <w:basedOn w:val="VerbatimChar"/>
     <w:rPr>
+      <w:rFonts w:eastAsia="黑体"/>
       <w:color w:val="bc7a00"/>
     </w:rPr>
   </w:style>
@@ -15439,18 +16164,22 @@
     <w:name w:val="AttributeTok"/>
     <w:basedOn w:val="VerbatimChar"/>
     <w:rPr>
+      <w:rFonts w:eastAsia="黑体"/>
       <w:color w:val="7d9029"/>
     </w:rPr>
   </w:style>
   <w:style w:type="character" w:customStyle="1" w:styleId="RegionMarkerTok">
     <w:name w:val="RegionMarkerTok"/>
     <w:basedOn w:val="VerbatimChar"/>
-    <w:rPr/>
+    <w:rPr>
+      <w:rFonts w:eastAsia="黑体"/>
+    </w:rPr>
   </w:style>
   <w:style w:type="character" w:customStyle="1" w:styleId="InformationTok">
     <w:name w:val="InformationTok"/>
     <w:basedOn w:val="VerbatimChar"/>
     <w:rPr>
+      <w:rFonts w:eastAsia="黑体"/>
       <w:b/>
       <w:i/>
       <w:color w:val="60a0b0"/>
@@ -15460,6 +16189,7 @@
     <w:name w:val="WarningTok"/>
     <w:basedOn w:val="VerbatimChar"/>
     <w:rPr>
+      <w:rFonts w:eastAsia="黑体"/>
       <w:b/>
       <w:i/>
       <w:color w:val="60a0b0"/>
@@ -15469,6 +16199,7 @@
     <w:name w:val="AlertTok"/>
     <w:basedOn w:val="VerbatimChar"/>
     <w:rPr>
+      <w:rFonts w:eastAsia="黑体"/>
       <w:b/>
       <w:color w:val="ff0000"/>
     </w:rPr>
@@ -15477,6 +16208,7 @@
     <w:name w:val="ErrorTok"/>
     <w:basedOn w:val="VerbatimChar"/>
     <w:rPr>
+      <w:rFonts w:eastAsia="黑体"/>
       <w:b/>
       <w:color w:val="ff0000"/>
     </w:rPr>
@@ -15484,7 +16216,9 @@
   <w:style w:type="character" w:customStyle="1" w:styleId="NormalTok">
     <w:name w:val="NormalTok"/>
     <w:basedOn w:val="VerbatimChar"/>
-    <w:rPr/>
+    <w:rPr>
+      <w:rFonts w:eastAsia="黑体"/>
+    </w:rPr>
   </w:style>
 </w:styles>
 </file>
@@ -15533,12 +16267,12 @@
     <a:fontScheme name="Office">
       <a:majorFont>
         <a:latin typeface="Calibri"/>
-        <a:ea typeface=""/>
+        <a:ea typeface="黑体"/>
         <a:cs typeface=""/>
         <a:font script="Jpan" typeface="ＭＳ ゴシック"/>
         <a:font script="Hang" typeface="맑은 고딕"/>
-        <a:font script="Hans" typeface="宋体"/>
-        <a:font script="Hant" typeface="新細明體"/>
+        <a:font script="Hans" typeface="黑体"/>
+        <a:font script="Hant" typeface="黑体"/>
         <a:font script="Arab" typeface="Times New Roman"/>
         <a:font script="Hebr" typeface="Times New Roman"/>
         <a:font script="Thai" typeface="Angsana New"/>
@@ -15568,12 +16302,12 @@
       </a:majorFont>
       <a:minorFont>
         <a:latin typeface="Cambria"/>
-        <a:ea typeface=""/>
+        <a:ea typeface="黑体"/>
         <a:cs typeface=""/>
         <a:font script="Jpan" typeface="ＭＳ 明朝"/>
         <a:font script="Hang" typeface="맑은 고딕"/>
-        <a:font script="Hans" typeface="宋体"/>
-        <a:font script="Hant" typeface="新細明體"/>
+        <a:font script="Hans" typeface="黑体"/>
+        <a:font script="Hant" typeface="黑体"/>
         <a:font script="Arab" typeface="Arial"/>
         <a:font script="Hebr" typeface="Arial"/>
         <a:font script="Thai" typeface="Cordia New"/>

--- a/10-保护电路/07-欠压保护/欠压锁定UVLO电路/欠压锁定UVLO电路.docx
+++ b/10-保护电路/07-欠压保护/欠压锁定UVLO电路/欠压锁定UVLO电路.docx
@@ -3196,7 +3196,7 @@
           <w:color w:val="555555"/>
           <w:sz w:val="21"/>
         </w:rPr>
-        <w:t>材料收集者：杜文杰，WX手机：19519196569，QQ:3478827729</w:t>
+        <w:t>材料收集者：杜文杰，微信/手机：19519196569，QQ:3478827729</w:t>
       </w:r>
     </w:p>
     <w:sectPr>
